--- a/files/week0/korean/Wk0_Syllabus.docx
+++ b/files/week0/korean/Wk0_Syllabus.docx
@@ -188,7 +188,7 @@
       <w:pPr>
         <w:spacing w:before="40" w:after="40"/>
         <w:rPr>
-          <w:rFonts w:ascii="Malgun Gothic" w:eastAsia="Malgun Gothic" w:hAnsi="Malgun Gothic" w:hint="eastAsia"/>
+          <w:rFonts w:ascii="Malgun Gothic" w:eastAsia="Malgun Gothic" w:hAnsi="Malgun Gothic"/>
           <w:lang w:eastAsia="ko-KR"/>
         </w:rPr>
       </w:pPr>
@@ -314,7 +314,21 @@
           <w:rFonts w:ascii="Malgun Gothic" w:eastAsia="Malgun Gothic" w:hAnsi="Malgun Gothic" w:hint="eastAsia"/>
           <w:lang w:eastAsia="ko-KR"/>
         </w:rPr>
-        <w:t xml:space="preserve"> 9608</w:t>
+        <w:t xml:space="preserve"> 9</w:t>
+      </w:r>
+      <w:r>
+        <w:rPr>
+          <w:rFonts w:ascii="Malgun Gothic" w:eastAsia="Malgun Gothic" w:hAnsi="Malgun Gothic"/>
+          <w:lang w:eastAsia="ko-KR"/>
+        </w:rPr>
+        <w:t>7</w:t>
+      </w:r>
+      <w:r>
+        <w:rPr>
+          <w:rFonts w:ascii="Malgun Gothic" w:eastAsia="Malgun Gothic" w:hAnsi="Malgun Gothic" w:hint="eastAsia"/>
+          <w:lang w:eastAsia="ko-KR"/>
+        </w:rPr>
+        <w:t>08</w:t>
       </w:r>
       <w:r>
         <w:rPr>
@@ -360,7 +374,7 @@
         <w:spacing w:before="0" w:beforeAutospacing="0" w:after="0" w:afterAutospacing="0" w:line="360" w:lineRule="auto"/>
         <w:textAlignment w:val="baseline"/>
         <w:rPr>
-          <w:rFonts w:ascii="Calibri" w:hAnsi="Calibri" w:cs="Calibri" w:hint="eastAsia"/>
+          <w:rFonts w:ascii="Calibri" w:hAnsi="Calibri" w:cs="Calibri"/>
           <w:sz w:val="22"/>
           <w:szCs w:val="22"/>
           <w:lang w:eastAsia="ko-KR"/>
@@ -1332,10 +1346,18 @@
             </w:pPr>
             <w:r>
               <w:rPr>
-                <w:rFonts w:ascii="Malgun Gothic" w:eastAsia="Malgun Gothic" w:hAnsi="Malgun Gothic"/>
-                <w:color w:val="000000"/>
-              </w:rPr>
-              <w:t>중간고사</w:t>
+                <w:rFonts w:ascii="Malgun Gothic" w:eastAsia="Malgun Gothic" w:hAnsi="Malgun Gothic" w:hint="eastAsia"/>
+                <w:color w:val="000000"/>
+                <w:lang w:eastAsia="ko-KR"/>
+              </w:rPr>
+              <w:t>중간/</w:t>
+            </w:r>
+            <w:r>
+              <w:rPr>
+                <w:rFonts w:ascii="Malgun Gothic" w:eastAsia="Malgun Gothic" w:hAnsi="Malgun Gothic"/>
+                <w:color w:val="000000"/>
+              </w:rPr>
+              <w:t>기말고사</w:t>
             </w:r>
           </w:p>
         </w:tc>
@@ -1366,10 +1388,11 @@
             </w:pPr>
             <w:r>
               <w:rPr>
-                <w:rFonts w:ascii="Malgun Gothic" w:eastAsia="Malgun Gothic" w:hAnsi="Malgun Gothic"/>
-                <w:color w:val="000000"/>
-              </w:rPr>
-              <w:t>3</w:t>
+                <w:rFonts w:ascii="Malgun Gothic" w:eastAsia="Malgun Gothic" w:hAnsi="Malgun Gothic" w:hint="eastAsia"/>
+                <w:color w:val="000000"/>
+                <w:lang w:eastAsia="ko-KR"/>
+              </w:rPr>
+              <w:t>6</w:t>
             </w:r>
             <w:r>
               <w:rPr>
@@ -1420,7 +1443,7 @@
                 <w:rFonts w:ascii="Malgun Gothic" w:eastAsia="Malgun Gothic" w:hAnsi="Malgun Gothic"/>
                 <w:color w:val="000000"/>
               </w:rPr>
-              <w:t>기말고사</w:t>
+              <w:t>과제</w:t>
             </w:r>
           </w:p>
         </w:tc>
@@ -1454,22 +1477,7 @@
                 <w:rFonts w:ascii="Malgun Gothic" w:eastAsia="Malgun Gothic" w:hAnsi="Malgun Gothic"/>
                 <w:color w:val="000000"/>
               </w:rPr>
-              <w:t>3</w:t>
-            </w:r>
-            <w:r>
-              <w:rPr>
-                <w:rFonts w:ascii="Malgun Gothic" w:eastAsia="Malgun Gothic" w:hAnsi="Malgun Gothic" w:hint="eastAsia"/>
-                <w:color w:val="000000"/>
-                <w:lang w:eastAsia="ko-KR"/>
-              </w:rPr>
-              <w:t>0</w:t>
-            </w:r>
-            <w:r>
-              <w:rPr>
-                <w:rFonts w:ascii="Malgun Gothic" w:eastAsia="Malgun Gothic" w:hAnsi="Malgun Gothic"/>
-                <w:color w:val="000000"/>
-              </w:rPr>
-              <w:t>%</w:t>
+              <w:t>20%</w:t>
             </w:r>
           </w:p>
         </w:tc>
@@ -1505,7 +1513,7 @@
                 <w:rFonts w:ascii="Malgun Gothic" w:eastAsia="Malgun Gothic" w:hAnsi="Malgun Gothic"/>
                 <w:color w:val="000000"/>
               </w:rPr>
-              <w:t>과제</w:t>
+              <w:t>출석 및 수업 참여</w:t>
             </w:r>
           </w:p>
         </w:tc>
@@ -1536,76 +1544,6 @@
             </w:pPr>
             <w:r>
               <w:rPr>
-                <w:rFonts w:ascii="Malgun Gothic" w:eastAsia="Malgun Gothic" w:hAnsi="Malgun Gothic"/>
-                <w:color w:val="000000"/>
-              </w:rPr>
-              <w:t>20%</w:t>
-            </w:r>
-          </w:p>
-        </w:tc>
-      </w:tr>
-      <w:tr>
-        <w:tc>
-          <w:tcPr>
-            <w:tcW w:w="4000" w:type="dxa"/>
-            <w:tcBorders>
-              <w:top w:val="single" w:sz="4" w:space="0" w:color="333333"/>
-              <w:left w:val="single" w:sz="4" w:space="0" w:color="333333"/>
-              <w:bottom w:val="single" w:sz="4" w:space="0" w:color="333333"/>
-              <w:right w:val="single" w:sz="4" w:space="0" w:color="333333"/>
-            </w:tcBorders>
-            <w:shd w:val="clear" w:color="auto" w:fill="FFFFFF"/>
-            <w:tcMar>
-              <w:top w:w="80" w:type="dxa"/>
-              <w:left w:w="120" w:type="dxa"/>
-              <w:bottom w:w="80" w:type="dxa"/>
-              <w:right w:w="120" w:type="dxa"/>
-            </w:tcMar>
-            <w:vAlign w:val="center"/>
-          </w:tcPr>
-          <w:p>
-            <w:pPr>
-              <w:jc w:val="center"/>
-              <w:rPr>
-                <w:rFonts w:ascii="Malgun Gothic" w:eastAsia="Malgun Gothic" w:hAnsi="Malgun Gothic"/>
-              </w:rPr>
-            </w:pPr>
-            <w:r>
-              <w:rPr>
-                <w:rFonts w:ascii="Malgun Gothic" w:eastAsia="Malgun Gothic" w:hAnsi="Malgun Gothic"/>
-                <w:color w:val="000000"/>
-              </w:rPr>
-              <w:t>출석 및 수업 참여</w:t>
-            </w:r>
-          </w:p>
-        </w:tc>
-        <w:tc>
-          <w:tcPr>
-            <w:tcW w:w="2000" w:type="dxa"/>
-            <w:tcBorders>
-              <w:top w:val="single" w:sz="4" w:space="0" w:color="333333"/>
-              <w:left w:val="single" w:sz="4" w:space="0" w:color="333333"/>
-              <w:bottom w:val="single" w:sz="4" w:space="0" w:color="333333"/>
-              <w:right w:val="single" w:sz="4" w:space="0" w:color="333333"/>
-            </w:tcBorders>
-            <w:shd w:val="clear" w:color="auto" w:fill="FFFFFF"/>
-            <w:tcMar>
-              <w:top w:w="80" w:type="dxa"/>
-              <w:left w:w="120" w:type="dxa"/>
-              <w:bottom w:w="80" w:type="dxa"/>
-              <w:right w:w="120" w:type="dxa"/>
-            </w:tcMar>
-            <w:vAlign w:val="center"/>
-          </w:tcPr>
-          <w:p>
-            <w:pPr>
-              <w:jc w:val="center"/>
-              <w:rPr>
-                <w:rFonts w:ascii="Malgun Gothic" w:eastAsia="Malgun Gothic" w:hAnsi="Malgun Gothic"/>
-              </w:rPr>
-            </w:pPr>
-            <w:r>
-              <w:rPr>
                 <w:rFonts w:ascii="Malgun Gothic" w:eastAsia="Malgun Gothic" w:hAnsi="Malgun Gothic" w:hint="eastAsia"/>
                 <w:color w:val="000000"/>
                 <w:lang w:eastAsia="ko-KR"/>
@@ -1726,6 +1664,7 @@
           <w:szCs w:val="26"/>
           <w:lang w:eastAsia="ko-KR"/>
         </w:rPr>
+        <w:lastRenderedPageBreak/>
         <w:t>성적 평가 기준</w:t>
       </w:r>
       <w:r>
@@ -2268,7 +2207,7 @@
       </w:r>
       <w:r>
         <w:rPr>
-          <w:rFonts w:ascii="Malgun Gothic" w:eastAsia="Malgun Gothic" w:hAnsi="Malgun Gothic"/>
+          <w:rFonts w:ascii="Malgun Gothic" w:eastAsia="Malgun Gothic" w:hAnsi="Malgun Gothic" w:hint="eastAsia"/>
           <w:b/>
           <w:bCs/>
           <w:color w:val="000000"/>
@@ -2276,7 +2215,7 @@
           <w:szCs w:val="21"/>
           <w:lang w:eastAsia="ko-KR"/>
         </w:rPr>
-        <w:t>7</w:t>
+        <w:t>8</w:t>
       </w:r>
       <w:r>
         <w:rPr>
@@ -2292,7 +2231,7 @@
       </w:r>
       <w:r>
         <w:rPr>
-          <w:rFonts w:ascii="Malgun Gothic" w:eastAsia="Malgun Gothic" w:hAnsi="Malgun Gothic"/>
+          <w:rFonts w:ascii="Malgun Gothic" w:eastAsia="Malgun Gothic" w:hAnsi="Malgun Gothic" w:hint="eastAsia"/>
           <w:b/>
           <w:bCs/>
           <w:color w:val="000000"/>
@@ -2300,7 +2239,7 @@
           <w:szCs w:val="21"/>
           <w:lang w:eastAsia="ko-KR"/>
         </w:rPr>
-        <w:t>11</w:t>
+        <w:t>4</w:t>
       </w:r>
       <w:r>
         <w:rPr>
@@ -2312,7 +2251,31 @@
           <w:szCs w:val="21"/>
           <w:lang w:eastAsia="ko-KR"/>
         </w:rPr>
-        <w:t>일 최종 업데이트)</w:t>
+        <w:t>일</w:t>
+      </w:r>
+      <w:r>
+        <w:rPr>
+          <w:rFonts w:ascii="Malgun Gothic" w:eastAsia="Malgun Gothic" w:hAnsi="Malgun Gothic" w:hint="eastAsia"/>
+          <w:b/>
+          <w:bCs/>
+          <w:color w:val="000000"/>
+          <w:sz w:val="21"/>
+          <w:szCs w:val="21"/>
+          <w:lang w:eastAsia="ko-KR"/>
+        </w:rPr>
+        <w:t xml:space="preserve"> </w:t>
+      </w:r>
+      <w:r>
+        <w:rPr>
+          <w:rFonts w:ascii="Malgun Gothic" w:eastAsia="Malgun Gothic" w:hAnsi="Malgun Gothic"/>
+          <w:b/>
+          <w:bCs/>
+          <w:color w:val="000000"/>
+          <w:sz w:val="21"/>
+          <w:szCs w:val="21"/>
+          <w:lang w:eastAsia="ko-KR"/>
+        </w:rPr>
+        <w:t>업데이트)</w:t>
       </w:r>
     </w:p>
     <w:p>
@@ -3495,144 +3458,7 @@
                 <w:szCs w:val="21"/>
                 <w:lang w:eastAsia="ko-KR"/>
               </w:rPr>
-              <w:t>Ch 4 – 현금흐름 보고 및 분석</w:t>
-            </w:r>
-            <w:r>
-              <w:rPr>
-                <w:rFonts w:ascii="Malgun Gothic" w:eastAsia="Malgun Gothic" w:hAnsi="Malgun Gothic" w:hint="eastAsia"/>
-                <w:color w:val="000000"/>
-                <w:sz w:val="21"/>
-                <w:szCs w:val="21"/>
-                <w:lang w:eastAsia="ko-KR"/>
-              </w:rPr>
-              <w:t xml:space="preserve"> &amp;</w:t>
-            </w:r>
-          </w:p>
-          <w:p>
-            <w:pPr>
-              <w:rPr>
-                <w:rFonts w:ascii="Malgun Gothic" w:eastAsia="Malgun Gothic" w:hAnsi="Malgun Gothic"/>
-                <w:color w:val="000000"/>
-                <w:sz w:val="21"/>
-                <w:szCs w:val="21"/>
-                <w:lang w:eastAsia="ko-KR"/>
-              </w:rPr>
-            </w:pPr>
-            <w:r>
-              <w:rPr>
-                <w:rFonts w:ascii="Malgun Gothic" w:eastAsia="Malgun Gothic" w:hAnsi="Malgun Gothic" w:hint="eastAsia"/>
-                <w:color w:val="000000"/>
-                <w:sz w:val="21"/>
-                <w:szCs w:val="21"/>
-                <w:lang w:eastAsia="ko-KR"/>
-              </w:rPr>
-              <w:t xml:space="preserve">Special Topic </w:t>
-            </w:r>
-            <w:r>
-              <w:rPr>
-                <w:rFonts w:ascii="Malgun Gothic" w:eastAsia="Malgun Gothic" w:hAnsi="Malgun Gothic"/>
-                <w:color w:val="000000"/>
-                <w:sz w:val="21"/>
-                <w:szCs w:val="21"/>
-                <w:lang w:eastAsia="ko-KR"/>
-              </w:rPr>
-              <w:t>–</w:t>
-            </w:r>
-            <w:r>
-              <w:rPr>
-                <w:rFonts w:ascii="Malgun Gothic" w:eastAsia="Malgun Gothic" w:hAnsi="Malgun Gothic" w:hint="eastAsia"/>
-                <w:color w:val="000000"/>
-                <w:sz w:val="21"/>
-                <w:szCs w:val="21"/>
-                <w:lang w:eastAsia="ko-KR"/>
-              </w:rPr>
-              <w:t xml:space="preserve"> </w:t>
-            </w:r>
-            <w:r>
-              <w:rPr>
-                <w:rFonts w:ascii="Malgun Gothic" w:eastAsia="Malgun Gothic" w:hAnsi="Malgun Gothic" w:hint="eastAsia"/>
-                <w:color w:val="000000"/>
-                <w:sz w:val="21"/>
-                <w:szCs w:val="21"/>
-                <w:lang w:eastAsia="ko-KR"/>
-              </w:rPr>
-              <w:t xml:space="preserve">기업평가 </w:t>
-            </w:r>
-            <w:proofErr w:type="gramStart"/>
-            <w:r>
-              <w:rPr>
-                <w:rFonts w:ascii="Malgun Gothic" w:eastAsia="Malgun Gothic" w:hAnsi="Malgun Gothic" w:hint="eastAsia"/>
-                <w:color w:val="000000"/>
-                <w:sz w:val="21"/>
-                <w:szCs w:val="21"/>
-                <w:lang w:eastAsia="ko-KR"/>
-              </w:rPr>
-              <w:t>기초 /</w:t>
-            </w:r>
-            <w:proofErr w:type="gramEnd"/>
-            <w:r>
-              <w:rPr>
-                <w:rFonts w:ascii="Malgun Gothic" w:eastAsia="Malgun Gothic" w:hAnsi="Malgun Gothic" w:hint="eastAsia"/>
-                <w:color w:val="000000"/>
-                <w:sz w:val="21"/>
-                <w:szCs w:val="21"/>
-                <w:lang w:eastAsia="ko-KR"/>
-              </w:rPr>
-              <w:t xml:space="preserve"> PE </w:t>
-            </w:r>
-            <w:proofErr w:type="gramStart"/>
-            <w:r>
-              <w:rPr>
-                <w:rFonts w:ascii="Malgun Gothic" w:eastAsia="Malgun Gothic" w:hAnsi="Malgun Gothic" w:hint="eastAsia"/>
-                <w:color w:val="000000"/>
-                <w:sz w:val="21"/>
-                <w:szCs w:val="21"/>
-                <w:lang w:eastAsia="ko-KR"/>
-              </w:rPr>
-              <w:t>ratio</w:t>
-            </w:r>
-            <w:r>
-              <w:rPr>
-                <w:rFonts w:ascii="Malgun Gothic" w:eastAsia="Malgun Gothic" w:hAnsi="Malgun Gothic" w:hint="eastAsia"/>
-                <w:color w:val="000000"/>
-                <w:sz w:val="21"/>
-                <w:szCs w:val="21"/>
-                <w:lang w:eastAsia="ko-KR"/>
-              </w:rPr>
-              <w:t xml:space="preserve"> </w:t>
-            </w:r>
-            <w:r>
-              <w:rPr>
-                <w:rFonts w:ascii="Malgun Gothic" w:eastAsia="Malgun Gothic" w:hAnsi="Malgun Gothic"/>
-                <w:color w:val="000000"/>
-                <w:sz w:val="21"/>
-                <w:szCs w:val="21"/>
-                <w:lang w:eastAsia="ko-KR"/>
-              </w:rPr>
-              <w:t xml:space="preserve"> (</w:t>
-            </w:r>
-            <w:proofErr w:type="gramEnd"/>
-            <w:r>
-              <w:rPr>
-                <w:rFonts w:ascii="Malgun Gothic" w:eastAsia="Malgun Gothic" w:hAnsi="Malgun Gothic"/>
-                <w:b/>
-                <w:bCs/>
-                <w:color w:val="000000"/>
-                <w:sz w:val="21"/>
-                <w:szCs w:val="21"/>
-                <w:lang w:eastAsia="ko-KR"/>
-              </w:rPr>
-              <w:t>SK Hynix vs. Nvidia</w:t>
-            </w:r>
-            <w:r>
-              <w:rPr>
-                <w:rFonts w:ascii="Malgun Gothic" w:eastAsia="Malgun Gothic" w:hAnsi="Malgun Gothic"/>
-                <w:color w:val="000000"/>
-                <w:sz w:val="21"/>
-                <w:szCs w:val="21"/>
-                <w:lang w:eastAsia="ko-KR"/>
-              </w:rPr>
-              <w:t>)</w:t>
+              <w:t>Ch 6 – 수익, 매출채권 및 영업이익 보고 및 분석</w:t>
             </w:r>
           </w:p>
         </w:tc>
@@ -3693,8 +3519,10 @@
               <w:jc w:val="center"/>
               <w:rPr>
                 <w:rFonts w:ascii="Malgun Gothic" w:eastAsia="Malgun Gothic" w:hAnsi="Malgun Gothic"/>
-                <w:sz w:val="21"/>
-                <w:szCs w:val="21"/>
+                <w:color w:val="000000"/>
+                <w:sz w:val="21"/>
+                <w:szCs w:val="21"/>
+                <w:lang w:eastAsia="ko-KR"/>
               </w:rPr>
             </w:pPr>
             <w:r>
@@ -3731,8 +3559,10 @@
               <w:jc w:val="center"/>
               <w:rPr>
                 <w:rFonts w:ascii="Malgun Gothic" w:eastAsia="Malgun Gothic" w:hAnsi="Malgun Gothic"/>
-                <w:sz w:val="21"/>
-                <w:szCs w:val="21"/>
+                <w:color w:val="000000"/>
+                <w:sz w:val="21"/>
+                <w:szCs w:val="21"/>
+                <w:lang w:eastAsia="ko-KR"/>
               </w:rPr>
             </w:pPr>
             <w:r>
@@ -3768,20 +3598,31 @@
             <w:pPr>
               <w:rPr>
                 <w:rFonts w:ascii="Malgun Gothic" w:eastAsia="Malgun Gothic" w:hAnsi="Malgun Gothic"/>
-                <w:sz w:val="21"/>
-                <w:szCs w:val="21"/>
-                <w:lang w:eastAsia="ko-KR"/>
-              </w:rPr>
-            </w:pPr>
-            <w:r>
-              <w:rPr>
-                <w:rFonts w:ascii="Malgun Gothic" w:eastAsia="Malgun Gothic" w:hAnsi="Malgun Gothic"/>
-                <w:color w:val="000000"/>
-                <w:sz w:val="21"/>
-                <w:szCs w:val="21"/>
-                <w:lang w:eastAsia="ko-KR"/>
-              </w:rPr>
-              <w:t>Ch 6 – 수익, 매출채권 및 영업이익 보고 및 분석</w:t>
+                <w:color w:val="000000"/>
+                <w:sz w:val="21"/>
+                <w:szCs w:val="21"/>
+                <w:lang w:eastAsia="ko-KR"/>
+              </w:rPr>
+            </w:pPr>
+            <w:r>
+              <w:rPr>
+                <w:rFonts w:ascii="Malgun Gothic" w:eastAsia="Malgun Gothic" w:hAnsi="Malgun Gothic"/>
+                <w:color w:val="000000"/>
+                <w:sz w:val="21"/>
+                <w:szCs w:val="21"/>
+                <w:lang w:eastAsia="ko-KR"/>
+              </w:rPr>
+              <w:t>Ch 4 – 현금흐름 보고 및 분석</w:t>
+            </w:r>
+            <w:r>
+              <w:rPr>
+                <w:rFonts w:ascii="Malgun Gothic" w:eastAsia="Malgun Gothic" w:hAnsi="Malgun Gothic" w:hint="eastAsia"/>
+                <w:color w:val="000000"/>
+                <w:sz w:val="21"/>
+                <w:szCs w:val="21"/>
+                <w:lang w:eastAsia="ko-KR"/>
+              </w:rPr>
+              <w:t xml:space="preserve"> </w:t>
             </w:r>
           </w:p>
         </w:tc>
@@ -3842,6 +3683,7 @@
               <w:jc w:val="center"/>
               <w:rPr>
                 <w:rFonts w:ascii="Malgun Gothic" w:eastAsia="Malgun Gothic" w:hAnsi="Malgun Gothic"/>
+                <w:color w:val="000000"/>
                 <w:sz w:val="21"/>
                 <w:szCs w:val="21"/>
               </w:rPr>
@@ -3880,6 +3722,7 @@
               <w:jc w:val="center"/>
               <w:rPr>
                 <w:rFonts w:ascii="Malgun Gothic" w:eastAsia="Malgun Gothic" w:hAnsi="Malgun Gothic"/>
+                <w:color w:val="000000"/>
                 <w:sz w:val="21"/>
                 <w:szCs w:val="21"/>
               </w:rPr>
@@ -3917,20 +3760,93 @@
             <w:pPr>
               <w:rPr>
                 <w:rFonts w:ascii="Malgun Gothic" w:eastAsia="Malgun Gothic" w:hAnsi="Malgun Gothic"/>
-                <w:sz w:val="21"/>
-                <w:szCs w:val="21"/>
-                <w:lang w:eastAsia="ko-KR"/>
-              </w:rPr>
-            </w:pPr>
-            <w:r>
-              <w:rPr>
-                <w:rFonts w:ascii="Malgun Gothic" w:eastAsia="Malgun Gothic" w:hAnsi="Malgun Gothic"/>
-                <w:color w:val="000000"/>
-                <w:sz w:val="21"/>
-                <w:szCs w:val="21"/>
-                <w:lang w:eastAsia="ko-KR"/>
-              </w:rPr>
-              <w:t>Ch 7 – 재고자산 보고 및 분석</w:t>
+                <w:color w:val="000000"/>
+                <w:sz w:val="21"/>
+                <w:szCs w:val="21"/>
+                <w:lang w:eastAsia="ko-KR"/>
+              </w:rPr>
+            </w:pPr>
+            <w:r>
+              <w:rPr>
+                <w:rFonts w:ascii="Malgun Gothic" w:eastAsia="Malgun Gothic" w:hAnsi="Malgun Gothic" w:hint="eastAsia"/>
+                <w:color w:val="000000"/>
+                <w:sz w:val="21"/>
+                <w:szCs w:val="21"/>
+                <w:lang w:eastAsia="ko-KR"/>
+              </w:rPr>
+              <w:t xml:space="preserve">Special Topic </w:t>
+            </w:r>
+            <w:r>
+              <w:rPr>
+                <w:rFonts w:ascii="Malgun Gothic" w:eastAsia="Malgun Gothic" w:hAnsi="Malgun Gothic"/>
+                <w:color w:val="000000"/>
+                <w:sz w:val="21"/>
+                <w:szCs w:val="21"/>
+                <w:lang w:eastAsia="ko-KR"/>
+              </w:rPr>
+              <w:t>–</w:t>
+            </w:r>
+            <w:r>
+              <w:rPr>
+                <w:rFonts w:ascii="Malgun Gothic" w:eastAsia="Malgun Gothic" w:hAnsi="Malgun Gothic" w:hint="eastAsia"/>
+                <w:color w:val="000000"/>
+                <w:sz w:val="21"/>
+                <w:szCs w:val="21"/>
+                <w:lang w:eastAsia="ko-KR"/>
+              </w:rPr>
+              <w:t xml:space="preserve"> </w:t>
+            </w:r>
+            <w:r>
+              <w:rPr>
+                <w:rFonts w:ascii="Malgun Gothic" w:eastAsia="Malgun Gothic" w:hAnsi="Malgun Gothic" w:hint="eastAsia"/>
+                <w:color w:val="000000"/>
+                <w:sz w:val="21"/>
+                <w:szCs w:val="21"/>
+                <w:lang w:eastAsia="ko-KR"/>
+              </w:rPr>
+              <w:t xml:space="preserve">기업평가 </w:t>
+            </w:r>
+            <w:proofErr w:type="gramStart"/>
+            <w:r>
+              <w:rPr>
+                <w:rFonts w:ascii="Malgun Gothic" w:eastAsia="Malgun Gothic" w:hAnsi="Malgun Gothic" w:hint="eastAsia"/>
+                <w:color w:val="000000"/>
+                <w:sz w:val="21"/>
+                <w:szCs w:val="21"/>
+                <w:lang w:eastAsia="ko-KR"/>
+              </w:rPr>
+              <w:t>기초 /</w:t>
+            </w:r>
+            <w:proofErr w:type="gramEnd"/>
+            <w:r>
+              <w:rPr>
+                <w:rFonts w:ascii="Malgun Gothic" w:eastAsia="Malgun Gothic" w:hAnsi="Malgun Gothic" w:hint="eastAsia"/>
+                <w:color w:val="000000"/>
+                <w:sz w:val="21"/>
+                <w:szCs w:val="21"/>
+                <w:lang w:eastAsia="ko-KR"/>
+              </w:rPr>
+              <w:t xml:space="preserve"> PE ratio</w:t>
+            </w:r>
+            <w:r>
+              <w:rPr>
+                <w:rFonts w:ascii="Malgun Gothic" w:eastAsia="Malgun Gothic" w:hAnsi="Malgun Gothic" w:hint="eastAsia"/>
+                <w:color w:val="000000"/>
+                <w:sz w:val="21"/>
+                <w:szCs w:val="21"/>
+                <w:lang w:eastAsia="ko-KR"/>
+              </w:rPr>
+              <w:t xml:space="preserve"> </w:t>
+            </w:r>
+            <w:r>
+              <w:rPr>
+                <w:rFonts w:ascii="Malgun Gothic" w:eastAsia="Malgun Gothic" w:hAnsi="Malgun Gothic"/>
+                <w:color w:val="000000"/>
+                <w:sz w:val="21"/>
+                <w:szCs w:val="21"/>
+                <w:lang w:eastAsia="ko-KR"/>
+              </w:rPr>
+              <w:t xml:space="preserve"> </w:t>
             </w:r>
           </w:p>
         </w:tc>
@@ -3977,6 +3893,1050 @@
               <w:bottom w:val="single" w:sz="4" w:space="0" w:color="333333"/>
               <w:right w:val="single" w:sz="4" w:space="0" w:color="333333"/>
             </w:tcBorders>
+            <w:shd w:val="clear" w:color="auto" w:fill="E8E8E8" w:themeFill="background2"/>
+            <w:tcMar>
+              <w:top w:w="80" w:type="dxa"/>
+              <w:left w:w="120" w:type="dxa"/>
+              <w:bottom w:w="80" w:type="dxa"/>
+              <w:right w:w="120" w:type="dxa"/>
+            </w:tcMar>
+            <w:vAlign w:val="center"/>
+          </w:tcPr>
+          <w:p>
+            <w:pPr>
+              <w:jc w:val="center"/>
+              <w:rPr>
+                <w:rFonts w:ascii="Malgun Gothic" w:eastAsia="Malgun Gothic" w:hAnsi="Malgun Gothic"/>
+                <w:sz w:val="21"/>
+                <w:szCs w:val="21"/>
+                <w:lang w:eastAsia="ko-KR"/>
+              </w:rPr>
+            </w:pPr>
+            <w:r>
+              <w:rPr>
+                <w:rFonts w:ascii="Malgun Gothic" w:eastAsia="Malgun Gothic" w:hAnsi="Malgun Gothic"/>
+                <w:sz w:val="21"/>
+                <w:szCs w:val="21"/>
+              </w:rPr>
+              <w:t>9</w:t>
+            </w:r>
+          </w:p>
+        </w:tc>
+        <w:tc>
+          <w:tcPr>
+            <w:tcW w:w="1100" w:type="dxa"/>
+            <w:tcBorders>
+              <w:top w:val="single" w:sz="4" w:space="0" w:color="333333"/>
+              <w:left w:val="single" w:sz="4" w:space="0" w:color="333333"/>
+              <w:bottom w:val="single" w:sz="4" w:space="0" w:color="333333"/>
+              <w:right w:val="single" w:sz="4" w:space="0" w:color="333333"/>
+            </w:tcBorders>
+            <w:shd w:val="clear" w:color="auto" w:fill="FFFFFF" w:themeFill="background1"/>
+            <w:tcMar>
+              <w:top w:w="80" w:type="dxa"/>
+              <w:left w:w="120" w:type="dxa"/>
+              <w:bottom w:w="80" w:type="dxa"/>
+              <w:right w:w="120" w:type="dxa"/>
+            </w:tcMar>
+            <w:vAlign w:val="center"/>
+          </w:tcPr>
+          <w:p>
+            <w:pPr>
+              <w:jc w:val="center"/>
+              <w:rPr>
+                <w:rFonts w:ascii="Malgun Gothic" w:eastAsia="Malgun Gothic" w:hAnsi="Malgun Gothic"/>
+                <w:sz w:val="21"/>
+                <w:szCs w:val="21"/>
+              </w:rPr>
+            </w:pPr>
+            <w:r>
+              <w:rPr>
+                <w:rFonts w:ascii="Malgun Gothic" w:eastAsia="Malgun Gothic" w:hAnsi="Malgun Gothic"/>
+                <w:color w:val="000000"/>
+                <w:sz w:val="21"/>
+                <w:szCs w:val="21"/>
+              </w:rPr>
+              <w:t>8/11 (화)</w:t>
+            </w:r>
+          </w:p>
+        </w:tc>
+        <w:tc>
+          <w:tcPr>
+            <w:tcW w:w="5900" w:type="dxa"/>
+            <w:tcBorders>
+              <w:top w:val="single" w:sz="4" w:space="0" w:color="333333"/>
+              <w:left w:val="single" w:sz="4" w:space="0" w:color="333333"/>
+              <w:bottom w:val="single" w:sz="4" w:space="0" w:color="333333"/>
+              <w:right w:val="single" w:sz="4" w:space="0" w:color="333333"/>
+            </w:tcBorders>
+            <w:shd w:val="clear" w:color="auto" w:fill="E8E8E8" w:themeFill="background2"/>
+            <w:tcMar>
+              <w:top w:w="80" w:type="dxa"/>
+              <w:left w:w="120" w:type="dxa"/>
+              <w:bottom w:w="80" w:type="dxa"/>
+              <w:right w:w="120" w:type="dxa"/>
+            </w:tcMar>
+            <w:vAlign w:val="center"/>
+          </w:tcPr>
+          <w:p>
+            <w:pPr>
+              <w:rPr>
+                <w:rFonts w:ascii="Malgun Gothic" w:eastAsia="Malgun Gothic" w:hAnsi="Malgun Gothic"/>
+                <w:sz w:val="21"/>
+                <w:szCs w:val="21"/>
+                <w:lang w:eastAsia="ko-KR"/>
+              </w:rPr>
+            </w:pPr>
+            <w:r>
+              <w:rPr>
+                <w:rFonts w:ascii="Malgun Gothic" w:eastAsia="Malgun Gothic" w:hAnsi="Malgun Gothic"/>
+                <w:color w:val="000000"/>
+                <w:sz w:val="21"/>
+                <w:szCs w:val="21"/>
+                <w:lang w:eastAsia="ko-KR"/>
+              </w:rPr>
+              <w:t>Ch 7 – 재고자산 보고 및 분석</w:t>
+            </w:r>
+          </w:p>
+        </w:tc>
+        <w:tc>
+          <w:tcPr>
+            <w:tcW w:w="1460" w:type="dxa"/>
+            <w:tcBorders>
+              <w:top w:val="single" w:sz="4" w:space="0" w:color="333333"/>
+              <w:left w:val="single" w:sz="4" w:space="0" w:color="333333"/>
+              <w:bottom w:val="single" w:sz="4" w:space="0" w:color="333333"/>
+              <w:right w:val="single" w:sz="4" w:space="0" w:color="333333"/>
+            </w:tcBorders>
+            <w:shd w:val="clear" w:color="auto" w:fill="FFFFFF" w:themeFill="background1"/>
+            <w:tcMar>
+              <w:top w:w="80" w:type="dxa"/>
+              <w:left w:w="120" w:type="dxa"/>
+              <w:bottom w:w="80" w:type="dxa"/>
+              <w:right w:w="120" w:type="dxa"/>
+            </w:tcMar>
+            <w:vAlign w:val="center"/>
+          </w:tcPr>
+          <w:p>
+            <w:pPr>
+              <w:rPr>
+                <w:rFonts w:ascii="Malgun Gothic" w:eastAsia="Malgun Gothic" w:hAnsi="Malgun Gothic"/>
+                <w:color w:val="000000"/>
+                <w:sz w:val="21"/>
+                <w:szCs w:val="21"/>
+                <w:lang w:eastAsia="ko-KR"/>
+              </w:rPr>
+            </w:pPr>
+            <w:r>
+              <w:rPr>
+                <w:rFonts w:ascii="Malgun Gothic" w:eastAsia="Malgun Gothic" w:hAnsi="Malgun Gothic"/>
+                <w:color w:val="000000"/>
+                <w:sz w:val="21"/>
+                <w:szCs w:val="21"/>
+              </w:rPr>
+              <w:t xml:space="preserve">Ch </w:t>
+            </w:r>
+            <w:r>
+              <w:rPr>
+                <w:rFonts w:ascii="Malgun Gothic" w:eastAsia="Malgun Gothic" w:hAnsi="Malgun Gothic" w:hint="eastAsia"/>
+                <w:color w:val="000000"/>
+                <w:sz w:val="21"/>
+                <w:szCs w:val="21"/>
+                <w:lang w:eastAsia="ko-KR"/>
+              </w:rPr>
+              <w:t>3</w:t>
+            </w:r>
+            <w:r>
+              <w:rPr>
+                <w:rFonts w:ascii="Malgun Gothic" w:eastAsia="Malgun Gothic" w:hAnsi="Malgun Gothic"/>
+                <w:color w:val="000000"/>
+                <w:sz w:val="21"/>
+                <w:szCs w:val="21"/>
+                <w:lang w:eastAsia="ko-KR"/>
+              </w:rPr>
+              <w:t xml:space="preserve"> &amp; 4</w:t>
+            </w:r>
+            <w:r>
+              <w:rPr>
+                <w:rFonts w:ascii="Malgun Gothic" w:eastAsia="Malgun Gothic" w:hAnsi="Malgun Gothic" w:hint="eastAsia"/>
+                <w:color w:val="000000"/>
+                <w:sz w:val="21"/>
+                <w:szCs w:val="21"/>
+                <w:lang w:eastAsia="ko-KR"/>
+              </w:rPr>
+              <w:t xml:space="preserve"> </w:t>
+            </w:r>
+          </w:p>
+        </w:tc>
+      </w:tr>
+      <w:tr>
+        <w:trPr>
+          <w:jc w:val="center"/>
+        </w:trPr>
+        <w:tc>
+          <w:tcPr>
+            <w:tcW w:w="900" w:type="dxa"/>
+            <w:tcBorders>
+              <w:top w:val="single" w:sz="4" w:space="0" w:color="333333"/>
+              <w:left w:val="single" w:sz="4" w:space="0" w:color="333333"/>
+              <w:bottom w:val="single" w:sz="4" w:space="0" w:color="333333"/>
+              <w:right w:val="single" w:sz="4" w:space="0" w:color="333333"/>
+            </w:tcBorders>
+            <w:shd w:val="clear" w:color="auto" w:fill="F5F5F5"/>
+            <w:tcMar>
+              <w:top w:w="80" w:type="dxa"/>
+              <w:left w:w="120" w:type="dxa"/>
+              <w:bottom w:w="80" w:type="dxa"/>
+              <w:right w:w="120" w:type="dxa"/>
+            </w:tcMar>
+            <w:vAlign w:val="center"/>
+          </w:tcPr>
+          <w:p>
+            <w:pPr>
+              <w:jc w:val="center"/>
+              <w:rPr>
+                <w:rFonts w:ascii="Malgun Gothic" w:eastAsia="Malgun Gothic" w:hAnsi="Malgun Gothic"/>
+                <w:sz w:val="21"/>
+                <w:szCs w:val="21"/>
+              </w:rPr>
+            </w:pPr>
+            <w:r>
+              <w:rPr>
+                <w:rFonts w:ascii="Malgun Gothic" w:eastAsia="Malgun Gothic" w:hAnsi="Malgun Gothic"/>
+                <w:color w:val="000000"/>
+                <w:sz w:val="21"/>
+                <w:szCs w:val="21"/>
+              </w:rPr>
+              <w:t>1</w:t>
+            </w:r>
+            <w:r>
+              <w:rPr>
+                <w:rFonts w:ascii="Malgun Gothic" w:eastAsia="Malgun Gothic" w:hAnsi="Malgun Gothic"/>
+                <w:color w:val="000000"/>
+                <w:sz w:val="21"/>
+                <w:szCs w:val="21"/>
+              </w:rPr>
+              <w:t>0</w:t>
+            </w:r>
+          </w:p>
+        </w:tc>
+        <w:tc>
+          <w:tcPr>
+            <w:tcW w:w="1100" w:type="dxa"/>
+            <w:tcBorders>
+              <w:top w:val="single" w:sz="4" w:space="0" w:color="333333"/>
+              <w:left w:val="single" w:sz="4" w:space="0" w:color="333333"/>
+              <w:bottom w:val="single" w:sz="4" w:space="0" w:color="333333"/>
+              <w:right w:val="single" w:sz="4" w:space="0" w:color="333333"/>
+            </w:tcBorders>
+            <w:shd w:val="clear" w:color="auto" w:fill="FFFFFF"/>
+            <w:tcMar>
+              <w:top w:w="80" w:type="dxa"/>
+              <w:left w:w="120" w:type="dxa"/>
+              <w:bottom w:w="80" w:type="dxa"/>
+              <w:right w:w="120" w:type="dxa"/>
+            </w:tcMar>
+            <w:vAlign w:val="center"/>
+          </w:tcPr>
+          <w:p>
+            <w:pPr>
+              <w:jc w:val="center"/>
+              <w:rPr>
+                <w:rFonts w:ascii="Malgun Gothic" w:eastAsia="Malgun Gothic" w:hAnsi="Malgun Gothic"/>
+                <w:sz w:val="21"/>
+                <w:szCs w:val="21"/>
+              </w:rPr>
+            </w:pPr>
+            <w:r>
+              <w:rPr>
+                <w:rFonts w:ascii="Malgun Gothic" w:eastAsia="Malgun Gothic" w:hAnsi="Malgun Gothic"/>
+                <w:color w:val="000000"/>
+                <w:sz w:val="21"/>
+                <w:szCs w:val="21"/>
+              </w:rPr>
+              <w:t>8/13 (목)</w:t>
+            </w:r>
+          </w:p>
+        </w:tc>
+        <w:tc>
+          <w:tcPr>
+            <w:tcW w:w="5900" w:type="dxa"/>
+            <w:tcBorders>
+              <w:top w:val="single" w:sz="4" w:space="0" w:color="333333"/>
+              <w:left w:val="single" w:sz="4" w:space="0" w:color="333333"/>
+              <w:bottom w:val="single" w:sz="4" w:space="0" w:color="333333"/>
+              <w:right w:val="single" w:sz="4" w:space="0" w:color="333333"/>
+            </w:tcBorders>
+            <w:shd w:val="clear" w:color="auto" w:fill="F5F5F5"/>
+            <w:tcMar>
+              <w:top w:w="80" w:type="dxa"/>
+              <w:left w:w="120" w:type="dxa"/>
+              <w:bottom w:w="80" w:type="dxa"/>
+              <w:right w:w="120" w:type="dxa"/>
+            </w:tcMar>
+            <w:vAlign w:val="center"/>
+          </w:tcPr>
+          <w:p>
+            <w:pPr>
+              <w:rPr>
+                <w:rFonts w:ascii="Malgun Gothic" w:eastAsia="Malgun Gothic" w:hAnsi="Malgun Gothic"/>
+                <w:sz w:val="21"/>
+                <w:szCs w:val="21"/>
+                <w:lang w:eastAsia="ko-KR"/>
+              </w:rPr>
+            </w:pPr>
+            <w:r>
+              <w:rPr>
+                <w:rFonts w:ascii="Malgun Gothic" w:eastAsia="Malgun Gothic" w:hAnsi="Malgun Gothic"/>
+                <w:color w:val="000000"/>
+                <w:sz w:val="21"/>
+                <w:szCs w:val="21"/>
+                <w:lang w:eastAsia="ko-KR"/>
+              </w:rPr>
+              <w:t>Ch 5 – 재무제표 분석 및 해석</w:t>
+            </w:r>
+          </w:p>
+        </w:tc>
+        <w:tc>
+          <w:tcPr>
+            <w:tcW w:w="1460" w:type="dxa"/>
+            <w:tcBorders>
+              <w:top w:val="single" w:sz="4" w:space="0" w:color="333333"/>
+              <w:left w:val="single" w:sz="4" w:space="0" w:color="333333"/>
+              <w:bottom w:val="single" w:sz="4" w:space="0" w:color="333333"/>
+              <w:right w:val="single" w:sz="4" w:space="0" w:color="333333"/>
+            </w:tcBorders>
+            <w:shd w:val="clear" w:color="auto" w:fill="FFFFFF"/>
+            <w:tcMar>
+              <w:top w:w="80" w:type="dxa"/>
+              <w:left w:w="120" w:type="dxa"/>
+              <w:bottom w:w="80" w:type="dxa"/>
+              <w:right w:w="120" w:type="dxa"/>
+            </w:tcMar>
+            <w:vAlign w:val="center"/>
+          </w:tcPr>
+          <w:p>
+            <w:pPr>
+              <w:rPr>
+                <w:rFonts w:ascii="Malgun Gothic" w:eastAsia="Malgun Gothic" w:hAnsi="Malgun Gothic"/>
+                <w:sz w:val="21"/>
+                <w:szCs w:val="21"/>
+                <w:lang w:eastAsia="ko-KR"/>
+              </w:rPr>
+            </w:pPr>
+          </w:p>
+        </w:tc>
+      </w:tr>
+      <w:tr>
+        <w:trPr>
+          <w:jc w:val="center"/>
+        </w:trPr>
+        <w:tc>
+          <w:tcPr>
+            <w:tcW w:w="900" w:type="dxa"/>
+            <w:tcBorders>
+              <w:top w:val="single" w:sz="4" w:space="0" w:color="333333"/>
+              <w:left w:val="single" w:sz="4" w:space="0" w:color="333333"/>
+              <w:bottom w:val="single" w:sz="4" w:space="0" w:color="333333"/>
+              <w:right w:val="single" w:sz="4" w:space="0" w:color="333333"/>
+            </w:tcBorders>
+            <w:shd w:val="clear" w:color="auto" w:fill="F5F5F5"/>
+            <w:tcMar>
+              <w:top w:w="80" w:type="dxa"/>
+              <w:left w:w="120" w:type="dxa"/>
+              <w:bottom w:w="80" w:type="dxa"/>
+              <w:right w:w="120" w:type="dxa"/>
+            </w:tcMar>
+            <w:vAlign w:val="center"/>
+          </w:tcPr>
+          <w:p>
+            <w:pPr>
+              <w:jc w:val="center"/>
+              <w:rPr>
+                <w:rFonts w:ascii="Malgun Gothic" w:eastAsia="Malgun Gothic" w:hAnsi="Malgun Gothic"/>
+                <w:sz w:val="21"/>
+                <w:szCs w:val="21"/>
+                <w:lang w:eastAsia="ko-KR"/>
+              </w:rPr>
+            </w:pPr>
+            <w:r>
+              <w:rPr>
+                <w:rFonts w:ascii="Malgun Gothic" w:eastAsia="Malgun Gothic" w:hAnsi="Malgun Gothic"/>
+                <w:color w:val="000000"/>
+                <w:sz w:val="21"/>
+                <w:szCs w:val="21"/>
+              </w:rPr>
+              <w:t>1</w:t>
+            </w:r>
+            <w:r>
+              <w:rPr>
+                <w:rFonts w:ascii="Malgun Gothic" w:eastAsia="Malgun Gothic" w:hAnsi="Malgun Gothic"/>
+                <w:color w:val="000000"/>
+                <w:sz w:val="21"/>
+                <w:szCs w:val="21"/>
+              </w:rPr>
+              <w:t>1</w:t>
+            </w:r>
+            <w:r>
+              <w:rPr>
+                <w:rFonts w:ascii="Malgun Gothic" w:eastAsia="Malgun Gothic" w:hAnsi="Malgun Gothic" w:hint="eastAsia"/>
+                <w:color w:val="000000"/>
+                <w:sz w:val="21"/>
+                <w:szCs w:val="21"/>
+                <w:lang w:eastAsia="ko-KR"/>
+              </w:rPr>
+              <w:t>/12</w:t>
+            </w:r>
+          </w:p>
+        </w:tc>
+        <w:tc>
+          <w:tcPr>
+            <w:tcW w:w="1100" w:type="dxa"/>
+            <w:tcBorders>
+              <w:top w:val="single" w:sz="4" w:space="0" w:color="333333"/>
+              <w:left w:val="single" w:sz="4" w:space="0" w:color="333333"/>
+              <w:bottom w:val="single" w:sz="4" w:space="0" w:color="333333"/>
+              <w:right w:val="single" w:sz="4" w:space="0" w:color="333333"/>
+            </w:tcBorders>
+            <w:shd w:val="clear" w:color="auto" w:fill="FFFFFF"/>
+            <w:tcMar>
+              <w:top w:w="80" w:type="dxa"/>
+              <w:left w:w="120" w:type="dxa"/>
+              <w:bottom w:w="80" w:type="dxa"/>
+              <w:right w:w="120" w:type="dxa"/>
+            </w:tcMar>
+            <w:vAlign w:val="center"/>
+          </w:tcPr>
+          <w:p>
+            <w:pPr>
+              <w:jc w:val="center"/>
+              <w:rPr>
+                <w:rFonts w:ascii="Malgun Gothic" w:eastAsia="Malgun Gothic" w:hAnsi="Malgun Gothic"/>
+                <w:sz w:val="21"/>
+                <w:szCs w:val="21"/>
+              </w:rPr>
+            </w:pPr>
+            <w:r>
+              <w:rPr>
+                <w:rFonts w:ascii="Malgun Gothic" w:eastAsia="Malgun Gothic" w:hAnsi="Malgun Gothic"/>
+                <w:color w:val="000000"/>
+                <w:sz w:val="21"/>
+                <w:szCs w:val="21"/>
+              </w:rPr>
+              <w:t>8/15 (토)</w:t>
+            </w:r>
+          </w:p>
+        </w:tc>
+        <w:tc>
+          <w:tcPr>
+            <w:tcW w:w="5900" w:type="dxa"/>
+            <w:tcBorders>
+              <w:top w:val="single" w:sz="4" w:space="0" w:color="333333"/>
+              <w:left w:val="single" w:sz="4" w:space="0" w:color="333333"/>
+              <w:bottom w:val="single" w:sz="4" w:space="0" w:color="333333"/>
+              <w:right w:val="single" w:sz="4" w:space="0" w:color="333333"/>
+            </w:tcBorders>
+            <w:shd w:val="clear" w:color="auto" w:fill="F5F5F5"/>
+            <w:tcMar>
+              <w:top w:w="80" w:type="dxa"/>
+              <w:left w:w="120" w:type="dxa"/>
+              <w:bottom w:w="80" w:type="dxa"/>
+              <w:right w:w="120" w:type="dxa"/>
+            </w:tcMar>
+            <w:vAlign w:val="center"/>
+          </w:tcPr>
+          <w:p>
+            <w:pPr>
+              <w:rPr>
+                <w:rFonts w:ascii="Malgun Gothic" w:eastAsia="Malgun Gothic" w:hAnsi="Malgun Gothic"/>
+                <w:sz w:val="21"/>
+                <w:szCs w:val="21"/>
+                <w:lang w:eastAsia="ko-KR"/>
+              </w:rPr>
+            </w:pPr>
+            <w:r>
+              <w:rPr>
+                <w:rFonts w:ascii="Malgun Gothic" w:eastAsia="Malgun Gothic" w:hAnsi="Malgun Gothic" w:hint="eastAsia"/>
+                <w:sz w:val="21"/>
+                <w:szCs w:val="21"/>
+                <w:lang w:eastAsia="ko-KR"/>
+              </w:rPr>
+              <w:t>공휴일 (휴강)</w:t>
+            </w:r>
+          </w:p>
+        </w:tc>
+        <w:tc>
+          <w:tcPr>
+            <w:tcW w:w="1460" w:type="dxa"/>
+            <w:tcBorders>
+              <w:top w:val="single" w:sz="4" w:space="0" w:color="333333"/>
+              <w:left w:val="single" w:sz="4" w:space="0" w:color="333333"/>
+              <w:bottom w:val="single" w:sz="4" w:space="0" w:color="333333"/>
+              <w:right w:val="single" w:sz="4" w:space="0" w:color="333333"/>
+            </w:tcBorders>
+            <w:shd w:val="clear" w:color="auto" w:fill="FFFFFF"/>
+            <w:tcMar>
+              <w:top w:w="80" w:type="dxa"/>
+              <w:left w:w="120" w:type="dxa"/>
+              <w:bottom w:w="80" w:type="dxa"/>
+              <w:right w:w="120" w:type="dxa"/>
+            </w:tcMar>
+            <w:vAlign w:val="center"/>
+          </w:tcPr>
+          <w:p>
+            <w:pPr>
+              <w:rPr>
+                <w:rFonts w:ascii="Malgun Gothic" w:eastAsia="Malgun Gothic" w:hAnsi="Malgun Gothic"/>
+                <w:sz w:val="21"/>
+                <w:szCs w:val="21"/>
+                <w:lang w:eastAsia="ko-KR"/>
+              </w:rPr>
+            </w:pPr>
+          </w:p>
+        </w:tc>
+      </w:tr>
+      <w:tr>
+        <w:trPr>
+          <w:jc w:val="center"/>
+        </w:trPr>
+        <w:tc>
+          <w:tcPr>
+            <w:tcW w:w="900" w:type="dxa"/>
+            <w:tcBorders>
+              <w:top w:val="single" w:sz="4" w:space="0" w:color="333333"/>
+              <w:left w:val="single" w:sz="4" w:space="0" w:color="333333"/>
+              <w:bottom w:val="single" w:sz="4" w:space="0" w:color="333333"/>
+              <w:right w:val="single" w:sz="4" w:space="0" w:color="333333"/>
+            </w:tcBorders>
+            <w:shd w:val="clear" w:color="auto" w:fill="F5F5F5"/>
+            <w:tcMar>
+              <w:top w:w="80" w:type="dxa"/>
+              <w:left w:w="120" w:type="dxa"/>
+              <w:bottom w:w="80" w:type="dxa"/>
+              <w:right w:w="120" w:type="dxa"/>
+            </w:tcMar>
+            <w:vAlign w:val="center"/>
+          </w:tcPr>
+          <w:p>
+            <w:pPr>
+              <w:jc w:val="center"/>
+              <w:rPr>
+                <w:rFonts w:ascii="Malgun Gothic" w:eastAsia="Malgun Gothic" w:hAnsi="Malgun Gothic"/>
+                <w:sz w:val="21"/>
+                <w:szCs w:val="21"/>
+              </w:rPr>
+            </w:pPr>
+            <w:r>
+              <w:rPr>
+                <w:rFonts w:ascii="Malgun Gothic" w:eastAsia="Malgun Gothic" w:hAnsi="Malgun Gothic"/>
+                <w:color w:val="000000"/>
+                <w:sz w:val="21"/>
+                <w:szCs w:val="21"/>
+              </w:rPr>
+              <w:t>1</w:t>
+            </w:r>
+            <w:r>
+              <w:rPr>
+                <w:rFonts w:ascii="Malgun Gothic" w:eastAsia="Malgun Gothic" w:hAnsi="Malgun Gothic"/>
+                <w:color w:val="000000"/>
+                <w:sz w:val="21"/>
+                <w:szCs w:val="21"/>
+              </w:rPr>
+              <w:t>3</w:t>
+            </w:r>
+          </w:p>
+        </w:tc>
+        <w:tc>
+          <w:tcPr>
+            <w:tcW w:w="1100" w:type="dxa"/>
+            <w:tcBorders>
+              <w:top w:val="single" w:sz="4" w:space="0" w:color="333333"/>
+              <w:left w:val="single" w:sz="4" w:space="0" w:color="333333"/>
+              <w:bottom w:val="single" w:sz="4" w:space="0" w:color="333333"/>
+              <w:right w:val="single" w:sz="4" w:space="0" w:color="333333"/>
+            </w:tcBorders>
+            <w:shd w:val="clear" w:color="auto" w:fill="FFFFFF"/>
+            <w:tcMar>
+              <w:top w:w="80" w:type="dxa"/>
+              <w:left w:w="120" w:type="dxa"/>
+              <w:bottom w:w="80" w:type="dxa"/>
+              <w:right w:w="120" w:type="dxa"/>
+            </w:tcMar>
+            <w:vAlign w:val="center"/>
+          </w:tcPr>
+          <w:p>
+            <w:pPr>
+              <w:jc w:val="center"/>
+              <w:rPr>
+                <w:rFonts w:ascii="Malgun Gothic" w:eastAsia="Malgun Gothic" w:hAnsi="Malgun Gothic"/>
+                <w:sz w:val="21"/>
+                <w:szCs w:val="21"/>
+              </w:rPr>
+            </w:pPr>
+            <w:r>
+              <w:rPr>
+                <w:rFonts w:ascii="Malgun Gothic" w:eastAsia="Malgun Gothic" w:hAnsi="Malgun Gothic"/>
+                <w:color w:val="000000"/>
+                <w:sz w:val="21"/>
+                <w:szCs w:val="21"/>
+              </w:rPr>
+              <w:t>8/18 (화)</w:t>
+            </w:r>
+          </w:p>
+        </w:tc>
+        <w:tc>
+          <w:tcPr>
+            <w:tcW w:w="5900" w:type="dxa"/>
+            <w:tcBorders>
+              <w:top w:val="single" w:sz="4" w:space="0" w:color="333333"/>
+              <w:left w:val="single" w:sz="4" w:space="0" w:color="333333"/>
+              <w:bottom w:val="single" w:sz="4" w:space="0" w:color="333333"/>
+              <w:right w:val="single" w:sz="4" w:space="0" w:color="333333"/>
+            </w:tcBorders>
+            <w:shd w:val="clear" w:color="auto" w:fill="F5F5F5"/>
+            <w:tcMar>
+              <w:top w:w="80" w:type="dxa"/>
+              <w:left w:w="120" w:type="dxa"/>
+              <w:bottom w:w="80" w:type="dxa"/>
+              <w:right w:w="120" w:type="dxa"/>
+            </w:tcMar>
+            <w:vAlign w:val="center"/>
+          </w:tcPr>
+          <w:p>
+            <w:pPr>
+              <w:rPr>
+                <w:rFonts w:ascii="Malgun Gothic" w:eastAsia="Malgun Gothic" w:hAnsi="Malgun Gothic"/>
+                <w:sz w:val="21"/>
+                <w:szCs w:val="21"/>
+                <w:lang w:eastAsia="ko-KR"/>
+              </w:rPr>
+            </w:pPr>
+            <w:r>
+              <w:rPr>
+                <w:rFonts w:ascii="Malgun Gothic" w:eastAsia="Malgun Gothic" w:hAnsi="Malgun Gothic"/>
+                <w:color w:val="000000"/>
+                <w:sz w:val="21"/>
+                <w:szCs w:val="21"/>
+                <w:lang w:eastAsia="ko-KR"/>
+              </w:rPr>
+              <w:t>Ch 8 – 장기 영업자산 보고 및 분석</w:t>
+            </w:r>
+          </w:p>
+        </w:tc>
+        <w:tc>
+          <w:tcPr>
+            <w:tcW w:w="1460" w:type="dxa"/>
+            <w:tcBorders>
+              <w:top w:val="single" w:sz="4" w:space="0" w:color="333333"/>
+              <w:left w:val="single" w:sz="4" w:space="0" w:color="333333"/>
+              <w:bottom w:val="single" w:sz="4" w:space="0" w:color="333333"/>
+              <w:right w:val="single" w:sz="4" w:space="0" w:color="333333"/>
+            </w:tcBorders>
+            <w:shd w:val="clear" w:color="auto" w:fill="FFFFFF"/>
+            <w:tcMar>
+              <w:top w:w="80" w:type="dxa"/>
+              <w:left w:w="120" w:type="dxa"/>
+              <w:bottom w:w="80" w:type="dxa"/>
+              <w:right w:w="120" w:type="dxa"/>
+            </w:tcMar>
+            <w:vAlign w:val="center"/>
+          </w:tcPr>
+          <w:p>
+            <w:pPr>
+              <w:rPr>
+                <w:rFonts w:ascii="Malgun Gothic" w:eastAsia="Malgun Gothic" w:hAnsi="Malgun Gothic"/>
+                <w:sz w:val="21"/>
+                <w:szCs w:val="21"/>
+                <w:lang w:eastAsia="ko-KR"/>
+              </w:rPr>
+            </w:pPr>
+            <w:r>
+              <w:rPr>
+                <w:rFonts w:ascii="Malgun Gothic" w:eastAsia="Malgun Gothic" w:hAnsi="Malgun Gothic" w:hint="eastAsia"/>
+                <w:sz w:val="21"/>
+                <w:szCs w:val="21"/>
+                <w:lang w:eastAsia="ko-KR"/>
+              </w:rPr>
+              <w:t>Ch 5 &amp; 7</w:t>
+            </w:r>
+          </w:p>
+        </w:tc>
+      </w:tr>
+      <w:tr>
+        <w:trPr>
+          <w:jc w:val="center"/>
+        </w:trPr>
+        <w:tc>
+          <w:tcPr>
+            <w:tcW w:w="900" w:type="dxa"/>
+            <w:tcBorders>
+              <w:top w:val="single" w:sz="4" w:space="0" w:color="333333"/>
+              <w:left w:val="single" w:sz="4" w:space="0" w:color="333333"/>
+              <w:bottom w:val="single" w:sz="4" w:space="0" w:color="333333"/>
+              <w:right w:val="single" w:sz="4" w:space="0" w:color="333333"/>
+            </w:tcBorders>
+            <w:shd w:val="clear" w:color="auto" w:fill="F5F5F5"/>
+            <w:tcMar>
+              <w:top w:w="80" w:type="dxa"/>
+              <w:left w:w="120" w:type="dxa"/>
+              <w:bottom w:w="80" w:type="dxa"/>
+              <w:right w:w="120" w:type="dxa"/>
+            </w:tcMar>
+            <w:vAlign w:val="center"/>
+          </w:tcPr>
+          <w:p>
+            <w:pPr>
+              <w:jc w:val="center"/>
+              <w:rPr>
+                <w:rFonts w:ascii="Malgun Gothic" w:eastAsia="Malgun Gothic" w:hAnsi="Malgun Gothic"/>
+                <w:sz w:val="21"/>
+                <w:szCs w:val="21"/>
+                <w:lang w:eastAsia="ko-KR"/>
+              </w:rPr>
+            </w:pPr>
+            <w:r>
+              <w:rPr>
+                <w:rFonts w:ascii="Malgun Gothic" w:eastAsia="Malgun Gothic" w:hAnsi="Malgun Gothic"/>
+                <w:color w:val="000000"/>
+                <w:sz w:val="21"/>
+                <w:szCs w:val="21"/>
+              </w:rPr>
+              <w:t>1</w:t>
+            </w:r>
+            <w:r>
+              <w:rPr>
+                <w:rFonts w:ascii="Malgun Gothic" w:eastAsia="Malgun Gothic" w:hAnsi="Malgun Gothic"/>
+                <w:color w:val="000000"/>
+                <w:sz w:val="21"/>
+                <w:szCs w:val="21"/>
+              </w:rPr>
+              <w:t>4</w:t>
+            </w:r>
+          </w:p>
+        </w:tc>
+        <w:tc>
+          <w:tcPr>
+            <w:tcW w:w="1100" w:type="dxa"/>
+            <w:tcBorders>
+              <w:top w:val="single" w:sz="4" w:space="0" w:color="333333"/>
+              <w:left w:val="single" w:sz="4" w:space="0" w:color="333333"/>
+              <w:bottom w:val="single" w:sz="4" w:space="0" w:color="333333"/>
+              <w:right w:val="single" w:sz="4" w:space="0" w:color="333333"/>
+            </w:tcBorders>
+            <w:shd w:val="clear" w:color="auto" w:fill="FFFFFF"/>
+            <w:tcMar>
+              <w:top w:w="80" w:type="dxa"/>
+              <w:left w:w="120" w:type="dxa"/>
+              <w:bottom w:w="80" w:type="dxa"/>
+              <w:right w:w="120" w:type="dxa"/>
+            </w:tcMar>
+            <w:vAlign w:val="center"/>
+          </w:tcPr>
+          <w:p>
+            <w:pPr>
+              <w:jc w:val="center"/>
+              <w:rPr>
+                <w:rFonts w:ascii="Malgun Gothic" w:eastAsia="Malgun Gothic" w:hAnsi="Malgun Gothic"/>
+                <w:sz w:val="21"/>
+                <w:szCs w:val="21"/>
+                <w:lang w:eastAsia="ko-KR"/>
+              </w:rPr>
+            </w:pPr>
+            <w:r>
+              <w:rPr>
+                <w:rFonts w:ascii="Malgun Gothic" w:eastAsia="Malgun Gothic" w:hAnsi="Malgun Gothic"/>
+                <w:color w:val="000000"/>
+                <w:sz w:val="21"/>
+                <w:szCs w:val="21"/>
+              </w:rPr>
+              <w:t>8/20 (목)</w:t>
+            </w:r>
+          </w:p>
+        </w:tc>
+        <w:tc>
+          <w:tcPr>
+            <w:tcW w:w="5900" w:type="dxa"/>
+            <w:tcBorders>
+              <w:top w:val="single" w:sz="4" w:space="0" w:color="333333"/>
+              <w:left w:val="single" w:sz="4" w:space="0" w:color="333333"/>
+              <w:bottom w:val="single" w:sz="4" w:space="0" w:color="333333"/>
+              <w:right w:val="single" w:sz="4" w:space="0" w:color="333333"/>
+            </w:tcBorders>
+            <w:shd w:val="clear" w:color="auto" w:fill="F5F5F5"/>
+            <w:tcMar>
+              <w:top w:w="80" w:type="dxa"/>
+              <w:left w:w="120" w:type="dxa"/>
+              <w:bottom w:w="80" w:type="dxa"/>
+              <w:right w:w="120" w:type="dxa"/>
+            </w:tcMar>
+            <w:vAlign w:val="center"/>
+          </w:tcPr>
+          <w:p>
+            <w:pPr>
+              <w:rPr>
+                <w:rFonts w:ascii="Malgun Gothic" w:eastAsia="Malgun Gothic" w:hAnsi="Malgun Gothic"/>
+                <w:sz w:val="21"/>
+                <w:szCs w:val="21"/>
+                <w:lang w:eastAsia="ko-KR"/>
+              </w:rPr>
+            </w:pPr>
+            <w:r>
+              <w:rPr>
+                <w:rFonts w:ascii="Malgun Gothic" w:eastAsia="Malgun Gothic" w:hAnsi="Malgun Gothic"/>
+                <w:color w:val="000000"/>
+                <w:sz w:val="21"/>
+                <w:szCs w:val="21"/>
+                <w:lang w:eastAsia="ko-KR"/>
+              </w:rPr>
+              <w:t>Ch 9 – 부채 보고 및 분석</w:t>
+            </w:r>
+          </w:p>
+          <w:p>
+            <w:pPr>
+              <w:rPr>
+                <w:rFonts w:ascii="Malgun Gothic" w:eastAsia="Malgun Gothic" w:hAnsi="Malgun Gothic"/>
+                <w:color w:val="000000"/>
+                <w:sz w:val="21"/>
+                <w:szCs w:val="21"/>
+                <w:lang w:eastAsia="ko-KR"/>
+              </w:rPr>
+            </w:pPr>
+            <w:r>
+              <w:rPr>
+                <w:rFonts w:ascii="Malgun Gothic" w:eastAsia="Malgun Gothic" w:hAnsi="Malgun Gothic"/>
+                <w:color w:val="000000"/>
+                <w:sz w:val="21"/>
+                <w:szCs w:val="21"/>
+                <w:lang w:eastAsia="ko-KR"/>
+              </w:rPr>
+              <w:t>Ch 10 – 법인세, 약정 및 우발부채 보고</w:t>
+            </w:r>
+          </w:p>
+          <w:p>
+            <w:pPr>
+              <w:rPr>
+                <w:rFonts w:ascii="Malgun Gothic" w:eastAsia="Malgun Gothic" w:hAnsi="Malgun Gothic"/>
+                <w:color w:val="000000"/>
+                <w:sz w:val="21"/>
+                <w:szCs w:val="21"/>
+                <w:lang w:eastAsia="ko-KR"/>
+              </w:rPr>
+            </w:pPr>
+            <w:r>
+              <w:rPr>
+                <w:rFonts w:ascii="Malgun Gothic" w:eastAsia="Malgun Gothic" w:hAnsi="Malgun Gothic" w:hint="eastAsia"/>
+                <w:color w:val="000000"/>
+                <w:sz w:val="21"/>
+                <w:szCs w:val="21"/>
+                <w:lang w:eastAsia="ko-KR"/>
+              </w:rPr>
+              <w:t>Course Review (시간이 남으면)</w:t>
+            </w:r>
+          </w:p>
+        </w:tc>
+        <w:tc>
+          <w:tcPr>
+            <w:tcW w:w="1460" w:type="dxa"/>
+            <w:tcBorders>
+              <w:top w:val="single" w:sz="4" w:space="0" w:color="333333"/>
+              <w:left w:val="single" w:sz="4" w:space="0" w:color="333333"/>
+              <w:bottom w:val="single" w:sz="4" w:space="0" w:color="333333"/>
+              <w:right w:val="single" w:sz="4" w:space="0" w:color="333333"/>
+            </w:tcBorders>
+            <w:shd w:val="clear" w:color="auto" w:fill="FFFFFF"/>
+            <w:tcMar>
+              <w:top w:w="80" w:type="dxa"/>
+              <w:left w:w="120" w:type="dxa"/>
+              <w:bottom w:w="80" w:type="dxa"/>
+              <w:right w:w="120" w:type="dxa"/>
+            </w:tcMar>
+            <w:vAlign w:val="center"/>
+          </w:tcPr>
+          <w:p>
+            <w:pPr>
+              <w:rPr>
+                <w:rFonts w:ascii="Malgun Gothic" w:eastAsia="Malgun Gothic" w:hAnsi="Malgun Gothic"/>
+                <w:sz w:val="21"/>
+                <w:szCs w:val="21"/>
+                <w:lang w:eastAsia="ko-KR"/>
+              </w:rPr>
+            </w:pPr>
+            <w:r>
+              <w:rPr>
+                <w:rFonts w:ascii="Malgun Gothic" w:eastAsia="Malgun Gothic" w:hAnsi="Malgun Gothic" w:hint="eastAsia"/>
+                <w:sz w:val="21"/>
+                <w:szCs w:val="21"/>
+                <w:lang w:eastAsia="ko-KR"/>
+              </w:rPr>
+              <w:t>Ch 5 and 8</w:t>
+            </w:r>
+          </w:p>
+        </w:tc>
+      </w:tr>
+      <w:tr>
+        <w:trPr>
+          <w:jc w:val="center"/>
+        </w:trPr>
+        <w:tc>
+          <w:tcPr>
+            <w:tcW w:w="900" w:type="dxa"/>
+            <w:tcBorders>
+              <w:top w:val="single" w:sz="4" w:space="0" w:color="333333"/>
+              <w:left w:val="single" w:sz="4" w:space="0" w:color="333333"/>
+              <w:bottom w:val="single" w:sz="4" w:space="0" w:color="333333"/>
+              <w:right w:val="single" w:sz="4" w:space="0" w:color="333333"/>
+            </w:tcBorders>
+            <w:shd w:val="clear" w:color="auto" w:fill="F5F5F5"/>
+            <w:tcMar>
+              <w:top w:w="80" w:type="dxa"/>
+              <w:left w:w="120" w:type="dxa"/>
+              <w:bottom w:w="80" w:type="dxa"/>
+              <w:right w:w="120" w:type="dxa"/>
+            </w:tcMar>
+            <w:vAlign w:val="center"/>
+          </w:tcPr>
+          <w:p>
+            <w:pPr>
+              <w:jc w:val="center"/>
+              <w:rPr>
+                <w:rFonts w:ascii="Malgun Gothic" w:eastAsia="Malgun Gothic" w:hAnsi="Malgun Gothic"/>
+                <w:sz w:val="21"/>
+                <w:szCs w:val="21"/>
+                <w:lang w:eastAsia="ko-KR"/>
+              </w:rPr>
+            </w:pPr>
+            <w:r>
+              <w:rPr>
+                <w:rFonts w:ascii="Malgun Gothic" w:eastAsia="Malgun Gothic" w:hAnsi="Malgun Gothic" w:hint="eastAsia"/>
+                <w:sz w:val="21"/>
+                <w:szCs w:val="21"/>
+                <w:lang w:eastAsia="ko-KR"/>
+              </w:rPr>
+              <w:t>15</w:t>
+            </w:r>
+          </w:p>
+        </w:tc>
+        <w:tc>
+          <w:tcPr>
+            <w:tcW w:w="1100" w:type="dxa"/>
+            <w:tcBorders>
+              <w:top w:val="single" w:sz="4" w:space="0" w:color="333333"/>
+              <w:left w:val="single" w:sz="4" w:space="0" w:color="333333"/>
+              <w:bottom w:val="single" w:sz="4" w:space="0" w:color="333333"/>
+              <w:right w:val="single" w:sz="4" w:space="0" w:color="333333"/>
+            </w:tcBorders>
+            <w:shd w:val="clear" w:color="auto" w:fill="FFFFFF"/>
+            <w:tcMar>
+              <w:top w:w="80" w:type="dxa"/>
+              <w:left w:w="120" w:type="dxa"/>
+              <w:bottom w:w="80" w:type="dxa"/>
+              <w:right w:w="120" w:type="dxa"/>
+            </w:tcMar>
+            <w:vAlign w:val="center"/>
+          </w:tcPr>
+          <w:p>
+            <w:pPr>
+              <w:jc w:val="center"/>
+              <w:rPr>
+                <w:rFonts w:ascii="Malgun Gothic" w:eastAsia="Malgun Gothic" w:hAnsi="Malgun Gothic"/>
+                <w:sz w:val="21"/>
+                <w:szCs w:val="21"/>
+                <w:lang w:eastAsia="ko-KR"/>
+              </w:rPr>
+            </w:pPr>
+            <w:r>
+              <w:rPr>
+                <w:rFonts w:ascii="Malgun Gothic" w:eastAsia="Malgun Gothic" w:hAnsi="Malgun Gothic"/>
+                <w:color w:val="000000"/>
+                <w:sz w:val="21"/>
+                <w:szCs w:val="21"/>
+              </w:rPr>
+              <w:t>8/22 (토)</w:t>
+            </w:r>
+          </w:p>
+        </w:tc>
+        <w:tc>
+          <w:tcPr>
+            <w:tcW w:w="5900" w:type="dxa"/>
+            <w:tcBorders>
+              <w:top w:val="single" w:sz="4" w:space="0" w:color="333333"/>
+              <w:left w:val="single" w:sz="4" w:space="0" w:color="333333"/>
+              <w:bottom w:val="single" w:sz="4" w:space="0" w:color="333333"/>
+              <w:right w:val="single" w:sz="4" w:space="0" w:color="333333"/>
+            </w:tcBorders>
+            <w:shd w:val="clear" w:color="auto" w:fill="F5F5F5"/>
+            <w:tcMar>
+              <w:top w:w="80" w:type="dxa"/>
+              <w:left w:w="120" w:type="dxa"/>
+              <w:bottom w:w="80" w:type="dxa"/>
+              <w:right w:w="120" w:type="dxa"/>
+            </w:tcMar>
+            <w:vAlign w:val="center"/>
+          </w:tcPr>
+          <w:p>
+            <w:pPr>
+              <w:rPr>
+                <w:rFonts w:ascii="Malgun Gothic" w:eastAsia="Malgun Gothic" w:hAnsi="Malgun Gothic"/>
+                <w:color w:val="000000"/>
+                <w:sz w:val="21"/>
+                <w:szCs w:val="21"/>
+                <w:lang w:eastAsia="ko-KR"/>
+              </w:rPr>
+            </w:pPr>
+            <w:r>
+              <w:rPr>
+                <w:rFonts w:ascii="Malgun Gothic" w:eastAsia="Malgun Gothic" w:hAnsi="Malgun Gothic"/>
+                <w:color w:val="000000"/>
+                <w:sz w:val="21"/>
+                <w:szCs w:val="21"/>
+              </w:rPr>
+              <w:t>Ch 11 – 자본 보고 및 분석</w:t>
+            </w:r>
+          </w:p>
+        </w:tc>
+        <w:tc>
+          <w:tcPr>
+            <w:tcW w:w="1460" w:type="dxa"/>
+            <w:tcBorders>
+              <w:top w:val="single" w:sz="4" w:space="0" w:color="333333"/>
+              <w:left w:val="single" w:sz="4" w:space="0" w:color="333333"/>
+              <w:bottom w:val="single" w:sz="4" w:space="0" w:color="333333"/>
+              <w:right w:val="single" w:sz="4" w:space="0" w:color="333333"/>
+            </w:tcBorders>
+            <w:shd w:val="clear" w:color="auto" w:fill="FFFFFF"/>
+            <w:tcMar>
+              <w:top w:w="80" w:type="dxa"/>
+              <w:left w:w="120" w:type="dxa"/>
+              <w:bottom w:w="80" w:type="dxa"/>
+              <w:right w:w="120" w:type="dxa"/>
+            </w:tcMar>
+            <w:vAlign w:val="center"/>
+          </w:tcPr>
+          <w:p>
+            <w:pPr>
+              <w:rPr>
+                <w:rFonts w:ascii="Malgun Gothic" w:eastAsia="Malgun Gothic" w:hAnsi="Malgun Gothic"/>
+                <w:sz w:val="21"/>
+                <w:szCs w:val="21"/>
+                <w:lang w:eastAsia="ko-KR"/>
+              </w:rPr>
+            </w:pPr>
+          </w:p>
+        </w:tc>
+      </w:tr>
+      <w:tr>
+        <w:trPr>
+          <w:jc w:val="center"/>
+        </w:trPr>
+        <w:tc>
+          <w:tcPr>
+            <w:tcW w:w="900" w:type="dxa"/>
+            <w:tcBorders>
+              <w:top w:val="single" w:sz="4" w:space="0" w:color="333333"/>
+              <w:left w:val="single" w:sz="4" w:space="0" w:color="333333"/>
+              <w:bottom w:val="single" w:sz="4" w:space="0" w:color="333333"/>
+              <w:right w:val="single" w:sz="4" w:space="0" w:color="333333"/>
+            </w:tcBorders>
             <w:shd w:val="clear" w:color="auto" w:fill="DAE9F7" w:themeFill="text2" w:themeFillTint="1A"/>
             <w:tcMar>
               <w:top w:w="80" w:type="dxa"/>
@@ -3996,6 +4956,15 @@
                 <w:lang w:eastAsia="ko-KR"/>
               </w:rPr>
             </w:pPr>
+            <w:r>
+              <w:rPr>
+                <w:rFonts w:ascii="Malgun Gothic" w:eastAsia="Malgun Gothic" w:hAnsi="Malgun Gothic" w:hint="eastAsia"/>
+                <w:sz w:val="21"/>
+                <w:szCs w:val="21"/>
+                <w:lang w:eastAsia="ko-KR"/>
+              </w:rPr>
+              <w:t>16</w:t>
+            </w:r>
           </w:p>
         </w:tc>
         <w:tc>
@@ -4032,7 +5001,7 @@
                 <w:sz w:val="21"/>
                 <w:szCs w:val="21"/>
               </w:rPr>
-              <w:t>8/11 (화)</w:t>
+              <w:t>8/22 (토)</w:t>
             </w:r>
           </w:p>
         </w:tc>
@@ -4060,16 +5029,48 @@
                 <w:rFonts w:ascii="Malgun Gothic" w:eastAsia="Malgun Gothic" w:hAnsi="Malgun Gothic"/>
                 <w:sz w:val="21"/>
                 <w:szCs w:val="21"/>
-              </w:rPr>
-            </w:pPr>
-            <w:r>
-              <w:rPr>
-                <w:rFonts w:ascii="Malgun Gothic" w:eastAsia="Malgun Gothic" w:hAnsi="Malgun Gothic"/>
-                <w:color w:val="000000"/>
-                <w:sz w:val="21"/>
-                <w:szCs w:val="21"/>
-              </w:rPr>
-              <w:t>시험 1 (Ch 0,1,2,3,4,6,7 해당)</w:t>
+                <w:lang w:eastAsia="ko-KR"/>
+              </w:rPr>
+            </w:pPr>
+            <w:r>
+              <w:rPr>
+                <w:rFonts w:ascii="Malgun Gothic" w:eastAsia="Malgun Gothic" w:hAnsi="Malgun Gothic"/>
+                <w:color w:val="000000"/>
+                <w:sz w:val="21"/>
+                <w:szCs w:val="21"/>
+              </w:rPr>
+              <w:t xml:space="preserve">시험  </w:t>
+            </w:r>
+            <w:r>
+              <w:rPr>
+                <w:rFonts w:ascii="Calibri" w:eastAsia="Malgun Gothic" w:hAnsi="Calibri" w:cs="Calibri" w:hint="eastAsia"/>
+                <w:lang w:eastAsia="ko-KR"/>
+              </w:rPr>
+              <w:t xml:space="preserve">Ch 0, 1,2,3,4,5,6,7 and 8 ( </w:t>
+            </w:r>
+            <w:r>
+              <w:rPr>
+                <w:rFonts w:ascii="Calibri" w:eastAsia="Malgun Gothic" w:hAnsi="Calibri" w:cs="Calibri" w:hint="eastAsia"/>
+                <w:lang w:eastAsia="ko-KR"/>
+              </w:rPr>
+              <w:t>제외</w:t>
+            </w:r>
+            <w:r>
+              <w:rPr>
+                <w:rFonts w:ascii="Calibri" w:eastAsia="Malgun Gothic" w:hAnsi="Calibri" w:cs="Calibri" w:hint="eastAsia"/>
+                <w:lang w:eastAsia="ko-KR"/>
+              </w:rPr>
+              <w:t xml:space="preserve"> : Ch 9, 10 &amp; 11)</w:t>
+            </w:r>
+            <w:r>
+              <w:rPr>
+                <w:rFonts w:ascii="Malgun Gothic" w:eastAsia="Malgun Gothic" w:hAnsi="Malgun Gothic" w:hint="eastAsia"/>
+                <w:color w:val="000000"/>
+                <w:sz w:val="21"/>
+                <w:szCs w:val="21"/>
+                <w:lang w:eastAsia="ko-KR"/>
+              </w:rPr>
+              <w:t xml:space="preserve"> </w:t>
             </w:r>
           </w:p>
         </w:tc>
@@ -4095,1240 +5096,6 @@
             <w:pPr>
               <w:rPr>
                 <w:rFonts w:ascii="Malgun Gothic" w:eastAsia="Malgun Gothic" w:hAnsi="Malgun Gothic"/>
-                <w:color w:val="000000"/>
-                <w:sz w:val="21"/>
-                <w:szCs w:val="21"/>
-                <w:lang w:eastAsia="ko-KR"/>
-              </w:rPr>
-            </w:pPr>
-            <w:r>
-              <w:rPr>
-                <w:rFonts w:ascii="Malgun Gothic" w:eastAsia="Malgun Gothic" w:hAnsi="Malgun Gothic"/>
-                <w:color w:val="000000"/>
-                <w:sz w:val="21"/>
-                <w:szCs w:val="21"/>
-              </w:rPr>
-              <w:t xml:space="preserve">Ch </w:t>
-            </w:r>
-            <w:r>
-              <w:rPr>
-                <w:rFonts w:ascii="Malgun Gothic" w:eastAsia="Malgun Gothic" w:hAnsi="Malgun Gothic" w:hint="eastAsia"/>
-                <w:color w:val="000000"/>
-                <w:sz w:val="21"/>
-                <w:szCs w:val="21"/>
-                <w:lang w:eastAsia="ko-KR"/>
-              </w:rPr>
-              <w:t>3,4,6 &amp;7</w:t>
-            </w:r>
-          </w:p>
-        </w:tc>
-      </w:tr>
-      <w:tr>
-        <w:trPr>
-          <w:jc w:val="center"/>
-        </w:trPr>
-        <w:tc>
-          <w:tcPr>
-            <w:tcW w:w="900" w:type="dxa"/>
-            <w:tcBorders>
-              <w:top w:val="single" w:sz="4" w:space="0" w:color="333333"/>
-              <w:left w:val="single" w:sz="4" w:space="0" w:color="333333"/>
-              <w:bottom w:val="single" w:sz="4" w:space="0" w:color="333333"/>
-              <w:right w:val="single" w:sz="4" w:space="0" w:color="333333"/>
-            </w:tcBorders>
-            <w:shd w:val="clear" w:color="auto" w:fill="F5F5F5"/>
-            <w:tcMar>
-              <w:top w:w="80" w:type="dxa"/>
-              <w:left w:w="120" w:type="dxa"/>
-              <w:bottom w:w="80" w:type="dxa"/>
-              <w:right w:w="120" w:type="dxa"/>
-            </w:tcMar>
-            <w:vAlign w:val="center"/>
-          </w:tcPr>
-          <w:p>
-            <w:pPr>
-              <w:jc w:val="center"/>
-              <w:rPr>
-                <w:rFonts w:ascii="Malgun Gothic" w:eastAsia="Malgun Gothic" w:hAnsi="Malgun Gothic"/>
-                <w:sz w:val="21"/>
-                <w:szCs w:val="21"/>
-              </w:rPr>
-            </w:pPr>
-            <w:r>
-              <w:rPr>
-                <w:rFonts w:ascii="Malgun Gothic" w:eastAsia="Malgun Gothic" w:hAnsi="Malgun Gothic"/>
-                <w:sz w:val="21"/>
-                <w:szCs w:val="21"/>
-              </w:rPr>
-              <w:t>9</w:t>
-            </w:r>
-          </w:p>
-        </w:tc>
-        <w:tc>
-          <w:tcPr>
-            <w:tcW w:w="1100" w:type="dxa"/>
-            <w:tcBorders>
-              <w:top w:val="single" w:sz="4" w:space="0" w:color="333333"/>
-              <w:left w:val="single" w:sz="4" w:space="0" w:color="333333"/>
-              <w:bottom w:val="single" w:sz="4" w:space="0" w:color="333333"/>
-              <w:right w:val="single" w:sz="4" w:space="0" w:color="333333"/>
-            </w:tcBorders>
-            <w:shd w:val="clear" w:color="auto" w:fill="FFFFFF"/>
-            <w:tcMar>
-              <w:top w:w="80" w:type="dxa"/>
-              <w:left w:w="120" w:type="dxa"/>
-              <w:bottom w:w="80" w:type="dxa"/>
-              <w:right w:w="120" w:type="dxa"/>
-            </w:tcMar>
-            <w:vAlign w:val="center"/>
-          </w:tcPr>
-          <w:p>
-            <w:pPr>
-              <w:jc w:val="center"/>
-              <w:rPr>
-                <w:rFonts w:ascii="Malgun Gothic" w:eastAsia="Malgun Gothic" w:hAnsi="Malgun Gothic"/>
-                <w:sz w:val="21"/>
-                <w:szCs w:val="21"/>
-              </w:rPr>
-            </w:pPr>
-            <w:r>
-              <w:rPr>
-                <w:rFonts w:ascii="Malgun Gothic" w:eastAsia="Malgun Gothic" w:hAnsi="Malgun Gothic"/>
-                <w:color w:val="000000"/>
-                <w:sz w:val="21"/>
-                <w:szCs w:val="21"/>
-              </w:rPr>
-              <w:t>8/13 (목)</w:t>
-            </w:r>
-          </w:p>
-        </w:tc>
-        <w:tc>
-          <w:tcPr>
-            <w:tcW w:w="5900" w:type="dxa"/>
-            <w:tcBorders>
-              <w:top w:val="single" w:sz="4" w:space="0" w:color="333333"/>
-              <w:left w:val="single" w:sz="4" w:space="0" w:color="333333"/>
-              <w:bottom w:val="single" w:sz="4" w:space="0" w:color="333333"/>
-              <w:right w:val="single" w:sz="4" w:space="0" w:color="333333"/>
-            </w:tcBorders>
-            <w:shd w:val="clear" w:color="auto" w:fill="F5F5F5"/>
-            <w:tcMar>
-              <w:top w:w="80" w:type="dxa"/>
-              <w:left w:w="120" w:type="dxa"/>
-              <w:bottom w:w="80" w:type="dxa"/>
-              <w:right w:w="120" w:type="dxa"/>
-            </w:tcMar>
-            <w:vAlign w:val="center"/>
-          </w:tcPr>
-          <w:p>
-            <w:pPr>
-              <w:rPr>
-                <w:rFonts w:ascii="Malgun Gothic" w:eastAsia="Malgun Gothic" w:hAnsi="Malgun Gothic"/>
-                <w:sz w:val="21"/>
-                <w:szCs w:val="21"/>
-                <w:lang w:eastAsia="ko-KR"/>
-              </w:rPr>
-            </w:pPr>
-            <w:r>
-              <w:rPr>
-                <w:rFonts w:ascii="Malgun Gothic" w:eastAsia="Malgun Gothic" w:hAnsi="Malgun Gothic"/>
-                <w:color w:val="000000"/>
-                <w:sz w:val="21"/>
-                <w:szCs w:val="21"/>
-                <w:lang w:eastAsia="ko-KR"/>
-              </w:rPr>
-              <w:t>Ch 5 – 재무제표 분석 및 해석</w:t>
-            </w:r>
-          </w:p>
-        </w:tc>
-        <w:tc>
-          <w:tcPr>
-            <w:tcW w:w="1460" w:type="dxa"/>
-            <w:tcBorders>
-              <w:top w:val="single" w:sz="4" w:space="0" w:color="333333"/>
-              <w:left w:val="single" w:sz="4" w:space="0" w:color="333333"/>
-              <w:bottom w:val="single" w:sz="4" w:space="0" w:color="333333"/>
-              <w:right w:val="single" w:sz="4" w:space="0" w:color="333333"/>
-            </w:tcBorders>
-            <w:shd w:val="clear" w:color="auto" w:fill="FFFFFF"/>
-            <w:tcMar>
-              <w:top w:w="80" w:type="dxa"/>
-              <w:left w:w="120" w:type="dxa"/>
-              <w:bottom w:w="80" w:type="dxa"/>
-              <w:right w:w="120" w:type="dxa"/>
-            </w:tcMar>
-            <w:vAlign w:val="center"/>
-          </w:tcPr>
-          <w:p>
-            <w:pPr>
-              <w:rPr>
-                <w:rFonts w:ascii="Malgun Gothic" w:eastAsia="Malgun Gothic" w:hAnsi="Malgun Gothic"/>
-                <w:sz w:val="21"/>
-                <w:szCs w:val="21"/>
-                <w:lang w:eastAsia="ko-KR"/>
-              </w:rPr>
-            </w:pPr>
-          </w:p>
-        </w:tc>
-      </w:tr>
-      <w:tr>
-        <w:trPr>
-          <w:jc w:val="center"/>
-        </w:trPr>
-        <w:tc>
-          <w:tcPr>
-            <w:tcW w:w="900" w:type="dxa"/>
-            <w:tcBorders>
-              <w:top w:val="single" w:sz="4" w:space="0" w:color="333333"/>
-              <w:left w:val="single" w:sz="4" w:space="0" w:color="333333"/>
-              <w:bottom w:val="single" w:sz="4" w:space="0" w:color="333333"/>
-              <w:right w:val="single" w:sz="4" w:space="0" w:color="333333"/>
-            </w:tcBorders>
-            <w:shd w:val="clear" w:color="auto" w:fill="F5F5F5"/>
-            <w:tcMar>
-              <w:top w:w="80" w:type="dxa"/>
-              <w:left w:w="120" w:type="dxa"/>
-              <w:bottom w:w="80" w:type="dxa"/>
-              <w:right w:w="120" w:type="dxa"/>
-            </w:tcMar>
-            <w:vAlign w:val="center"/>
-          </w:tcPr>
-          <w:p>
-            <w:pPr>
-              <w:jc w:val="center"/>
-              <w:rPr>
-                <w:rFonts w:ascii="Malgun Gothic" w:eastAsia="Malgun Gothic" w:hAnsi="Malgun Gothic"/>
-                <w:sz w:val="21"/>
-                <w:szCs w:val="21"/>
-              </w:rPr>
-            </w:pPr>
-            <w:r>
-              <w:rPr>
-                <w:rFonts w:ascii="Malgun Gothic" w:eastAsia="Malgun Gothic" w:hAnsi="Malgun Gothic"/>
-                <w:color w:val="000000"/>
-                <w:sz w:val="21"/>
-                <w:szCs w:val="21"/>
-              </w:rPr>
-              <w:t>1</w:t>
-            </w:r>
-            <w:r>
-              <w:rPr>
-                <w:rFonts w:ascii="Malgun Gothic" w:eastAsia="Malgun Gothic" w:hAnsi="Malgun Gothic"/>
-                <w:color w:val="000000"/>
-                <w:sz w:val="21"/>
-                <w:szCs w:val="21"/>
-              </w:rPr>
-              <w:t>0</w:t>
-            </w:r>
-          </w:p>
-        </w:tc>
-        <w:tc>
-          <w:tcPr>
-            <w:tcW w:w="1100" w:type="dxa"/>
-            <w:tcBorders>
-              <w:top w:val="single" w:sz="4" w:space="0" w:color="333333"/>
-              <w:left w:val="single" w:sz="4" w:space="0" w:color="333333"/>
-              <w:bottom w:val="single" w:sz="4" w:space="0" w:color="333333"/>
-              <w:right w:val="single" w:sz="4" w:space="0" w:color="333333"/>
-            </w:tcBorders>
-            <w:shd w:val="clear" w:color="auto" w:fill="FFFFFF"/>
-            <w:tcMar>
-              <w:top w:w="80" w:type="dxa"/>
-              <w:left w:w="120" w:type="dxa"/>
-              <w:bottom w:w="80" w:type="dxa"/>
-              <w:right w:w="120" w:type="dxa"/>
-            </w:tcMar>
-            <w:vAlign w:val="center"/>
-          </w:tcPr>
-          <w:p>
-            <w:pPr>
-              <w:jc w:val="center"/>
-              <w:rPr>
-                <w:rFonts w:ascii="Malgun Gothic" w:eastAsia="Malgun Gothic" w:hAnsi="Malgun Gothic"/>
-                <w:sz w:val="21"/>
-                <w:szCs w:val="21"/>
-              </w:rPr>
-            </w:pPr>
-            <w:r>
-              <w:rPr>
-                <w:rFonts w:ascii="Malgun Gothic" w:eastAsia="Malgun Gothic" w:hAnsi="Malgun Gothic"/>
-                <w:color w:val="000000"/>
-                <w:sz w:val="21"/>
-                <w:szCs w:val="21"/>
-              </w:rPr>
-              <w:t>8/15 (토)</w:t>
-            </w:r>
-          </w:p>
-        </w:tc>
-        <w:tc>
-          <w:tcPr>
-            <w:tcW w:w="5900" w:type="dxa"/>
-            <w:tcBorders>
-              <w:top w:val="single" w:sz="4" w:space="0" w:color="333333"/>
-              <w:left w:val="single" w:sz="4" w:space="0" w:color="333333"/>
-              <w:bottom w:val="single" w:sz="4" w:space="0" w:color="333333"/>
-              <w:right w:val="single" w:sz="4" w:space="0" w:color="333333"/>
-            </w:tcBorders>
-            <w:shd w:val="clear" w:color="auto" w:fill="F5F5F5"/>
-            <w:tcMar>
-              <w:top w:w="80" w:type="dxa"/>
-              <w:left w:w="120" w:type="dxa"/>
-              <w:bottom w:w="80" w:type="dxa"/>
-              <w:right w:w="120" w:type="dxa"/>
-            </w:tcMar>
-            <w:vAlign w:val="center"/>
-          </w:tcPr>
-          <w:p>
-            <w:pPr>
-              <w:rPr>
-                <w:rFonts w:ascii="Malgun Gothic" w:eastAsia="Malgun Gothic" w:hAnsi="Malgun Gothic"/>
-                <w:sz w:val="21"/>
-                <w:szCs w:val="21"/>
-                <w:lang w:eastAsia="ko-KR"/>
-              </w:rPr>
-            </w:pPr>
-            <w:r>
-              <w:rPr>
-                <w:rFonts w:ascii="Malgun Gothic" w:eastAsia="Malgun Gothic" w:hAnsi="Malgun Gothic"/>
-                <w:color w:val="000000"/>
-                <w:sz w:val="21"/>
-                <w:szCs w:val="21"/>
-                <w:lang w:eastAsia="ko-KR"/>
-              </w:rPr>
-              <w:t>Ch 8 – 장기 영업자산 보고 및 분석</w:t>
-            </w:r>
-          </w:p>
-        </w:tc>
-        <w:tc>
-          <w:tcPr>
-            <w:tcW w:w="1460" w:type="dxa"/>
-            <w:tcBorders>
-              <w:top w:val="single" w:sz="4" w:space="0" w:color="333333"/>
-              <w:left w:val="single" w:sz="4" w:space="0" w:color="333333"/>
-              <w:bottom w:val="single" w:sz="4" w:space="0" w:color="333333"/>
-              <w:right w:val="single" w:sz="4" w:space="0" w:color="333333"/>
-            </w:tcBorders>
-            <w:shd w:val="clear" w:color="auto" w:fill="FFFFFF"/>
-            <w:tcMar>
-              <w:top w:w="80" w:type="dxa"/>
-              <w:left w:w="120" w:type="dxa"/>
-              <w:bottom w:w="80" w:type="dxa"/>
-              <w:right w:w="120" w:type="dxa"/>
-            </w:tcMar>
-            <w:vAlign w:val="center"/>
-          </w:tcPr>
-          <w:p>
-            <w:pPr>
-              <w:rPr>
-                <w:rFonts w:ascii="Malgun Gothic" w:eastAsia="Malgun Gothic" w:hAnsi="Malgun Gothic"/>
-                <w:sz w:val="21"/>
-                <w:szCs w:val="21"/>
-                <w:lang w:eastAsia="ko-KR"/>
-              </w:rPr>
-            </w:pPr>
-          </w:p>
-        </w:tc>
-      </w:tr>
-      <w:tr>
-        <w:trPr>
-          <w:jc w:val="center"/>
-        </w:trPr>
-        <w:tc>
-          <w:tcPr>
-            <w:tcW w:w="900" w:type="dxa"/>
-            <w:tcBorders>
-              <w:top w:val="single" w:sz="4" w:space="0" w:color="333333"/>
-              <w:left w:val="single" w:sz="4" w:space="0" w:color="333333"/>
-              <w:bottom w:val="single" w:sz="4" w:space="0" w:color="333333"/>
-              <w:right w:val="single" w:sz="4" w:space="0" w:color="333333"/>
-            </w:tcBorders>
-            <w:shd w:val="clear" w:color="auto" w:fill="F5F5F5"/>
-            <w:tcMar>
-              <w:top w:w="80" w:type="dxa"/>
-              <w:left w:w="120" w:type="dxa"/>
-              <w:bottom w:w="80" w:type="dxa"/>
-              <w:right w:w="120" w:type="dxa"/>
-            </w:tcMar>
-            <w:vAlign w:val="center"/>
-          </w:tcPr>
-          <w:p>
-            <w:pPr>
-              <w:jc w:val="center"/>
-              <w:rPr>
-                <w:rFonts w:ascii="Malgun Gothic" w:eastAsia="Malgun Gothic" w:hAnsi="Malgun Gothic"/>
-                <w:sz w:val="21"/>
-                <w:szCs w:val="21"/>
-              </w:rPr>
-            </w:pPr>
-            <w:r>
-              <w:rPr>
-                <w:rFonts w:ascii="Malgun Gothic" w:eastAsia="Malgun Gothic" w:hAnsi="Malgun Gothic"/>
-                <w:color w:val="000000"/>
-                <w:sz w:val="21"/>
-                <w:szCs w:val="21"/>
-              </w:rPr>
-              <w:t>1</w:t>
-            </w:r>
-            <w:r>
-              <w:rPr>
-                <w:rFonts w:ascii="Malgun Gothic" w:eastAsia="Malgun Gothic" w:hAnsi="Malgun Gothic"/>
-                <w:color w:val="000000"/>
-                <w:sz w:val="21"/>
-                <w:szCs w:val="21"/>
-              </w:rPr>
-              <w:t>1</w:t>
-            </w:r>
-          </w:p>
-        </w:tc>
-        <w:tc>
-          <w:tcPr>
-            <w:tcW w:w="1100" w:type="dxa"/>
-            <w:tcBorders>
-              <w:top w:val="single" w:sz="4" w:space="0" w:color="333333"/>
-              <w:left w:val="single" w:sz="4" w:space="0" w:color="333333"/>
-              <w:bottom w:val="single" w:sz="4" w:space="0" w:color="333333"/>
-              <w:right w:val="single" w:sz="4" w:space="0" w:color="333333"/>
-            </w:tcBorders>
-            <w:shd w:val="clear" w:color="auto" w:fill="FFFFFF"/>
-            <w:tcMar>
-              <w:top w:w="80" w:type="dxa"/>
-              <w:left w:w="120" w:type="dxa"/>
-              <w:bottom w:w="80" w:type="dxa"/>
-              <w:right w:w="120" w:type="dxa"/>
-            </w:tcMar>
-            <w:vAlign w:val="center"/>
-          </w:tcPr>
-          <w:p>
-            <w:pPr>
-              <w:jc w:val="center"/>
-              <w:rPr>
-                <w:rFonts w:ascii="Malgun Gothic" w:eastAsia="Malgun Gothic" w:hAnsi="Malgun Gothic"/>
-                <w:sz w:val="21"/>
-                <w:szCs w:val="21"/>
-              </w:rPr>
-            </w:pPr>
-            <w:r>
-              <w:rPr>
-                <w:rFonts w:ascii="Malgun Gothic" w:eastAsia="Malgun Gothic" w:hAnsi="Malgun Gothic"/>
-                <w:color w:val="000000"/>
-                <w:sz w:val="21"/>
-                <w:szCs w:val="21"/>
-              </w:rPr>
-              <w:t>8/15 (토)</w:t>
-            </w:r>
-          </w:p>
-        </w:tc>
-        <w:tc>
-          <w:tcPr>
-            <w:tcW w:w="5900" w:type="dxa"/>
-            <w:tcBorders>
-              <w:top w:val="single" w:sz="4" w:space="0" w:color="333333"/>
-              <w:left w:val="single" w:sz="4" w:space="0" w:color="333333"/>
-              <w:bottom w:val="single" w:sz="4" w:space="0" w:color="333333"/>
-              <w:right w:val="single" w:sz="4" w:space="0" w:color="333333"/>
-            </w:tcBorders>
-            <w:shd w:val="clear" w:color="auto" w:fill="F5F5F5"/>
-            <w:tcMar>
-              <w:top w:w="80" w:type="dxa"/>
-              <w:left w:w="120" w:type="dxa"/>
-              <w:bottom w:w="80" w:type="dxa"/>
-              <w:right w:w="120" w:type="dxa"/>
-            </w:tcMar>
-            <w:vAlign w:val="center"/>
-          </w:tcPr>
-          <w:p>
-            <w:pPr>
-              <w:rPr>
-                <w:rFonts w:ascii="Malgun Gothic" w:eastAsia="Malgun Gothic" w:hAnsi="Malgun Gothic"/>
-                <w:sz w:val="21"/>
-                <w:szCs w:val="21"/>
-                <w:lang w:eastAsia="ko-KR"/>
-              </w:rPr>
-            </w:pPr>
-            <w:r>
-              <w:rPr>
-                <w:rFonts w:ascii="Malgun Gothic" w:eastAsia="Malgun Gothic" w:hAnsi="Malgun Gothic"/>
-                <w:color w:val="000000"/>
-                <w:sz w:val="21"/>
-                <w:szCs w:val="21"/>
-                <w:lang w:eastAsia="ko-KR"/>
-              </w:rPr>
-              <w:t>Ch 9 – 부채 보고 및 분석</w:t>
-            </w:r>
-          </w:p>
-          <w:p>
-            <w:pPr>
-              <w:rPr>
-                <w:rFonts w:ascii="Malgun Gothic" w:eastAsia="Malgun Gothic" w:hAnsi="Malgun Gothic"/>
-                <w:sz w:val="21"/>
-                <w:szCs w:val="21"/>
-                <w:lang w:eastAsia="ko-KR"/>
-              </w:rPr>
-            </w:pPr>
-            <w:r>
-              <w:rPr>
-                <w:rFonts w:ascii="Malgun Gothic" w:eastAsia="Malgun Gothic" w:hAnsi="Malgun Gothic"/>
-                <w:color w:val="000000"/>
-                <w:sz w:val="21"/>
-                <w:szCs w:val="21"/>
-                <w:lang w:eastAsia="ko-KR"/>
-              </w:rPr>
-              <w:t>Ch 10 – 법인세, 약정 및 우발부채 보고</w:t>
-            </w:r>
-          </w:p>
-        </w:tc>
-        <w:tc>
-          <w:tcPr>
-            <w:tcW w:w="1460" w:type="dxa"/>
-            <w:tcBorders>
-              <w:top w:val="single" w:sz="4" w:space="0" w:color="333333"/>
-              <w:left w:val="single" w:sz="4" w:space="0" w:color="333333"/>
-              <w:bottom w:val="single" w:sz="4" w:space="0" w:color="333333"/>
-              <w:right w:val="single" w:sz="4" w:space="0" w:color="333333"/>
-            </w:tcBorders>
-            <w:shd w:val="clear" w:color="auto" w:fill="FFFFFF"/>
-            <w:tcMar>
-              <w:top w:w="80" w:type="dxa"/>
-              <w:left w:w="120" w:type="dxa"/>
-              <w:bottom w:w="80" w:type="dxa"/>
-              <w:right w:w="120" w:type="dxa"/>
-            </w:tcMar>
-            <w:vAlign w:val="center"/>
-          </w:tcPr>
-          <w:p>
-            <w:pPr>
-              <w:rPr>
-                <w:rFonts w:ascii="Malgun Gothic" w:eastAsia="Malgun Gothic" w:hAnsi="Malgun Gothic"/>
-                <w:sz w:val="21"/>
-                <w:szCs w:val="21"/>
-                <w:lang w:eastAsia="ko-KR"/>
-              </w:rPr>
-            </w:pPr>
-          </w:p>
-        </w:tc>
-      </w:tr>
-      <w:tr>
-        <w:trPr>
-          <w:jc w:val="center"/>
-        </w:trPr>
-        <w:tc>
-          <w:tcPr>
-            <w:tcW w:w="900" w:type="dxa"/>
-            <w:tcBorders>
-              <w:top w:val="single" w:sz="4" w:space="0" w:color="333333"/>
-              <w:left w:val="single" w:sz="4" w:space="0" w:color="333333"/>
-              <w:bottom w:val="single" w:sz="4" w:space="0" w:color="333333"/>
-              <w:right w:val="single" w:sz="4" w:space="0" w:color="333333"/>
-            </w:tcBorders>
-            <w:shd w:val="clear" w:color="auto" w:fill="F5F5F5"/>
-            <w:tcMar>
-              <w:top w:w="80" w:type="dxa"/>
-              <w:left w:w="120" w:type="dxa"/>
-              <w:bottom w:w="80" w:type="dxa"/>
-              <w:right w:w="120" w:type="dxa"/>
-            </w:tcMar>
-            <w:vAlign w:val="center"/>
-          </w:tcPr>
-          <w:p>
-            <w:pPr>
-              <w:jc w:val="center"/>
-              <w:rPr>
-                <w:rFonts w:ascii="Malgun Gothic" w:eastAsia="Malgun Gothic" w:hAnsi="Malgun Gothic"/>
-                <w:sz w:val="21"/>
-                <w:szCs w:val="21"/>
-              </w:rPr>
-            </w:pPr>
-            <w:r>
-              <w:rPr>
-                <w:rFonts w:ascii="Malgun Gothic" w:eastAsia="Malgun Gothic" w:hAnsi="Malgun Gothic"/>
-                <w:color w:val="000000"/>
-                <w:sz w:val="21"/>
-                <w:szCs w:val="21"/>
-              </w:rPr>
-              <w:t>1</w:t>
-            </w:r>
-            <w:r>
-              <w:rPr>
-                <w:rFonts w:ascii="Malgun Gothic" w:eastAsia="Malgun Gothic" w:hAnsi="Malgun Gothic"/>
-                <w:color w:val="000000"/>
-                <w:sz w:val="21"/>
-                <w:szCs w:val="21"/>
-              </w:rPr>
-              <w:t>2</w:t>
-            </w:r>
-          </w:p>
-        </w:tc>
-        <w:tc>
-          <w:tcPr>
-            <w:tcW w:w="1100" w:type="dxa"/>
-            <w:tcBorders>
-              <w:top w:val="single" w:sz="4" w:space="0" w:color="333333"/>
-              <w:left w:val="single" w:sz="4" w:space="0" w:color="333333"/>
-              <w:bottom w:val="single" w:sz="4" w:space="0" w:color="333333"/>
-              <w:right w:val="single" w:sz="4" w:space="0" w:color="333333"/>
-            </w:tcBorders>
-            <w:shd w:val="clear" w:color="auto" w:fill="FFFFFF"/>
-            <w:tcMar>
-              <w:top w:w="80" w:type="dxa"/>
-              <w:left w:w="120" w:type="dxa"/>
-              <w:bottom w:w="80" w:type="dxa"/>
-              <w:right w:w="120" w:type="dxa"/>
-            </w:tcMar>
-            <w:vAlign w:val="center"/>
-          </w:tcPr>
-          <w:p>
-            <w:pPr>
-              <w:jc w:val="center"/>
-              <w:rPr>
-                <w:rFonts w:ascii="Malgun Gothic" w:eastAsia="Malgun Gothic" w:hAnsi="Malgun Gothic"/>
-                <w:sz w:val="21"/>
-                <w:szCs w:val="21"/>
-              </w:rPr>
-            </w:pPr>
-            <w:r>
-              <w:rPr>
-                <w:rFonts w:ascii="Malgun Gothic" w:eastAsia="Malgun Gothic" w:hAnsi="Malgun Gothic"/>
-                <w:color w:val="000000"/>
-                <w:sz w:val="21"/>
-                <w:szCs w:val="21"/>
-              </w:rPr>
-              <w:t>8/18 (화)</w:t>
-            </w:r>
-          </w:p>
-        </w:tc>
-        <w:tc>
-          <w:tcPr>
-            <w:tcW w:w="5900" w:type="dxa"/>
-            <w:tcBorders>
-              <w:top w:val="single" w:sz="4" w:space="0" w:color="333333"/>
-              <w:left w:val="single" w:sz="4" w:space="0" w:color="333333"/>
-              <w:bottom w:val="single" w:sz="4" w:space="0" w:color="333333"/>
-              <w:right w:val="single" w:sz="4" w:space="0" w:color="333333"/>
-            </w:tcBorders>
-            <w:shd w:val="clear" w:color="auto" w:fill="F5F5F5"/>
-            <w:tcMar>
-              <w:top w:w="80" w:type="dxa"/>
-              <w:left w:w="120" w:type="dxa"/>
-              <w:bottom w:w="80" w:type="dxa"/>
-              <w:right w:w="120" w:type="dxa"/>
-            </w:tcMar>
-            <w:vAlign w:val="center"/>
-          </w:tcPr>
-          <w:p>
-            <w:pPr>
-              <w:rPr>
-                <w:rFonts w:ascii="Malgun Gothic" w:eastAsia="Malgun Gothic" w:hAnsi="Malgun Gothic"/>
-                <w:sz w:val="21"/>
-                <w:szCs w:val="21"/>
-                <w:lang w:eastAsia="ko-KR"/>
-              </w:rPr>
-            </w:pPr>
-            <w:r>
-              <w:rPr>
-                <w:rFonts w:ascii="Malgun Gothic" w:eastAsia="Malgun Gothic" w:hAnsi="Malgun Gothic"/>
-                <w:color w:val="000000"/>
-                <w:sz w:val="21"/>
-                <w:szCs w:val="21"/>
-              </w:rPr>
-              <w:t>Ch 11 – 자본 보고 및 분석</w:t>
-            </w:r>
-          </w:p>
-        </w:tc>
-        <w:tc>
-          <w:tcPr>
-            <w:tcW w:w="1460" w:type="dxa"/>
-            <w:tcBorders>
-              <w:top w:val="single" w:sz="4" w:space="0" w:color="333333"/>
-              <w:left w:val="single" w:sz="4" w:space="0" w:color="333333"/>
-              <w:bottom w:val="single" w:sz="4" w:space="0" w:color="333333"/>
-              <w:right w:val="single" w:sz="4" w:space="0" w:color="333333"/>
-            </w:tcBorders>
-            <w:shd w:val="clear" w:color="auto" w:fill="FFFFFF"/>
-            <w:tcMar>
-              <w:top w:w="80" w:type="dxa"/>
-              <w:left w:w="120" w:type="dxa"/>
-              <w:bottom w:w="80" w:type="dxa"/>
-              <w:right w:w="120" w:type="dxa"/>
-            </w:tcMar>
-            <w:vAlign w:val="center"/>
-          </w:tcPr>
-          <w:p>
-            <w:pPr>
-              <w:rPr>
-                <w:rFonts w:ascii="Malgun Gothic" w:eastAsia="Malgun Gothic" w:hAnsi="Malgun Gothic"/>
-                <w:sz w:val="21"/>
-                <w:szCs w:val="21"/>
-              </w:rPr>
-            </w:pPr>
-            <w:r>
-              <w:rPr>
-                <w:rFonts w:ascii="Malgun Gothic" w:eastAsia="Malgun Gothic" w:hAnsi="Malgun Gothic"/>
-                <w:color w:val="000000"/>
-                <w:sz w:val="21"/>
-                <w:szCs w:val="21"/>
-              </w:rPr>
-              <w:t>Ch</w:t>
-            </w:r>
-            <w:r>
-              <w:rPr>
-                <w:rFonts w:ascii="Malgun Gothic" w:eastAsia="Malgun Gothic" w:hAnsi="Malgun Gothic" w:hint="eastAsia"/>
-                <w:color w:val="000000"/>
-                <w:sz w:val="21"/>
-                <w:szCs w:val="21"/>
-                <w:lang w:eastAsia="ko-KR"/>
-              </w:rPr>
-              <w:t xml:space="preserve"> </w:t>
-            </w:r>
-            <w:r>
-              <w:rPr>
-                <w:rFonts w:ascii="Malgun Gothic" w:eastAsia="Malgun Gothic" w:hAnsi="Malgun Gothic"/>
-                <w:color w:val="000000"/>
-                <w:sz w:val="21"/>
-                <w:szCs w:val="21"/>
-              </w:rPr>
-              <w:t>5,8,9,10</w:t>
-            </w:r>
-            <w:r>
-              <w:rPr>
-                <w:rFonts w:ascii="Malgun Gothic" w:eastAsia="Malgun Gothic" w:hAnsi="Malgun Gothic" w:hint="eastAsia"/>
-                <w:color w:val="000000"/>
-                <w:sz w:val="21"/>
-                <w:szCs w:val="21"/>
-                <w:lang w:eastAsia="ko-KR"/>
-              </w:rPr>
-              <w:t>, &amp;</w:t>
-            </w:r>
-            <w:r>
-              <w:rPr>
-                <w:rFonts w:ascii="Malgun Gothic" w:eastAsia="Malgun Gothic" w:hAnsi="Malgun Gothic"/>
-                <w:color w:val="000000"/>
-                <w:sz w:val="21"/>
-                <w:szCs w:val="21"/>
-              </w:rPr>
-              <w:t>11</w:t>
-            </w:r>
-          </w:p>
-        </w:tc>
-      </w:tr>
-      <w:tr>
-        <w:trPr>
-          <w:jc w:val="center"/>
-        </w:trPr>
-        <w:tc>
-          <w:tcPr>
-            <w:tcW w:w="900" w:type="dxa"/>
-            <w:tcBorders>
-              <w:top w:val="single" w:sz="4" w:space="0" w:color="333333"/>
-              <w:left w:val="single" w:sz="4" w:space="0" w:color="333333"/>
-              <w:bottom w:val="single" w:sz="4" w:space="0" w:color="333333"/>
-              <w:right w:val="single" w:sz="4" w:space="0" w:color="333333"/>
-            </w:tcBorders>
-            <w:shd w:val="clear" w:color="auto" w:fill="F5F5F5"/>
-            <w:tcMar>
-              <w:top w:w="80" w:type="dxa"/>
-              <w:left w:w="120" w:type="dxa"/>
-              <w:bottom w:w="80" w:type="dxa"/>
-              <w:right w:w="120" w:type="dxa"/>
-            </w:tcMar>
-            <w:vAlign w:val="center"/>
-          </w:tcPr>
-          <w:p>
-            <w:pPr>
-              <w:jc w:val="center"/>
-              <w:rPr>
-                <w:rFonts w:ascii="Malgun Gothic" w:eastAsia="Malgun Gothic" w:hAnsi="Malgun Gothic"/>
-                <w:sz w:val="21"/>
-                <w:szCs w:val="21"/>
-              </w:rPr>
-            </w:pPr>
-            <w:r>
-              <w:rPr>
-                <w:rFonts w:ascii="Malgun Gothic" w:eastAsia="Malgun Gothic" w:hAnsi="Malgun Gothic"/>
-                <w:color w:val="000000"/>
-                <w:sz w:val="21"/>
-                <w:szCs w:val="21"/>
-              </w:rPr>
-              <w:t>1</w:t>
-            </w:r>
-            <w:r>
-              <w:rPr>
-                <w:rFonts w:ascii="Malgun Gothic" w:eastAsia="Malgun Gothic" w:hAnsi="Malgun Gothic"/>
-                <w:color w:val="000000"/>
-                <w:sz w:val="21"/>
-                <w:szCs w:val="21"/>
-              </w:rPr>
-              <w:t>3</w:t>
-            </w:r>
-          </w:p>
-        </w:tc>
-        <w:tc>
-          <w:tcPr>
-            <w:tcW w:w="1100" w:type="dxa"/>
-            <w:tcBorders>
-              <w:top w:val="single" w:sz="4" w:space="0" w:color="333333"/>
-              <w:left w:val="single" w:sz="4" w:space="0" w:color="333333"/>
-              <w:bottom w:val="single" w:sz="4" w:space="0" w:color="333333"/>
-              <w:right w:val="single" w:sz="4" w:space="0" w:color="333333"/>
-            </w:tcBorders>
-            <w:shd w:val="clear" w:color="auto" w:fill="FFFFFF"/>
-            <w:tcMar>
-              <w:top w:w="80" w:type="dxa"/>
-              <w:left w:w="120" w:type="dxa"/>
-              <w:bottom w:w="80" w:type="dxa"/>
-              <w:right w:w="120" w:type="dxa"/>
-            </w:tcMar>
-            <w:vAlign w:val="center"/>
-          </w:tcPr>
-          <w:p>
-            <w:pPr>
-              <w:jc w:val="center"/>
-              <w:rPr>
-                <w:rFonts w:ascii="Malgun Gothic" w:eastAsia="Malgun Gothic" w:hAnsi="Malgun Gothic"/>
-                <w:sz w:val="21"/>
-                <w:szCs w:val="21"/>
-              </w:rPr>
-            </w:pPr>
-            <w:r>
-              <w:rPr>
-                <w:rFonts w:ascii="Malgun Gothic" w:eastAsia="Malgun Gothic" w:hAnsi="Malgun Gothic"/>
-                <w:color w:val="000000"/>
-                <w:sz w:val="21"/>
-                <w:szCs w:val="21"/>
-              </w:rPr>
-              <w:t>8/20 (목)</w:t>
-            </w:r>
-          </w:p>
-        </w:tc>
-        <w:tc>
-          <w:tcPr>
-            <w:tcW w:w="5900" w:type="dxa"/>
-            <w:tcBorders>
-              <w:top w:val="single" w:sz="4" w:space="0" w:color="333333"/>
-              <w:left w:val="single" w:sz="4" w:space="0" w:color="333333"/>
-              <w:bottom w:val="single" w:sz="4" w:space="0" w:color="333333"/>
-              <w:right w:val="single" w:sz="4" w:space="0" w:color="333333"/>
-            </w:tcBorders>
-            <w:shd w:val="clear" w:color="auto" w:fill="F5F5F5"/>
-            <w:tcMar>
-              <w:top w:w="80" w:type="dxa"/>
-              <w:left w:w="120" w:type="dxa"/>
-              <w:bottom w:w="80" w:type="dxa"/>
-              <w:right w:w="120" w:type="dxa"/>
-            </w:tcMar>
-            <w:vAlign w:val="center"/>
-          </w:tcPr>
-          <w:p>
-            <w:pPr>
-              <w:rPr>
-                <w:rFonts w:ascii="Malgun Gothic" w:eastAsia="Malgun Gothic" w:hAnsi="Malgun Gothic"/>
-                <w:sz w:val="21"/>
-                <w:szCs w:val="21"/>
-                <w:lang w:eastAsia="ko-KR"/>
-              </w:rPr>
-            </w:pPr>
-            <w:r>
-              <w:rPr>
-                <w:rFonts w:ascii="Malgun Gothic" w:eastAsia="Malgun Gothic" w:hAnsi="Malgun Gothic"/>
-                <w:color w:val="000000"/>
-                <w:sz w:val="21"/>
-                <w:szCs w:val="21"/>
-                <w:lang w:eastAsia="ko-KR"/>
-              </w:rPr>
-              <w:t>Ch 12 – 금융투자 보고 및 분석</w:t>
-            </w:r>
-          </w:p>
-        </w:tc>
-        <w:tc>
-          <w:tcPr>
-            <w:tcW w:w="1460" w:type="dxa"/>
-            <w:tcBorders>
-              <w:top w:val="single" w:sz="4" w:space="0" w:color="333333"/>
-              <w:left w:val="single" w:sz="4" w:space="0" w:color="333333"/>
-              <w:bottom w:val="single" w:sz="4" w:space="0" w:color="333333"/>
-              <w:right w:val="single" w:sz="4" w:space="0" w:color="333333"/>
-            </w:tcBorders>
-            <w:shd w:val="clear" w:color="auto" w:fill="FFFFFF"/>
-            <w:tcMar>
-              <w:top w:w="80" w:type="dxa"/>
-              <w:left w:w="120" w:type="dxa"/>
-              <w:bottom w:w="80" w:type="dxa"/>
-              <w:right w:w="120" w:type="dxa"/>
-            </w:tcMar>
-            <w:vAlign w:val="center"/>
-          </w:tcPr>
-          <w:p>
-            <w:pPr>
-              <w:rPr>
-                <w:rFonts w:ascii="Malgun Gothic" w:eastAsia="Malgun Gothic" w:hAnsi="Malgun Gothic"/>
-                <w:sz w:val="21"/>
-                <w:szCs w:val="21"/>
-                <w:lang w:eastAsia="ko-KR"/>
-              </w:rPr>
-            </w:pPr>
-          </w:p>
-        </w:tc>
-      </w:tr>
-      <w:tr>
-        <w:trPr>
-          <w:jc w:val="center"/>
-        </w:trPr>
-        <w:tc>
-          <w:tcPr>
-            <w:tcW w:w="900" w:type="dxa"/>
-            <w:tcBorders>
-              <w:top w:val="single" w:sz="4" w:space="0" w:color="333333"/>
-              <w:left w:val="single" w:sz="4" w:space="0" w:color="333333"/>
-              <w:bottom w:val="single" w:sz="4" w:space="0" w:color="333333"/>
-              <w:right w:val="single" w:sz="4" w:space="0" w:color="333333"/>
-            </w:tcBorders>
-            <w:shd w:val="clear" w:color="auto" w:fill="F5F5F5"/>
-            <w:tcMar>
-              <w:top w:w="80" w:type="dxa"/>
-              <w:left w:w="120" w:type="dxa"/>
-              <w:bottom w:w="80" w:type="dxa"/>
-              <w:right w:w="120" w:type="dxa"/>
-            </w:tcMar>
-            <w:vAlign w:val="center"/>
-          </w:tcPr>
-          <w:p>
-            <w:pPr>
-              <w:jc w:val="center"/>
-              <w:rPr>
-                <w:rFonts w:ascii="Malgun Gothic" w:eastAsia="Malgun Gothic" w:hAnsi="Malgun Gothic"/>
-                <w:sz w:val="21"/>
-                <w:szCs w:val="21"/>
-              </w:rPr>
-            </w:pPr>
-            <w:r>
-              <w:rPr>
-                <w:rFonts w:ascii="Malgun Gothic" w:eastAsia="Malgun Gothic" w:hAnsi="Malgun Gothic"/>
-                <w:color w:val="000000"/>
-                <w:sz w:val="21"/>
-                <w:szCs w:val="21"/>
-              </w:rPr>
-              <w:t>1</w:t>
-            </w:r>
-            <w:r>
-              <w:rPr>
-                <w:rFonts w:ascii="Malgun Gothic" w:eastAsia="Malgun Gothic" w:hAnsi="Malgun Gothic"/>
-                <w:color w:val="000000"/>
-                <w:sz w:val="21"/>
-                <w:szCs w:val="21"/>
-              </w:rPr>
-              <w:t>4</w:t>
-            </w:r>
-          </w:p>
-        </w:tc>
-        <w:tc>
-          <w:tcPr>
-            <w:tcW w:w="1100" w:type="dxa"/>
-            <w:tcBorders>
-              <w:top w:val="single" w:sz="4" w:space="0" w:color="333333"/>
-              <w:left w:val="single" w:sz="4" w:space="0" w:color="333333"/>
-              <w:bottom w:val="single" w:sz="4" w:space="0" w:color="333333"/>
-              <w:right w:val="single" w:sz="4" w:space="0" w:color="333333"/>
-            </w:tcBorders>
-            <w:shd w:val="clear" w:color="auto" w:fill="FFFFFF"/>
-            <w:tcMar>
-              <w:top w:w="80" w:type="dxa"/>
-              <w:left w:w="120" w:type="dxa"/>
-              <w:bottom w:w="80" w:type="dxa"/>
-              <w:right w:w="120" w:type="dxa"/>
-            </w:tcMar>
-            <w:vAlign w:val="center"/>
-          </w:tcPr>
-          <w:p>
-            <w:pPr>
-              <w:jc w:val="center"/>
-              <w:rPr>
-                <w:rFonts w:ascii="Malgun Gothic" w:eastAsia="Malgun Gothic" w:hAnsi="Malgun Gothic"/>
-                <w:sz w:val="21"/>
-                <w:szCs w:val="21"/>
-              </w:rPr>
-            </w:pPr>
-            <w:r>
-              <w:rPr>
-                <w:rFonts w:ascii="Malgun Gothic" w:eastAsia="Malgun Gothic" w:hAnsi="Malgun Gothic"/>
-                <w:color w:val="000000"/>
-                <w:sz w:val="21"/>
-                <w:szCs w:val="21"/>
-              </w:rPr>
-              <w:t>8/22 (토)</w:t>
-            </w:r>
-          </w:p>
-        </w:tc>
-        <w:tc>
-          <w:tcPr>
-            <w:tcW w:w="5900" w:type="dxa"/>
-            <w:tcBorders>
-              <w:top w:val="single" w:sz="4" w:space="0" w:color="333333"/>
-              <w:left w:val="single" w:sz="4" w:space="0" w:color="333333"/>
-              <w:bottom w:val="single" w:sz="4" w:space="0" w:color="333333"/>
-              <w:right w:val="single" w:sz="4" w:space="0" w:color="333333"/>
-            </w:tcBorders>
-            <w:shd w:val="clear" w:color="auto" w:fill="F5F5F5"/>
-            <w:tcMar>
-              <w:top w:w="80" w:type="dxa"/>
-              <w:left w:w="120" w:type="dxa"/>
-              <w:bottom w:w="80" w:type="dxa"/>
-              <w:right w:w="120" w:type="dxa"/>
-            </w:tcMar>
-            <w:vAlign w:val="center"/>
-          </w:tcPr>
-          <w:p>
-            <w:pPr>
-              <w:rPr>
-                <w:rFonts w:ascii="Malgun Gothic" w:eastAsia="Malgun Gothic" w:hAnsi="Malgun Gothic"/>
-                <w:sz w:val="21"/>
-                <w:szCs w:val="21"/>
-                <w:lang w:eastAsia="ko-KR"/>
-              </w:rPr>
-            </w:pPr>
-            <w:r>
-              <w:rPr>
-                <w:rFonts w:ascii="Malgun Gothic" w:eastAsia="Malgun Gothic" w:hAnsi="Malgun Gothic"/>
-                <w:color w:val="000000"/>
-                <w:sz w:val="21"/>
-                <w:szCs w:val="21"/>
-                <w:lang w:eastAsia="ko-KR"/>
-              </w:rPr>
-              <w:t>특별 주제 – 블록체인 및 암호화폐 자산(</w:t>
-            </w:r>
-            <w:proofErr w:type="spellStart"/>
-            <w:r>
-              <w:rPr>
-                <w:rFonts w:ascii="Malgun Gothic" w:eastAsia="Malgun Gothic" w:hAnsi="Malgun Gothic"/>
-                <w:color w:val="000000"/>
-                <w:sz w:val="21"/>
-                <w:szCs w:val="21"/>
-                <w:lang w:eastAsia="ko-KR"/>
-              </w:rPr>
-              <w:t>비트코인</w:t>
-            </w:r>
-            <w:proofErr w:type="spellEnd"/>
-            <w:r>
-              <w:rPr>
-                <w:rFonts w:ascii="Malgun Gothic" w:eastAsia="Malgun Gothic" w:hAnsi="Malgun Gothic"/>
-                <w:color w:val="000000"/>
-                <w:sz w:val="21"/>
-                <w:szCs w:val="21"/>
-                <w:lang w:eastAsia="ko-KR"/>
-              </w:rPr>
-              <w:t>): 블록체인 기술 개요, 암호화폐 기초 및 디지털 자산의 회계 처리</w:t>
-            </w:r>
-          </w:p>
-        </w:tc>
-        <w:tc>
-          <w:tcPr>
-            <w:tcW w:w="1460" w:type="dxa"/>
-            <w:tcBorders>
-              <w:top w:val="single" w:sz="4" w:space="0" w:color="333333"/>
-              <w:left w:val="single" w:sz="4" w:space="0" w:color="333333"/>
-              <w:bottom w:val="single" w:sz="4" w:space="0" w:color="333333"/>
-              <w:right w:val="single" w:sz="4" w:space="0" w:color="333333"/>
-            </w:tcBorders>
-            <w:shd w:val="clear" w:color="auto" w:fill="FFFFFF"/>
-            <w:tcMar>
-              <w:top w:w="80" w:type="dxa"/>
-              <w:left w:w="120" w:type="dxa"/>
-              <w:bottom w:w="80" w:type="dxa"/>
-              <w:right w:w="120" w:type="dxa"/>
-            </w:tcMar>
-            <w:vAlign w:val="center"/>
-          </w:tcPr>
-          <w:p>
-            <w:pPr>
-              <w:rPr>
-                <w:rFonts w:ascii="Malgun Gothic" w:eastAsia="Malgun Gothic" w:hAnsi="Malgun Gothic"/>
-                <w:sz w:val="21"/>
-                <w:szCs w:val="21"/>
-                <w:lang w:eastAsia="ko-KR"/>
-              </w:rPr>
-            </w:pPr>
-          </w:p>
-        </w:tc>
-      </w:tr>
-      <w:tr>
-        <w:trPr>
-          <w:jc w:val="center"/>
-        </w:trPr>
-        <w:tc>
-          <w:tcPr>
-            <w:tcW w:w="900" w:type="dxa"/>
-            <w:tcBorders>
-              <w:top w:val="single" w:sz="4" w:space="0" w:color="333333"/>
-              <w:left w:val="single" w:sz="4" w:space="0" w:color="333333"/>
-              <w:bottom w:val="single" w:sz="4" w:space="0" w:color="333333"/>
-              <w:right w:val="single" w:sz="4" w:space="0" w:color="333333"/>
-            </w:tcBorders>
-            <w:shd w:val="clear" w:color="auto" w:fill="DAE9F7" w:themeFill="text2" w:themeFillTint="1A"/>
-            <w:tcMar>
-              <w:top w:w="80" w:type="dxa"/>
-              <w:left w:w="120" w:type="dxa"/>
-              <w:bottom w:w="80" w:type="dxa"/>
-              <w:right w:w="120" w:type="dxa"/>
-            </w:tcMar>
-            <w:vAlign w:val="center"/>
-          </w:tcPr>
-          <w:p>
-            <w:pPr>
-              <w:jc w:val="center"/>
-              <w:rPr>
-                <w:rFonts w:ascii="Malgun Gothic" w:eastAsia="Malgun Gothic" w:hAnsi="Malgun Gothic"/>
-                <w:sz w:val="21"/>
-                <w:szCs w:val="21"/>
-                <w:lang w:eastAsia="ko-KR"/>
-              </w:rPr>
-            </w:pPr>
-          </w:p>
-        </w:tc>
-        <w:tc>
-          <w:tcPr>
-            <w:tcW w:w="1100" w:type="dxa"/>
-            <w:tcBorders>
-              <w:top w:val="single" w:sz="4" w:space="0" w:color="333333"/>
-              <w:left w:val="single" w:sz="4" w:space="0" w:color="333333"/>
-              <w:bottom w:val="single" w:sz="4" w:space="0" w:color="333333"/>
-              <w:right w:val="single" w:sz="4" w:space="0" w:color="333333"/>
-            </w:tcBorders>
-            <w:shd w:val="clear" w:color="auto" w:fill="DAE9F7" w:themeFill="text2" w:themeFillTint="1A"/>
-            <w:tcMar>
-              <w:top w:w="80" w:type="dxa"/>
-              <w:left w:w="120" w:type="dxa"/>
-              <w:bottom w:w="80" w:type="dxa"/>
-              <w:right w:w="120" w:type="dxa"/>
-            </w:tcMar>
-            <w:vAlign w:val="center"/>
-          </w:tcPr>
-          <w:p>
-            <w:pPr>
-              <w:jc w:val="center"/>
-              <w:rPr>
-                <w:rFonts w:ascii="Malgun Gothic" w:eastAsia="Malgun Gothic" w:hAnsi="Malgun Gothic"/>
-                <w:sz w:val="21"/>
-                <w:szCs w:val="21"/>
-              </w:rPr>
-            </w:pPr>
-            <w:r>
-              <w:rPr>
-                <w:rFonts w:ascii="Malgun Gothic" w:eastAsia="Malgun Gothic" w:hAnsi="Malgun Gothic"/>
-                <w:color w:val="000000"/>
-                <w:sz w:val="21"/>
-                <w:szCs w:val="21"/>
-              </w:rPr>
-              <w:t>8/22 (토)</w:t>
-            </w:r>
-          </w:p>
-        </w:tc>
-        <w:tc>
-          <w:tcPr>
-            <w:tcW w:w="5900" w:type="dxa"/>
-            <w:tcBorders>
-              <w:top w:val="single" w:sz="4" w:space="0" w:color="333333"/>
-              <w:left w:val="single" w:sz="4" w:space="0" w:color="333333"/>
-              <w:bottom w:val="single" w:sz="4" w:space="0" w:color="333333"/>
-              <w:right w:val="single" w:sz="4" w:space="0" w:color="333333"/>
-            </w:tcBorders>
-            <w:shd w:val="clear" w:color="auto" w:fill="DAE9F7" w:themeFill="text2" w:themeFillTint="1A"/>
-            <w:tcMar>
-              <w:top w:w="80" w:type="dxa"/>
-              <w:left w:w="120" w:type="dxa"/>
-              <w:bottom w:w="80" w:type="dxa"/>
-              <w:right w:w="120" w:type="dxa"/>
-            </w:tcMar>
-            <w:vAlign w:val="center"/>
-          </w:tcPr>
-          <w:p>
-            <w:pPr>
-              <w:rPr>
-                <w:rFonts w:ascii="Malgun Gothic" w:eastAsia="Malgun Gothic" w:hAnsi="Malgun Gothic"/>
-                <w:sz w:val="21"/>
-                <w:szCs w:val="21"/>
-                <w:lang w:eastAsia="ko-KR"/>
-              </w:rPr>
-            </w:pPr>
-            <w:r>
-              <w:rPr>
-                <w:rFonts w:ascii="Malgun Gothic" w:eastAsia="Malgun Gothic" w:hAnsi="Malgun Gothic"/>
-                <w:color w:val="000000"/>
-                <w:sz w:val="21"/>
-                <w:szCs w:val="21"/>
-              </w:rPr>
-              <w:t xml:space="preserve">시험 2 (Ch 8, 9, 10, </w:t>
-            </w:r>
-            <w:r>
-              <w:rPr>
-                <w:rFonts w:ascii="Malgun Gothic" w:eastAsia="Malgun Gothic" w:hAnsi="Malgun Gothic" w:hint="eastAsia"/>
-                <w:color w:val="000000"/>
-                <w:sz w:val="21"/>
-                <w:szCs w:val="21"/>
-                <w:lang w:eastAsia="ko-KR"/>
-              </w:rPr>
-              <w:t>&amp; 11,</w:t>
-            </w:r>
-            <w:r>
-              <w:rPr>
-                <w:rFonts w:ascii="Malgun Gothic" w:eastAsia="Malgun Gothic" w:hAnsi="Malgun Gothic"/>
-                <w:color w:val="000000"/>
-                <w:sz w:val="21"/>
-                <w:szCs w:val="21"/>
-              </w:rPr>
-              <w:t>)</w:t>
-            </w:r>
-            <w:r>
-              <w:rPr>
-                <w:rFonts w:ascii="Malgun Gothic" w:eastAsia="Malgun Gothic" w:hAnsi="Malgun Gothic" w:hint="eastAsia"/>
-                <w:color w:val="000000"/>
-                <w:sz w:val="21"/>
-                <w:szCs w:val="21"/>
-                <w:lang w:eastAsia="ko-KR"/>
-              </w:rPr>
-              <w:t xml:space="preserve"> </w:t>
-            </w:r>
-            <w:r>
-              <w:rPr>
-                <w:rFonts w:ascii="Malgun Gothic" w:eastAsia="Malgun Gothic" w:hAnsi="Malgun Gothic"/>
-                <w:color w:val="000000"/>
-                <w:sz w:val="21"/>
-                <w:szCs w:val="21"/>
-                <w:lang w:eastAsia="ko-KR"/>
-              </w:rPr>
-              <w:t>–</w:t>
-            </w:r>
-            <w:r>
-              <w:rPr>
-                <w:rFonts w:ascii="Malgun Gothic" w:eastAsia="Malgun Gothic" w:hAnsi="Malgun Gothic" w:hint="eastAsia"/>
-                <w:color w:val="000000"/>
-                <w:sz w:val="21"/>
-                <w:szCs w:val="21"/>
-                <w:lang w:eastAsia="ko-KR"/>
-              </w:rPr>
-              <w:t xml:space="preserve"> Chapter 12 제외</w:t>
-            </w:r>
-          </w:p>
-        </w:tc>
-        <w:tc>
-          <w:tcPr>
-            <w:tcW w:w="1460" w:type="dxa"/>
-            <w:tcBorders>
-              <w:top w:val="single" w:sz="4" w:space="0" w:color="333333"/>
-              <w:left w:val="single" w:sz="4" w:space="0" w:color="333333"/>
-              <w:bottom w:val="single" w:sz="4" w:space="0" w:color="333333"/>
-              <w:right w:val="single" w:sz="4" w:space="0" w:color="333333"/>
-            </w:tcBorders>
-            <w:shd w:val="clear" w:color="auto" w:fill="DAE9F7" w:themeFill="text2" w:themeFillTint="1A"/>
-            <w:tcMar>
-              <w:top w:w="80" w:type="dxa"/>
-              <w:left w:w="120" w:type="dxa"/>
-              <w:bottom w:w="80" w:type="dxa"/>
-              <w:right w:w="120" w:type="dxa"/>
-            </w:tcMar>
-            <w:vAlign w:val="center"/>
-          </w:tcPr>
-          <w:p>
-            <w:pPr>
-              <w:rPr>
-                <w:rFonts w:ascii="Malgun Gothic" w:eastAsia="Malgun Gothic" w:hAnsi="Malgun Gothic"/>
                 <w:sz w:val="21"/>
                 <w:szCs w:val="21"/>
               </w:rPr>
@@ -5383,59 +5150,29 @@
         <w:lastRenderedPageBreak/>
         <w:t>Course Outline</w:t>
       </w:r>
+    </w:p>
+    <w:p>
+      <w:pPr>
+        <w:jc w:val="center"/>
+        <w:rPr>
+          <w:rFonts w:ascii="Calibri" w:hAnsi="Calibri" w:cs="Calibri"/>
+          <w:b/>
+        </w:rPr>
+      </w:pPr>
+      <w:r>
+        <w:rPr>
+          <w:rFonts w:ascii="Calibri" w:hAnsi="Calibri" w:cs="Calibri"/>
+          <w:b/>
+        </w:rPr>
+        <w:t xml:space="preserve">Tentative Class Schedule (Last Updated </w:t>
+      </w:r>
       <w:r>
         <w:rPr>
           <w:rFonts w:ascii="Calibri" w:hAnsi="Calibri" w:cs="Calibri" w:hint="eastAsia"/>
           <w:b/>
-          <w:sz w:val="28"/>
-          <w:szCs w:val="28"/>
-          <w:lang w:eastAsia="ko-KR"/>
-        </w:rPr>
-        <w:t xml:space="preserve"> (</w:t>
-      </w:r>
-      <w:r>
-        <w:rPr>
-          <w:rFonts w:ascii="Calibri" w:hAnsi="Calibri" w:cs="Calibri" w:hint="eastAsia"/>
-          <w:b/>
-          <w:sz w:val="28"/>
-          <w:szCs w:val="28"/>
-          <w:lang w:eastAsia="ko-KR"/>
-        </w:rPr>
-        <w:t>영어</w:t>
-      </w:r>
-      <w:r>
-        <w:rPr>
-          <w:rFonts w:ascii="Calibri" w:hAnsi="Calibri" w:cs="Calibri" w:hint="eastAsia"/>
-          <w:b/>
-          <w:sz w:val="28"/>
-          <w:szCs w:val="28"/>
-          <w:lang w:eastAsia="ko-KR"/>
-        </w:rPr>
-        <w:t>)</w:t>
-      </w:r>
-    </w:p>
-    <w:p>
-      <w:pPr>
-        <w:jc w:val="center"/>
-        <w:rPr>
-          <w:rFonts w:ascii="Calibri" w:hAnsi="Calibri" w:cs="Calibri"/>
-          <w:b/>
-        </w:rPr>
-      </w:pPr>
-      <w:r>
-        <w:rPr>
-          <w:rFonts w:ascii="Calibri" w:hAnsi="Calibri" w:cs="Calibri"/>
-          <w:b/>
-        </w:rPr>
-        <w:t xml:space="preserve">Tentative Class Schedule (Last Updated </w:t>
-      </w:r>
-      <w:r>
-        <w:rPr>
-          <w:rFonts w:ascii="Calibri" w:hAnsi="Calibri" w:cs="Calibri"/>
-          <w:b/>
-          <w:lang w:eastAsia="ko-KR"/>
-        </w:rPr>
-        <w:t>July 11</w:t>
+          <w:lang w:eastAsia="ko-KR"/>
+        </w:rPr>
+        <w:t>August 4</w:t>
       </w:r>
       <w:r>
         <w:rPr>
@@ -6031,7 +5768,7 @@
       </w:tr>
       <w:tr>
         <w:trPr>
-          <w:trHeight w:val="710"/>
+          <w:trHeight w:val="440"/>
           <w:jc w:val="center"/>
         </w:trPr>
         <w:tc>
@@ -6154,6 +5891,113 @@
               <w:rPr>
                 <w:rFonts w:ascii="Calibri" w:eastAsia="Times New Roman" w:hAnsi="Calibri" w:cs="Calibri"/>
                 <w:lang w:eastAsia="ja-JP"/>
+              </w:rPr>
+            </w:pPr>
+          </w:p>
+        </w:tc>
+      </w:tr>
+      <w:tr>
+        <w:trPr>
+          <w:trHeight w:val="575"/>
+          <w:jc w:val="center"/>
+        </w:trPr>
+        <w:tc>
+          <w:tcPr>
+            <w:tcW w:w="942" w:type="dxa"/>
+            <w:noWrap/>
+            <w:vAlign w:val="center"/>
+          </w:tcPr>
+          <w:p>
+            <w:pPr>
+              <w:jc w:val="center"/>
+              <w:rPr>
+                <w:rFonts w:ascii="Calibri" w:eastAsia="Times New Roman" w:hAnsi="Calibri" w:cs="Calibri"/>
+                <w:lang w:eastAsia="ja-JP"/>
+              </w:rPr>
+            </w:pPr>
+            <w:r>
+              <w:rPr>
+                <w:rFonts w:ascii="Calibri" w:hAnsi="Calibri" w:cs="Calibri"/>
+                <w:lang w:eastAsia="ko-KR"/>
+              </w:rPr>
+              <w:t>5</w:t>
+            </w:r>
+          </w:p>
+        </w:tc>
+        <w:tc>
+          <w:tcPr>
+            <w:tcW w:w="1123" w:type="dxa"/>
+            <w:noWrap/>
+            <w:vAlign w:val="center"/>
+            <w:hideMark/>
+          </w:tcPr>
+          <w:p>
+            <w:pPr>
+              <w:jc w:val="center"/>
+              <w:rPr>
+                <w:rFonts w:ascii="Calibri" w:eastAsia="Times New Roman" w:hAnsi="Calibri" w:cs="Calibri"/>
+                <w:lang w:eastAsia="ja-JP"/>
+              </w:rPr>
+            </w:pPr>
+            <w:r>
+              <w:rPr>
+                <w:rFonts w:ascii="Calibri" w:hAnsi="Calibri" w:cs="Calibri"/>
+                <w:lang w:eastAsia="ko-KR"/>
+              </w:rPr>
+              <w:t>8/4</w:t>
+            </w:r>
+            <w:r>
+              <w:rPr>
+                <w:rFonts w:ascii="Calibri" w:hAnsi="Calibri" w:cs="Calibri"/>
+              </w:rPr>
+              <w:t xml:space="preserve"> (</w:t>
+            </w:r>
+            <w:r>
+              <w:rPr>
+                <w:rFonts w:ascii="Calibri" w:eastAsia="Malgun Gothic" w:hAnsi="Calibri" w:cs="Calibri"/>
+              </w:rPr>
+              <w:t>화</w:t>
+            </w:r>
+            <w:r>
+              <w:rPr>
+                <w:rFonts w:ascii="Calibri" w:hAnsi="Calibri" w:cs="Calibri"/>
+              </w:rPr>
+              <w:t>)</w:t>
+            </w:r>
+          </w:p>
+        </w:tc>
+        <w:tc>
+          <w:tcPr>
+            <w:tcW w:w="6510" w:type="dxa"/>
+            <w:vAlign w:val="center"/>
+          </w:tcPr>
+          <w:p>
+            <w:pPr>
+              <w:rPr>
+                <w:rFonts w:ascii="Calibri" w:eastAsia="Malgun Gothic" w:hAnsi="Calibri" w:cs="Calibri"/>
+                <w:lang w:eastAsia="ko-KR"/>
+              </w:rPr>
+            </w:pPr>
+            <w:r>
+              <w:rPr>
+                <w:rFonts w:ascii="Calibri" w:eastAsia="Malgun Gothic" w:hAnsi="Calibri" w:cs="Calibri"/>
+                <w:lang w:eastAsia="ko-KR"/>
+              </w:rPr>
+              <w:t>Ch 3 – Adjusting Accounts for Financial Statements</w:t>
+            </w:r>
+          </w:p>
+        </w:tc>
+        <w:tc>
+          <w:tcPr>
+            <w:tcW w:w="1457" w:type="dxa"/>
+            <w:noWrap/>
+            <w:vAlign w:val="bottom"/>
+          </w:tcPr>
+          <w:p>
+            <w:pPr>
+              <w:rPr>
+                <w:rFonts w:ascii="Calibri" w:eastAsia="Malgun Gothic" w:hAnsi="Calibri" w:cs="Calibri"/>
+                <w:lang w:eastAsia="ko-KR"/>
               </w:rPr>
             </w:pPr>
           </w:p>
@@ -6174,16 +6018,16 @@
             <w:pPr>
               <w:jc w:val="center"/>
               <w:rPr>
-                <w:rFonts w:ascii="Calibri" w:eastAsia="Times New Roman" w:hAnsi="Calibri" w:cs="Calibri"/>
-                <w:lang w:eastAsia="ja-JP"/>
-              </w:rPr>
-            </w:pPr>
-            <w:r>
-              <w:rPr>
                 <w:rFonts w:ascii="Calibri" w:hAnsi="Calibri" w:cs="Calibri"/>
                 <w:lang w:eastAsia="ko-KR"/>
               </w:rPr>
-              <w:t>5</w:t>
+            </w:pPr>
+            <w:r>
+              <w:rPr>
+                <w:rFonts w:ascii="Calibri" w:hAnsi="Calibri" w:cs="Calibri"/>
+                <w:lang w:eastAsia="ko-KR"/>
+              </w:rPr>
+              <w:t>6</w:t>
             </w:r>
           </w:p>
         </w:tc>
@@ -6192,26 +6036,25 @@
             <w:tcW w:w="1123" w:type="dxa"/>
             <w:noWrap/>
             <w:vAlign w:val="center"/>
-            <w:hideMark/>
           </w:tcPr>
           <w:p>
             <w:pPr>
               <w:jc w:val="center"/>
               <w:rPr>
-                <w:rFonts w:ascii="Calibri" w:eastAsia="Times New Roman" w:hAnsi="Calibri" w:cs="Calibri"/>
-                <w:lang w:eastAsia="ja-JP"/>
-              </w:rPr>
-            </w:pPr>
-            <w:r>
-              <w:rPr>
                 <w:rFonts w:ascii="Calibri" w:hAnsi="Calibri" w:cs="Calibri"/>
                 <w:lang w:eastAsia="ko-KR"/>
               </w:rPr>
-              <w:t>8/4</w:t>
-            </w:r>
+            </w:pPr>
             <w:r>
               <w:rPr>
                 <w:rFonts w:ascii="Calibri" w:hAnsi="Calibri" w:cs="Calibri"/>
+                <w:lang w:eastAsia="ko-KR"/>
+              </w:rPr>
+              <w:t>8/6</w:t>
+            </w:r>
+            <w:r>
+              <w:rPr>
+                <w:rFonts w:ascii="Calibri" w:hAnsi="Calibri" w:cs="Calibri"/>
               </w:rPr>
               <w:t xml:space="preserve"> (</w:t>
             </w:r>
@@ -6219,7 +6062,7 @@
               <w:rPr>
                 <w:rFonts w:ascii="Calibri" w:eastAsia="Malgun Gothic" w:hAnsi="Calibri" w:cs="Calibri"/>
               </w:rPr>
-              <w:t>화</w:t>
+              <w:t>목</w:t>
             </w:r>
             <w:r>
               <w:rPr>
@@ -6246,7 +6089,7 @@
                 <w:rFonts w:ascii="Calibri" w:eastAsia="Malgun Gothic" w:hAnsi="Calibri" w:cs="Calibri"/>
                 <w:lang w:eastAsia="ko-KR"/>
               </w:rPr>
-              <w:t>Ch 3 – Adjusting Accounts for Financial Statements</w:t>
+              <w:t>Ch 6 – Reporting and Analyzing Revenues Receivables and Operating Income</w:t>
             </w:r>
           </w:p>
         </w:tc>
@@ -6268,7 +6111,7 @@
       </w:tr>
       <w:tr>
         <w:trPr>
-          <w:trHeight w:val="710"/>
+          <w:trHeight w:val="620"/>
           <w:jc w:val="center"/>
         </w:trPr>
         <w:tc>
@@ -6290,7 +6133,7 @@
                 <w:rFonts w:ascii="Calibri" w:hAnsi="Calibri" w:cs="Calibri"/>
                 <w:lang w:eastAsia="ko-KR"/>
               </w:rPr>
-              <w:t>6</w:t>
+              <w:t>7</w:t>
             </w:r>
           </w:p>
         </w:tc>
@@ -6313,7 +6156,7 @@
                 <w:rFonts w:ascii="Calibri" w:hAnsi="Calibri" w:cs="Calibri"/>
                 <w:lang w:eastAsia="ko-KR"/>
               </w:rPr>
-              <w:t>8/6</w:t>
+              <w:t>8/8</w:t>
             </w:r>
             <w:r>
               <w:rPr>
@@ -6325,7 +6168,7 @@
               <w:rPr>
                 <w:rFonts w:ascii="Calibri" w:eastAsia="Malgun Gothic" w:hAnsi="Calibri" w:cs="Calibri"/>
               </w:rPr>
-              <w:t>목</w:t>
+              <w:t>토</w:t>
             </w:r>
             <w:r>
               <w:rPr>
@@ -6353,96 +6196,6 @@
                 <w:lang w:eastAsia="ko-KR"/>
               </w:rPr>
               <w:t>Ch 4 – Reporting and Analyzing Cash Flows</w:t>
-            </w:r>
-          </w:p>
-          <w:p>
-            <w:pPr>
-              <w:rPr>
-                <w:rFonts w:ascii="Calibri" w:eastAsia="Malgun Gothic" w:hAnsi="Calibri" w:cs="Calibri"/>
-                <w:lang w:eastAsia="ko-KR"/>
-              </w:rPr>
-            </w:pPr>
-            <w:r>
-              <w:rPr>
-                <w:rFonts w:ascii="Malgun Gothic" w:eastAsia="Malgun Gothic" w:hAnsi="Malgun Gothic" w:hint="eastAsia"/>
-                <w:color w:val="000000"/>
-                <w:sz w:val="21"/>
-                <w:szCs w:val="21"/>
-                <w:lang w:eastAsia="ko-KR"/>
-              </w:rPr>
-              <w:t xml:space="preserve">Special Topic </w:t>
-            </w:r>
-            <w:r>
-              <w:rPr>
-                <w:rFonts w:ascii="Malgun Gothic" w:eastAsia="Malgun Gothic" w:hAnsi="Malgun Gothic"/>
-                <w:color w:val="000000"/>
-                <w:sz w:val="21"/>
-                <w:szCs w:val="21"/>
-                <w:lang w:eastAsia="ko-KR"/>
-              </w:rPr>
-              <w:t>–</w:t>
-            </w:r>
-            <w:r>
-              <w:rPr>
-                <w:rFonts w:ascii="Malgun Gothic" w:eastAsia="Malgun Gothic" w:hAnsi="Malgun Gothic" w:hint="eastAsia"/>
-                <w:color w:val="000000"/>
-                <w:sz w:val="21"/>
-                <w:szCs w:val="21"/>
-                <w:lang w:eastAsia="ko-KR"/>
-              </w:rPr>
-              <w:t xml:space="preserve"> </w:t>
-            </w:r>
-            <w:r>
-              <w:rPr>
-                <w:rFonts w:ascii="Malgun Gothic" w:eastAsia="Malgun Gothic" w:hAnsi="Malgun Gothic" w:hint="eastAsia"/>
-                <w:color w:val="000000"/>
-                <w:sz w:val="21"/>
-                <w:szCs w:val="21"/>
-                <w:lang w:eastAsia="ko-KR"/>
-              </w:rPr>
-              <w:t xml:space="preserve">Valuation Basics and </w:t>
-            </w:r>
-            <w:r>
-              <w:rPr>
-                <w:rFonts w:ascii="Malgun Gothic" w:eastAsia="Malgun Gothic" w:hAnsi="Malgun Gothic" w:hint="eastAsia"/>
-                <w:color w:val="000000"/>
-                <w:sz w:val="21"/>
-                <w:szCs w:val="21"/>
-                <w:lang w:eastAsia="ko-KR"/>
-              </w:rPr>
-              <w:t>PE ratio</w:t>
-            </w:r>
-            <w:r>
-              <w:rPr>
-                <w:rFonts w:ascii="Malgun Gothic" w:eastAsia="Malgun Gothic" w:hAnsi="Malgun Gothic"/>
-                <w:color w:val="000000"/>
-                <w:sz w:val="21"/>
-                <w:szCs w:val="21"/>
-                <w:lang w:eastAsia="ko-KR"/>
-              </w:rPr>
-              <w:t xml:space="preserve"> (</w:t>
-            </w:r>
-            <w:r>
-              <w:rPr>
-                <w:rFonts w:ascii="Malgun Gothic" w:eastAsia="Malgun Gothic" w:hAnsi="Malgun Gothic"/>
-                <w:b/>
-                <w:bCs/>
-                <w:color w:val="000000"/>
-                <w:sz w:val="21"/>
-                <w:szCs w:val="21"/>
-                <w:lang w:eastAsia="ko-KR"/>
-              </w:rPr>
-              <w:t>SK Hynix vs. Nvidia</w:t>
-            </w:r>
-            <w:r>
-              <w:rPr>
-                <w:rFonts w:ascii="Malgun Gothic" w:eastAsia="Malgun Gothic" w:hAnsi="Malgun Gothic"/>
-                <w:color w:val="000000"/>
-                <w:sz w:val="21"/>
-                <w:szCs w:val="21"/>
-                <w:lang w:eastAsia="ko-KR"/>
-              </w:rPr>
-              <w:t>)</w:t>
             </w:r>
           </w:p>
         </w:tc>
@@ -6477,16 +6230,16 @@
             <w:pPr>
               <w:jc w:val="center"/>
               <w:rPr>
-                <w:rFonts w:ascii="Calibri" w:eastAsia="Times New Roman" w:hAnsi="Calibri" w:cs="Calibri"/>
-                <w:lang w:eastAsia="ja-JP"/>
-              </w:rPr>
-            </w:pPr>
-            <w:r>
-              <w:rPr>
                 <w:rFonts w:ascii="Calibri" w:hAnsi="Calibri" w:cs="Calibri"/>
                 <w:lang w:eastAsia="ko-KR"/>
               </w:rPr>
-              <w:t>7</w:t>
+            </w:pPr>
+            <w:r>
+              <w:rPr>
+                <w:rFonts w:ascii="Calibri" w:eastAsia="Malgun Gothic" w:hAnsi="Calibri" w:cs="Calibri"/>
+                <w:lang w:eastAsia="ko-KR"/>
+              </w:rPr>
+              <w:t>8</w:t>
             </w:r>
           </w:p>
         </w:tc>
@@ -6500,15 +6253,15 @@
             <w:pPr>
               <w:jc w:val="center"/>
               <w:rPr>
-                <w:rFonts w:ascii="Calibri" w:eastAsia="Times New Roman" w:hAnsi="Calibri" w:cs="Calibri"/>
-                <w:lang w:eastAsia="ja-JP"/>
-              </w:rPr>
-            </w:pPr>
-            <w:r>
-              <w:rPr>
                 <w:rFonts w:ascii="Calibri" w:hAnsi="Calibri" w:cs="Calibri"/>
                 <w:lang w:eastAsia="ko-KR"/>
               </w:rPr>
+            </w:pPr>
+            <w:r>
+              <w:rPr>
+                <w:rFonts w:ascii="Calibri" w:hAnsi="Calibri" w:cs="Calibri"/>
+                <w:lang w:eastAsia="ko-KR"/>
+              </w:rPr>
               <w:t>8/8</w:t>
             </w:r>
             <w:r>
@@ -6545,10 +6298,63 @@
             </w:pPr>
             <w:r>
               <w:rPr>
-                <w:rFonts w:ascii="Calibri" w:eastAsia="Malgun Gothic" w:hAnsi="Calibri" w:cs="Calibri"/>
-                <w:lang w:eastAsia="ko-KR"/>
-              </w:rPr>
-              <w:t>Ch 6 – Reporting and Analyzing Revenues Receivables and Operating Income</w:t>
+                <w:rFonts w:ascii="Malgun Gothic" w:eastAsia="Malgun Gothic" w:hAnsi="Malgun Gothic" w:hint="eastAsia"/>
+                <w:color w:val="000000"/>
+                <w:sz w:val="21"/>
+                <w:szCs w:val="21"/>
+                <w:lang w:eastAsia="ko-KR"/>
+              </w:rPr>
+              <w:t xml:space="preserve">Special Topic </w:t>
+            </w:r>
+            <w:r>
+              <w:rPr>
+                <w:rFonts w:ascii="Malgun Gothic" w:eastAsia="Malgun Gothic" w:hAnsi="Malgun Gothic"/>
+                <w:color w:val="000000"/>
+                <w:sz w:val="21"/>
+                <w:szCs w:val="21"/>
+                <w:lang w:eastAsia="ko-KR"/>
+              </w:rPr>
+              <w:t>–</w:t>
+            </w:r>
+            <w:r>
+              <w:rPr>
+                <w:rFonts w:ascii="Malgun Gothic" w:eastAsia="Malgun Gothic" w:hAnsi="Malgun Gothic" w:hint="eastAsia"/>
+                <w:color w:val="000000"/>
+                <w:sz w:val="21"/>
+                <w:szCs w:val="21"/>
+                <w:lang w:eastAsia="ko-KR"/>
+              </w:rPr>
+              <w:t xml:space="preserve"> </w:t>
+            </w:r>
+            <w:r>
+              <w:rPr>
+                <w:rFonts w:ascii="Malgun Gothic" w:eastAsia="Malgun Gothic" w:hAnsi="Malgun Gothic" w:hint="eastAsia"/>
+                <w:color w:val="000000"/>
+                <w:sz w:val="21"/>
+                <w:szCs w:val="21"/>
+                <w:lang w:eastAsia="ko-KR"/>
+              </w:rPr>
+              <w:t xml:space="preserve">Valuation Basics and </w:t>
+            </w:r>
+            <w:r>
+              <w:rPr>
+                <w:rFonts w:ascii="Malgun Gothic" w:eastAsia="Malgun Gothic" w:hAnsi="Malgun Gothic" w:hint="eastAsia"/>
+                <w:color w:val="000000"/>
+                <w:sz w:val="21"/>
+                <w:szCs w:val="21"/>
+                <w:lang w:eastAsia="ko-KR"/>
+              </w:rPr>
+              <w:t>PE ratio</w:t>
+            </w:r>
+            <w:r>
+              <w:rPr>
+                <w:rFonts w:ascii="Malgun Gothic" w:eastAsia="Malgun Gothic" w:hAnsi="Malgun Gothic"/>
+                <w:color w:val="000000"/>
+                <w:sz w:val="21"/>
+                <w:szCs w:val="21"/>
+                <w:lang w:eastAsia="ko-KR"/>
+              </w:rPr>
+              <w:t xml:space="preserve"> </w:t>
             </w:r>
           </w:p>
         </w:tc>
@@ -6561,17 +6367,335 @@
           <w:p>
             <w:pPr>
               <w:rPr>
+                <w:rFonts w:ascii="Calibri" w:eastAsia="Malgun Gothic" w:hAnsi="Calibri" w:cs="Calibri"/>
+                <w:lang w:eastAsia="ko-KR"/>
+              </w:rPr>
+            </w:pPr>
+          </w:p>
+        </w:tc>
+      </w:tr>
+      <w:tr>
+        <w:trPr>
+          <w:trHeight w:val="620"/>
+          <w:jc w:val="center"/>
+        </w:trPr>
+        <w:tc>
+          <w:tcPr>
+            <w:tcW w:w="942" w:type="dxa"/>
+            <w:noWrap/>
+            <w:vAlign w:val="center"/>
+          </w:tcPr>
+          <w:p>
+            <w:pPr>
+              <w:jc w:val="center"/>
+              <w:rPr>
+                <w:rFonts w:ascii="Calibri" w:hAnsi="Calibri" w:cs="Calibri"/>
+                <w:lang w:eastAsia="ko-KR"/>
+              </w:rPr>
+            </w:pPr>
+            <w:r>
+              <w:rPr>
+                <w:rFonts w:ascii="Calibri" w:hAnsi="Calibri" w:cs="Calibri" w:hint="eastAsia"/>
+                <w:lang w:eastAsia="ko-KR"/>
+              </w:rPr>
+              <w:t>9</w:t>
+            </w:r>
+          </w:p>
+        </w:tc>
+        <w:tc>
+          <w:tcPr>
+            <w:tcW w:w="1123" w:type="dxa"/>
+            <w:noWrap/>
+            <w:vAlign w:val="center"/>
+          </w:tcPr>
+          <w:p>
+            <w:pPr>
+              <w:jc w:val="center"/>
+              <w:rPr>
+                <w:rFonts w:ascii="Calibri" w:hAnsi="Calibri" w:cs="Calibri"/>
+                <w:lang w:eastAsia="ko-KR"/>
+              </w:rPr>
+            </w:pPr>
+            <w:r>
+              <w:rPr>
+                <w:rFonts w:ascii="Calibri" w:hAnsi="Calibri" w:cs="Calibri"/>
+                <w:lang w:eastAsia="ko-KR"/>
+              </w:rPr>
+              <w:t>8/11</w:t>
+            </w:r>
+            <w:r>
+              <w:rPr>
+                <w:rFonts w:ascii="Calibri" w:hAnsi="Calibri" w:cs="Calibri"/>
+              </w:rPr>
+              <w:t xml:space="preserve"> (</w:t>
+            </w:r>
+            <w:r>
+              <w:rPr>
+                <w:rFonts w:ascii="Calibri" w:eastAsia="Malgun Gothic" w:hAnsi="Calibri" w:cs="Calibri"/>
+              </w:rPr>
+              <w:t>화</w:t>
+            </w:r>
+            <w:r>
+              <w:rPr>
+                <w:rFonts w:ascii="Calibri" w:hAnsi="Calibri" w:cs="Calibri"/>
+              </w:rPr>
+              <w:t>)</w:t>
+            </w:r>
+          </w:p>
+        </w:tc>
+        <w:tc>
+          <w:tcPr>
+            <w:tcW w:w="6510" w:type="dxa"/>
+            <w:vAlign w:val="center"/>
+          </w:tcPr>
+          <w:p>
+            <w:pPr>
+              <w:rPr>
+                <w:rFonts w:ascii="Calibri" w:eastAsia="Malgun Gothic" w:hAnsi="Calibri" w:cs="Calibri"/>
+                <w:lang w:eastAsia="ko-KR"/>
+              </w:rPr>
+            </w:pPr>
+            <w:r>
+              <w:rPr>
+                <w:rFonts w:ascii="Calibri" w:eastAsia="Malgun Gothic" w:hAnsi="Calibri" w:cs="Calibri"/>
+                <w:lang w:eastAsia="ko-KR"/>
+              </w:rPr>
+              <w:t>Ch 7 – Reporting and analyzing Inventory</w:t>
+            </w:r>
+          </w:p>
+        </w:tc>
+        <w:tc>
+          <w:tcPr>
+            <w:tcW w:w="1457" w:type="dxa"/>
+            <w:noWrap/>
+            <w:vAlign w:val="bottom"/>
+          </w:tcPr>
+          <w:p>
+            <w:pPr>
+              <w:rPr>
+                <w:rFonts w:ascii="Calibri" w:eastAsia="Malgun Gothic" w:hAnsi="Calibri" w:cs="Calibri"/>
+                <w:lang w:eastAsia="ko-KR"/>
+              </w:rPr>
+            </w:pPr>
+          </w:p>
+        </w:tc>
+      </w:tr>
+      <w:tr>
+        <w:trPr>
+          <w:trHeight w:val="530"/>
+          <w:jc w:val="center"/>
+        </w:trPr>
+        <w:tc>
+          <w:tcPr>
+            <w:tcW w:w="942" w:type="dxa"/>
+            <w:noWrap/>
+            <w:vAlign w:val="center"/>
+          </w:tcPr>
+          <w:p>
+            <w:pPr>
+              <w:jc w:val="center"/>
+              <w:rPr>
+                <w:rFonts w:ascii="Calibri" w:hAnsi="Calibri" w:cs="Calibri"/>
+                <w:lang w:eastAsia="ko-KR"/>
+              </w:rPr>
+            </w:pPr>
+            <w:r>
+              <w:rPr>
+                <w:rFonts w:ascii="Calibri" w:hAnsi="Calibri" w:cs="Calibri" w:hint="eastAsia"/>
+                <w:lang w:eastAsia="ko-KR"/>
+              </w:rPr>
+              <w:t>10</w:t>
+            </w:r>
+          </w:p>
+        </w:tc>
+        <w:tc>
+          <w:tcPr>
+            <w:tcW w:w="1123" w:type="dxa"/>
+            <w:noWrap/>
+            <w:vAlign w:val="center"/>
+          </w:tcPr>
+          <w:p>
+            <w:pPr>
+              <w:jc w:val="center"/>
+              <w:rPr>
+                <w:rFonts w:ascii="Calibri" w:hAnsi="Calibri" w:cs="Calibri"/>
+                <w:lang w:eastAsia="ko-KR"/>
+              </w:rPr>
+            </w:pPr>
+            <w:r>
+              <w:rPr>
+                <w:rFonts w:ascii="Calibri" w:hAnsi="Calibri" w:cs="Calibri"/>
+                <w:lang w:eastAsia="ko-KR"/>
+              </w:rPr>
+              <w:t>8/13</w:t>
+            </w:r>
+            <w:r>
+              <w:rPr>
+                <w:rFonts w:ascii="Calibri" w:hAnsi="Calibri" w:cs="Calibri"/>
+              </w:rPr>
+              <w:t xml:space="preserve"> (</w:t>
+            </w:r>
+            <w:r>
+              <w:rPr>
+                <w:rFonts w:ascii="Calibri" w:eastAsia="Malgun Gothic" w:hAnsi="Calibri" w:cs="Calibri"/>
+              </w:rPr>
+              <w:t>목</w:t>
+            </w:r>
+            <w:r>
+              <w:rPr>
+                <w:rFonts w:ascii="Calibri" w:hAnsi="Calibri" w:cs="Calibri"/>
+              </w:rPr>
+              <w:t>)</w:t>
+            </w:r>
+          </w:p>
+        </w:tc>
+        <w:tc>
+          <w:tcPr>
+            <w:tcW w:w="6510" w:type="dxa"/>
+            <w:vAlign w:val="center"/>
+          </w:tcPr>
+          <w:p>
+            <w:pPr>
+              <w:rPr>
+                <w:rFonts w:ascii="Calibri" w:eastAsia="Malgun Gothic" w:hAnsi="Calibri" w:cs="Calibri"/>
+                <w:lang w:eastAsia="ko-KR"/>
+              </w:rPr>
+            </w:pPr>
+            <w:r>
+              <w:rPr>
+                <w:rFonts w:ascii="Calibri" w:eastAsia="Malgun Gothic" w:hAnsi="Calibri" w:cs="Calibri"/>
+                <w:lang w:eastAsia="ko-KR"/>
+              </w:rPr>
+              <w:t>Ch 5 Analyzing and Interpreting Financial Statements</w:t>
+            </w:r>
+          </w:p>
+        </w:tc>
+        <w:tc>
+          <w:tcPr>
+            <w:tcW w:w="1457" w:type="dxa"/>
+            <w:noWrap/>
+            <w:vAlign w:val="bottom"/>
+          </w:tcPr>
+          <w:p>
+            <w:pPr>
+              <w:rPr>
+                <w:rFonts w:ascii="Calibri" w:eastAsia="Malgun Gothic" w:hAnsi="Calibri" w:cs="Calibri"/>
+                <w:lang w:eastAsia="ko-KR"/>
+              </w:rPr>
+            </w:pPr>
+          </w:p>
+        </w:tc>
+      </w:tr>
+      <w:tr>
+        <w:trPr>
+          <w:trHeight w:val="530"/>
+          <w:jc w:val="center"/>
+        </w:trPr>
+        <w:tc>
+          <w:tcPr>
+            <w:tcW w:w="942" w:type="dxa"/>
+            <w:noWrap/>
+            <w:vAlign w:val="center"/>
+          </w:tcPr>
+          <w:p>
+            <w:pPr>
+              <w:jc w:val="center"/>
+              <w:rPr>
+                <w:rFonts w:ascii="Calibri" w:eastAsia="Malgun Gothic" w:hAnsi="Calibri" w:cs="Calibri"/>
+                <w:lang w:eastAsia="ko-KR"/>
+              </w:rPr>
+            </w:pPr>
+            <w:r>
+              <w:rPr>
+                <w:rFonts w:ascii="Calibri" w:eastAsia="Malgun Gothic" w:hAnsi="Calibri" w:cs="Calibri" w:hint="eastAsia"/>
+                <w:lang w:eastAsia="ko-KR"/>
+              </w:rPr>
+              <w:t>11/12</w:t>
+            </w:r>
+          </w:p>
+        </w:tc>
+        <w:tc>
+          <w:tcPr>
+            <w:tcW w:w="1123" w:type="dxa"/>
+            <w:noWrap/>
+            <w:vAlign w:val="center"/>
+          </w:tcPr>
+          <w:p>
+            <w:pPr>
+              <w:jc w:val="center"/>
+              <w:rPr>
                 <w:rFonts w:ascii="Calibri" w:eastAsia="Times New Roman" w:hAnsi="Calibri" w:cs="Calibri"/>
                 <w:lang w:eastAsia="ja-JP"/>
               </w:rPr>
             </w:pPr>
             <w:r>
               <w:rPr>
+                <w:rFonts w:ascii="Calibri" w:hAnsi="Calibri" w:cs="Calibri"/>
+                <w:lang w:eastAsia="ko-KR"/>
+              </w:rPr>
+              <w:t>8/</w:t>
+            </w:r>
+            <w:r>
+              <w:rPr>
+                <w:rFonts w:ascii="Calibri" w:hAnsi="Calibri" w:cs="Calibri" w:hint="eastAsia"/>
+                <w:lang w:eastAsia="ko-KR"/>
+              </w:rPr>
+              <w:t>15</w:t>
+            </w:r>
+            <w:r>
+              <w:rPr>
+                <w:rFonts w:ascii="Calibri" w:hAnsi="Calibri" w:cs="Calibri"/>
+              </w:rPr>
+              <w:t xml:space="preserve"> (</w:t>
+            </w:r>
+            <w:r>
+              <w:rPr>
                 <w:rFonts w:ascii="Calibri" w:eastAsia="Malgun Gothic" w:hAnsi="Calibri" w:cs="Calibri"/>
-                <w:lang w:eastAsia="ko-KR"/>
-              </w:rPr>
-              <w:t>Ch 0,1,2,3,4</w:t>
-            </w:r>
+              </w:rPr>
+              <w:t>토</w:t>
+            </w:r>
+            <w:r>
+              <w:rPr>
+                <w:rFonts w:ascii="Calibri" w:hAnsi="Calibri" w:cs="Calibri"/>
+              </w:rPr>
+              <w:t>)</w:t>
+            </w:r>
+          </w:p>
+        </w:tc>
+        <w:tc>
+          <w:tcPr>
+            <w:tcW w:w="6510" w:type="dxa"/>
+            <w:vAlign w:val="center"/>
+          </w:tcPr>
+          <w:p>
+            <w:pPr>
+              <w:rPr>
+                <w:rFonts w:ascii="Calibri" w:eastAsia="Malgun Gothic" w:hAnsi="Calibri" w:cs="Calibri"/>
+                <w:lang w:eastAsia="ko-KR"/>
+              </w:rPr>
+            </w:pPr>
+            <w:r>
+              <w:rPr>
+                <w:rFonts w:ascii="Calibri" w:eastAsia="Malgun Gothic" w:hAnsi="Calibri" w:cs="Calibri" w:hint="eastAsia"/>
+                <w:lang w:eastAsia="ko-KR"/>
+              </w:rPr>
+              <w:t>Holiday (No Class)</w:t>
+            </w:r>
+          </w:p>
+        </w:tc>
+        <w:tc>
+          <w:tcPr>
+            <w:tcW w:w="1457" w:type="dxa"/>
+            <w:noWrap/>
+            <w:vAlign w:val="bottom"/>
+          </w:tcPr>
+          <w:p>
+            <w:pPr>
+              <w:rPr>
+                <w:rFonts w:ascii="Calibri" w:eastAsia="Times New Roman" w:hAnsi="Calibri" w:cs="Calibri"/>
+                <w:lang w:eastAsia="ja-JP"/>
+              </w:rPr>
+            </w:pPr>
           </w:p>
         </w:tc>
       </w:tr>
@@ -6596,10 +6720,10 @@
             </w:pPr>
             <w:r>
               <w:rPr>
-                <w:rFonts w:ascii="Calibri" w:eastAsia="Malgun Gothic" w:hAnsi="Calibri" w:cs="Calibri"/>
-                <w:lang w:eastAsia="ko-KR"/>
-              </w:rPr>
-              <w:t>8</w:t>
+                <w:rFonts w:ascii="Calibri" w:hAnsi="Calibri" w:cs="Calibri"/>
+                <w:lang w:eastAsia="ko-KR"/>
+              </w:rPr>
+              <w:t>13</w:t>
             </w:r>
           </w:p>
         </w:tc>
@@ -6614,6 +6738,7 @@
               <w:jc w:val="center"/>
               <w:rPr>
                 <w:rFonts w:ascii="Calibri" w:hAnsi="Calibri" w:cs="Calibri"/>
+                <w:lang w:eastAsia="ko-KR"/>
               </w:rPr>
             </w:pPr>
             <w:r>
@@ -6621,19 +6746,19 @@
                 <w:rFonts w:ascii="Calibri" w:hAnsi="Calibri" w:cs="Calibri"/>
                 <w:lang w:eastAsia="ko-KR"/>
               </w:rPr>
-              <w:t>8/8</w:t>
+              <w:t xml:space="preserve">8/18 </w:t>
             </w:r>
             <w:r>
               <w:rPr>
                 <w:rFonts w:ascii="Calibri" w:hAnsi="Calibri" w:cs="Calibri"/>
               </w:rPr>
-              <w:t xml:space="preserve"> (</w:t>
+              <w:t>(</w:t>
             </w:r>
             <w:r>
               <w:rPr>
                 <w:rFonts w:ascii="Calibri" w:eastAsia="Malgun Gothic" w:hAnsi="Calibri" w:cs="Calibri"/>
               </w:rPr>
-              <w:t>토</w:t>
+              <w:t>화</w:t>
             </w:r>
             <w:r>
               <w:rPr>
@@ -6651,8 +6776,8 @@
           <w:p>
             <w:pPr>
               <w:rPr>
-                <w:rFonts w:ascii="Calibri" w:eastAsia="Times New Roman" w:hAnsi="Calibri" w:cs="Calibri"/>
-                <w:lang w:eastAsia="ja-JP"/>
+                <w:rFonts w:ascii="Calibri" w:hAnsi="Calibri" w:cs="Calibri"/>
+                <w:lang w:eastAsia="ko-KR"/>
               </w:rPr>
             </w:pPr>
             <w:r>
@@ -6660,225 +6785,7 @@
                 <w:rFonts w:ascii="Calibri" w:eastAsia="Malgun Gothic" w:hAnsi="Calibri" w:cs="Calibri"/>
                 <w:lang w:eastAsia="ko-KR"/>
               </w:rPr>
-              <w:t xml:space="preserve">Ch 7 – Reporting and analyzing Inventory </w:t>
-            </w:r>
-          </w:p>
-        </w:tc>
-        <w:tc>
-          <w:tcPr>
-            <w:tcW w:w="1457" w:type="dxa"/>
-            <w:noWrap/>
-            <w:vAlign w:val="bottom"/>
-          </w:tcPr>
-          <w:p>
-            <w:pPr>
-              <w:rPr>
-                <w:rFonts w:ascii="Calibri" w:eastAsia="Times New Roman" w:hAnsi="Calibri" w:cs="Calibri"/>
-                <w:lang w:eastAsia="ja-JP"/>
-              </w:rPr>
-            </w:pPr>
-          </w:p>
-        </w:tc>
-      </w:tr>
-      <w:tr>
-        <w:trPr>
-          <w:trHeight w:val="521"/>
-          <w:jc w:val="center"/>
-        </w:trPr>
-        <w:tc>
-          <w:tcPr>
-            <w:tcW w:w="942" w:type="dxa"/>
-            <w:shd w:val="clear" w:color="auto" w:fill="D9F2D0" w:themeFill="accent6" w:themeFillTint="33"/>
-            <w:noWrap/>
-            <w:vAlign w:val="center"/>
-          </w:tcPr>
-          <w:p>
-            <w:pPr>
-              <w:jc w:val="center"/>
-              <w:rPr>
-                <w:rFonts w:ascii="Calibri" w:eastAsia="Times New Roman" w:hAnsi="Calibri" w:cs="Calibri"/>
-                <w:lang w:eastAsia="ja-JP"/>
-              </w:rPr>
-            </w:pPr>
-          </w:p>
-        </w:tc>
-        <w:tc>
-          <w:tcPr>
-            <w:tcW w:w="1123" w:type="dxa"/>
-            <w:shd w:val="clear" w:color="auto" w:fill="D9F2D0" w:themeFill="accent6" w:themeFillTint="33"/>
-            <w:noWrap/>
-            <w:vAlign w:val="center"/>
-            <w:hideMark/>
-          </w:tcPr>
-          <w:p>
-            <w:pPr>
-              <w:jc w:val="center"/>
-              <w:rPr>
-                <w:rFonts w:ascii="Calibri" w:eastAsia="Times New Roman" w:hAnsi="Calibri" w:cs="Calibri"/>
-                <w:lang w:eastAsia="ja-JP"/>
-              </w:rPr>
-            </w:pPr>
-            <w:r>
-              <w:rPr>
-                <w:rFonts w:ascii="Calibri" w:hAnsi="Calibri" w:cs="Calibri"/>
-                <w:lang w:eastAsia="ko-KR"/>
-              </w:rPr>
-              <w:t>8/11</w:t>
-            </w:r>
-            <w:r>
-              <w:rPr>
-                <w:rFonts w:ascii="Calibri" w:hAnsi="Calibri" w:cs="Calibri"/>
-              </w:rPr>
-              <w:t xml:space="preserve"> (</w:t>
-            </w:r>
-            <w:r>
-              <w:rPr>
-                <w:rFonts w:ascii="Calibri" w:eastAsia="Malgun Gothic" w:hAnsi="Calibri" w:cs="Calibri"/>
-              </w:rPr>
-              <w:t>화</w:t>
-            </w:r>
-            <w:r>
-              <w:rPr>
-                <w:rFonts w:ascii="Calibri" w:hAnsi="Calibri" w:cs="Calibri"/>
-              </w:rPr>
-              <w:t>)</w:t>
-            </w:r>
-          </w:p>
-        </w:tc>
-        <w:tc>
-          <w:tcPr>
-            <w:tcW w:w="6510" w:type="dxa"/>
-            <w:shd w:val="clear" w:color="auto" w:fill="D9F2D0" w:themeFill="accent6" w:themeFillTint="33"/>
-            <w:vAlign w:val="center"/>
-          </w:tcPr>
-          <w:p>
-            <w:pPr>
-              <w:jc w:val="center"/>
-              <w:rPr>
-                <w:rFonts w:ascii="Calibri" w:eastAsia="Times New Roman" w:hAnsi="Calibri" w:cs="Calibri"/>
-                <w:lang w:eastAsia="ja-JP"/>
-              </w:rPr>
-            </w:pPr>
-            <w:r>
-              <w:rPr>
-                <w:rFonts w:ascii="Calibri" w:hAnsi="Calibri" w:cs="Calibri"/>
-                <w:lang w:eastAsia="ko-KR"/>
-              </w:rPr>
-              <w:t xml:space="preserve">Exam 1 (Ch 0,1,2,3,4, 6, 7 only)  </w:t>
-            </w:r>
-          </w:p>
-        </w:tc>
-        <w:tc>
-          <w:tcPr>
-            <w:tcW w:w="1457" w:type="dxa"/>
-            <w:shd w:val="clear" w:color="auto" w:fill="D9F2D0" w:themeFill="accent6" w:themeFillTint="33"/>
-            <w:noWrap/>
-            <w:vAlign w:val="bottom"/>
-          </w:tcPr>
-          <w:p>
-            <w:pPr>
-              <w:rPr>
-                <w:rFonts w:ascii="Calibri" w:eastAsia="Malgun Gothic" w:hAnsi="Calibri" w:cs="Calibri"/>
-                <w:lang w:eastAsia="ko-KR"/>
-              </w:rPr>
-            </w:pPr>
-            <w:r>
-              <w:rPr>
-                <w:rFonts w:ascii="Calibri" w:eastAsia="Malgun Gothic" w:hAnsi="Calibri" w:cs="Calibri"/>
-                <w:lang w:eastAsia="ko-KR"/>
-              </w:rPr>
-              <w:t>Ch 6,7</w:t>
-            </w:r>
-          </w:p>
-        </w:tc>
-      </w:tr>
-      <w:tr>
-        <w:trPr>
-          <w:trHeight w:val="521"/>
-          <w:jc w:val="center"/>
-        </w:trPr>
-        <w:tc>
-          <w:tcPr>
-            <w:tcW w:w="942" w:type="dxa"/>
-            <w:noWrap/>
-            <w:vAlign w:val="center"/>
-          </w:tcPr>
-          <w:p>
-            <w:pPr>
-              <w:jc w:val="center"/>
-              <w:rPr>
-                <w:rFonts w:ascii="Calibri" w:hAnsi="Calibri" w:cs="Calibri"/>
-                <w:lang w:eastAsia="ko-KR"/>
-              </w:rPr>
-            </w:pPr>
-            <w:r>
-              <w:rPr>
-                <w:rFonts w:ascii="Calibri" w:hAnsi="Calibri" w:cs="Calibri"/>
-                <w:lang w:eastAsia="ko-KR"/>
-              </w:rPr>
-              <w:t>9</w:t>
-            </w:r>
-          </w:p>
-        </w:tc>
-        <w:tc>
-          <w:tcPr>
-            <w:tcW w:w="1123" w:type="dxa"/>
-            <w:noWrap/>
-            <w:vAlign w:val="center"/>
-          </w:tcPr>
-          <w:p>
-            <w:pPr>
-              <w:jc w:val="center"/>
-              <w:rPr>
-                <w:rFonts w:ascii="Calibri" w:hAnsi="Calibri" w:cs="Calibri"/>
-                <w:lang w:eastAsia="ko-KR"/>
-              </w:rPr>
-            </w:pPr>
-            <w:r>
-              <w:rPr>
-                <w:rFonts w:ascii="Calibri" w:hAnsi="Calibri" w:cs="Calibri"/>
-                <w:lang w:eastAsia="ko-KR"/>
-              </w:rPr>
-              <w:t>8/13</w:t>
-            </w:r>
-            <w:r>
-              <w:rPr>
-                <w:rFonts w:ascii="Calibri" w:hAnsi="Calibri" w:cs="Calibri"/>
-              </w:rPr>
-              <w:t xml:space="preserve"> (</w:t>
-            </w:r>
-            <w:r>
-              <w:rPr>
-                <w:rFonts w:ascii="Calibri" w:eastAsia="Malgun Gothic" w:hAnsi="Calibri" w:cs="Calibri"/>
-              </w:rPr>
-              <w:t>목</w:t>
-            </w:r>
-            <w:r>
-              <w:rPr>
-                <w:rFonts w:ascii="Calibri" w:hAnsi="Calibri" w:cs="Calibri"/>
-              </w:rPr>
-              <w:t>)</w:t>
-            </w:r>
-          </w:p>
-        </w:tc>
-        <w:tc>
-          <w:tcPr>
-            <w:tcW w:w="6510" w:type="dxa"/>
-            <w:vAlign w:val="center"/>
-          </w:tcPr>
-          <w:p>
-            <w:pPr>
-              <w:rPr>
-                <w:rFonts w:ascii="Calibri" w:hAnsi="Calibri" w:cs="Calibri"/>
-                <w:lang w:eastAsia="ko-KR"/>
-              </w:rPr>
-            </w:pPr>
-            <w:r>
-              <w:rPr>
-                <w:rFonts w:ascii="Calibri" w:eastAsia="Malgun Gothic" w:hAnsi="Calibri" w:cs="Calibri"/>
-                <w:lang w:eastAsia="ko-KR"/>
-              </w:rPr>
-              <w:t>Ch 5 Analyzing and Interpreting Financial Statements</w:t>
+              <w:t>Ch 8 – Reporting and Analyzing Long-Term Operating Assets</w:t>
             </w:r>
           </w:p>
         </w:tc>
@@ -6919,45 +6826,51 @@
             </w:pPr>
             <w:r>
               <w:rPr>
+                <w:rFonts w:ascii="Calibri" w:hAnsi="Calibri" w:cs="Calibri"/>
+              </w:rPr>
+              <w:t>1</w:t>
+            </w:r>
+            <w:r>
+              <w:rPr>
+                <w:rFonts w:ascii="Calibri" w:hAnsi="Calibri" w:cs="Calibri"/>
+                <w:lang w:eastAsia="ko-KR"/>
+              </w:rPr>
+              <w:t>4</w:t>
+            </w:r>
+          </w:p>
+        </w:tc>
+        <w:tc>
+          <w:tcPr>
+            <w:tcW w:w="1123" w:type="dxa"/>
+            <w:noWrap/>
+            <w:vAlign w:val="center"/>
+          </w:tcPr>
+          <w:p>
+            <w:pPr>
+              <w:jc w:val="center"/>
+              <w:rPr>
                 <w:rFonts w:ascii="Calibri" w:eastAsia="Times New Roman" w:hAnsi="Calibri" w:cs="Calibri"/>
                 <w:lang w:eastAsia="ja-JP"/>
               </w:rPr>
-              <w:t>10</w:t>
-            </w:r>
-          </w:p>
-        </w:tc>
-        <w:tc>
-          <w:tcPr>
-            <w:tcW w:w="1123" w:type="dxa"/>
-            <w:noWrap/>
-            <w:vAlign w:val="center"/>
-          </w:tcPr>
-          <w:p>
-            <w:pPr>
-              <w:jc w:val="center"/>
-              <w:rPr>
-                <w:rFonts w:ascii="Calibri" w:eastAsia="Times New Roman" w:hAnsi="Calibri" w:cs="Calibri"/>
-                <w:lang w:eastAsia="ja-JP"/>
-              </w:rPr>
             </w:pPr>
             <w:r>
               <w:rPr>
                 <w:rFonts w:ascii="Calibri" w:hAnsi="Calibri" w:cs="Calibri"/>
                 <w:lang w:eastAsia="ko-KR"/>
               </w:rPr>
-              <w:t>8/15</w:t>
+              <w:t xml:space="preserve">8/20 </w:t>
             </w:r>
             <w:r>
               <w:rPr>
                 <w:rFonts w:ascii="Calibri" w:hAnsi="Calibri" w:cs="Calibri"/>
               </w:rPr>
-              <w:t xml:space="preserve"> (</w:t>
+              <w:t>(</w:t>
             </w:r>
             <w:r>
               <w:rPr>
                 <w:rFonts w:ascii="Calibri" w:eastAsia="Malgun Gothic" w:hAnsi="Calibri" w:cs="Calibri"/>
               </w:rPr>
-              <w:t>토</w:t>
+              <w:t>목</w:t>
             </w:r>
             <w:r>
               <w:rPr>
@@ -6974,6 +6887,12 @@
           </w:tcPr>
           <w:p>
             <w:pPr>
+              <w:pStyle w:val="ListParagraph"/>
+              <w:numPr>
+                <w:ilvl w:val="0"/>
+                <w:numId w:val="10"/>
+              </w:numPr>
+              <w:contextualSpacing/>
               <w:rPr>
                 <w:rFonts w:ascii="Calibri" w:eastAsia="Malgun Gothic" w:hAnsi="Calibri" w:cs="Calibri"/>
                 <w:lang w:eastAsia="ko-KR"/>
@@ -6984,7 +6903,88 @@
                 <w:rFonts w:ascii="Calibri" w:eastAsia="Malgun Gothic" w:hAnsi="Calibri" w:cs="Calibri"/>
                 <w:lang w:eastAsia="ko-KR"/>
               </w:rPr>
-              <w:t>Ch 8 – Reporting and Analyzing Long-Term Operating Assets</w:t>
+              <w:t xml:space="preserve">Ch </w:t>
+            </w:r>
+            <w:proofErr w:type="gramStart"/>
+            <w:r>
+              <w:rPr>
+                <w:rFonts w:ascii="Calibri" w:eastAsia="Malgun Gothic" w:hAnsi="Calibri" w:cs="Calibri"/>
+                <w:lang w:eastAsia="ko-KR"/>
+              </w:rPr>
+              <w:t>9  Reporting</w:t>
+            </w:r>
+            <w:proofErr w:type="gramEnd"/>
+            <w:r>
+              <w:rPr>
+                <w:rFonts w:ascii="Calibri" w:eastAsia="Malgun Gothic" w:hAnsi="Calibri" w:cs="Calibri"/>
+                <w:lang w:eastAsia="ko-KR"/>
+              </w:rPr>
+              <w:t xml:space="preserve"> and Analyzing Liabilities</w:t>
+            </w:r>
+          </w:p>
+          <w:p>
+            <w:pPr>
+              <w:pStyle w:val="ListParagraph"/>
+              <w:numPr>
+                <w:ilvl w:val="0"/>
+                <w:numId w:val="10"/>
+              </w:numPr>
+              <w:contextualSpacing/>
+              <w:rPr>
+                <w:rFonts w:ascii="Calibri" w:eastAsia="Malgun Gothic" w:hAnsi="Calibri" w:cs="Calibri"/>
+                <w:lang w:eastAsia="ko-KR"/>
+              </w:rPr>
+            </w:pPr>
+            <w:r>
+              <w:rPr>
+                <w:rFonts w:ascii="Calibri" w:eastAsia="Malgun Gothic" w:hAnsi="Calibri" w:cs="Calibri"/>
+                <w:lang w:eastAsia="ko-KR"/>
+              </w:rPr>
+              <w:t xml:space="preserve">Ch 10 Reporting Income </w:t>
+            </w:r>
+            <w:proofErr w:type="gramStart"/>
+            <w:r>
+              <w:rPr>
+                <w:rFonts w:ascii="Calibri" w:eastAsia="Malgun Gothic" w:hAnsi="Calibri" w:cs="Calibri"/>
+                <w:lang w:eastAsia="ko-KR"/>
+              </w:rPr>
+              <w:t xml:space="preserve">Taxes </w:t>
+            </w:r>
+            <w:r>
+              <w:rPr>
+                <w:rFonts w:ascii="Calibri" w:eastAsia="Malgun Gothic" w:hAnsi="Calibri" w:cs="Calibri" w:hint="eastAsia"/>
+                <w:lang w:eastAsia="ko-KR"/>
+              </w:rPr>
+              <w:t xml:space="preserve"> &amp;</w:t>
+            </w:r>
+            <w:proofErr w:type="gramEnd"/>
+            <w:r>
+              <w:rPr>
+                <w:rFonts w:ascii="Calibri" w:eastAsia="Malgun Gothic" w:hAnsi="Calibri" w:cs="Calibri"/>
+                <w:lang w:eastAsia="ko-KR"/>
+              </w:rPr>
+              <w:t xml:space="preserve">Commitments and Contingencies </w:t>
+            </w:r>
+          </w:p>
+          <w:p>
+            <w:pPr>
+              <w:pStyle w:val="ListParagraph"/>
+              <w:numPr>
+                <w:ilvl w:val="0"/>
+                <w:numId w:val="10"/>
+              </w:numPr>
+              <w:contextualSpacing/>
+              <w:rPr>
+                <w:rFonts w:ascii="Calibri" w:eastAsia="Malgun Gothic" w:hAnsi="Calibri" w:cs="Calibri"/>
+                <w:lang w:eastAsia="ko-KR"/>
+              </w:rPr>
+            </w:pPr>
+            <w:r>
+              <w:rPr>
+                <w:rFonts w:ascii="Calibri" w:eastAsia="Malgun Gothic" w:hAnsi="Calibri" w:cs="Calibri" w:hint="eastAsia"/>
+                <w:lang w:eastAsia="ko-KR"/>
+              </w:rPr>
+              <w:t>Course Review</w:t>
             </w:r>
           </w:p>
         </w:tc>
@@ -7006,7 +7006,7 @@
       </w:tr>
       <w:tr>
         <w:trPr>
-          <w:trHeight w:val="1061"/>
+          <w:trHeight w:val="512"/>
           <w:jc w:val="center"/>
         </w:trPr>
         <w:tc>
@@ -7025,17 +7025,10 @@
             </w:pPr>
             <w:r>
               <w:rPr>
-                <w:rFonts w:ascii="Calibri" w:hAnsi="Calibri" w:cs="Calibri"/>
-                <w:lang w:eastAsia="ko-KR"/>
-              </w:rPr>
-              <w:t>1</w:t>
-            </w:r>
-            <w:r>
-              <w:rPr>
-                <w:rFonts w:ascii="Calibri" w:hAnsi="Calibri" w:cs="Calibri"/>
-                <w:lang w:eastAsia="ko-KR"/>
-              </w:rPr>
-              <w:t>1</w:t>
+                <w:rFonts w:ascii="Calibri" w:eastAsia="Malgun Gothic" w:hAnsi="Calibri" w:cs="Calibri" w:hint="eastAsia"/>
+                <w:lang w:eastAsia="ko-KR"/>
+              </w:rPr>
+              <w:t>15</w:t>
             </w:r>
           </w:p>
         </w:tc>
@@ -7058,7 +7051,7 @@
                 <w:rFonts w:ascii="Calibri" w:hAnsi="Calibri" w:cs="Calibri"/>
                 <w:lang w:eastAsia="ko-KR"/>
               </w:rPr>
-              <w:t>8/15</w:t>
+              <w:t>8/22</w:t>
             </w:r>
             <w:r>
               <w:rPr>
@@ -7097,38 +7090,7 @@
                 <w:rFonts w:ascii="Calibri" w:eastAsia="Malgun Gothic" w:hAnsi="Calibri" w:cs="Calibri"/>
                 <w:lang w:eastAsia="ko-KR"/>
               </w:rPr>
-              <w:t xml:space="preserve">Ch </w:t>
-            </w:r>
-            <w:proofErr w:type="gramStart"/>
-            <w:r>
-              <w:rPr>
-                <w:rFonts w:ascii="Calibri" w:eastAsia="Malgun Gothic" w:hAnsi="Calibri" w:cs="Calibri"/>
-                <w:lang w:eastAsia="ko-KR"/>
-              </w:rPr>
-              <w:t>9  Reporting</w:t>
-            </w:r>
-            <w:proofErr w:type="gramEnd"/>
-            <w:r>
-              <w:rPr>
-                <w:rFonts w:ascii="Calibri" w:eastAsia="Malgun Gothic" w:hAnsi="Calibri" w:cs="Calibri"/>
-                <w:lang w:eastAsia="ko-KR"/>
-              </w:rPr>
-              <w:t xml:space="preserve"> and Analyzing Liabilities</w:t>
-            </w:r>
-          </w:p>
-          <w:p>
-            <w:pPr>
-              <w:rPr>
-                <w:rFonts w:ascii="Calibri" w:eastAsia="Malgun Gothic" w:hAnsi="Calibri" w:cs="Calibri"/>
-                <w:lang w:eastAsia="ko-KR"/>
-              </w:rPr>
-            </w:pPr>
-            <w:r>
-              <w:rPr>
-                <w:rFonts w:ascii="Calibri" w:eastAsia="Malgun Gothic" w:hAnsi="Calibri" w:cs="Calibri"/>
-                <w:lang w:eastAsia="ko-KR"/>
-              </w:rPr>
-              <w:t xml:space="preserve">Ch 10 Reporting Income Taxes and Commitments and Contingencies </w:t>
+              <w:t>Ch 11 – Reporting and Analyzing Stockholders’ Equity</w:t>
             </w:r>
           </w:p>
         </w:tc>
@@ -7156,391 +7118,25 @@
         <w:tc>
           <w:tcPr>
             <w:tcW w:w="942" w:type="dxa"/>
-            <w:noWrap/>
-            <w:vAlign w:val="center"/>
-          </w:tcPr>
-          <w:p>
-            <w:pPr>
-              <w:jc w:val="center"/>
-              <w:rPr>
-                <w:rFonts w:ascii="Calibri" w:eastAsia="Times New Roman" w:hAnsi="Calibri" w:cs="Calibri"/>
-                <w:lang w:eastAsia="ja-JP"/>
-              </w:rPr>
-            </w:pPr>
-            <w:r>
-              <w:rPr>
-                <w:rFonts w:ascii="Calibri" w:hAnsi="Calibri" w:cs="Calibri"/>
-                <w:lang w:eastAsia="ko-KR"/>
-              </w:rPr>
-              <w:t>1</w:t>
-            </w:r>
-            <w:r>
-              <w:rPr>
-                <w:rFonts w:ascii="Calibri" w:hAnsi="Calibri" w:cs="Calibri"/>
-                <w:lang w:eastAsia="ko-KR"/>
-              </w:rPr>
-              <w:t>2</w:t>
-            </w:r>
-          </w:p>
-        </w:tc>
-        <w:tc>
-          <w:tcPr>
-            <w:tcW w:w="1123" w:type="dxa"/>
-            <w:noWrap/>
-            <w:vAlign w:val="center"/>
-          </w:tcPr>
-          <w:p>
-            <w:pPr>
-              <w:jc w:val="center"/>
-              <w:rPr>
-                <w:rFonts w:ascii="Calibri" w:eastAsia="Times New Roman" w:hAnsi="Calibri" w:cs="Calibri"/>
-                <w:lang w:eastAsia="ja-JP"/>
-              </w:rPr>
-            </w:pPr>
-            <w:r>
-              <w:rPr>
-                <w:rFonts w:ascii="Calibri" w:hAnsi="Calibri" w:cs="Calibri"/>
-                <w:lang w:eastAsia="ko-KR"/>
-              </w:rPr>
-              <w:t xml:space="preserve">8/18 </w:t>
-            </w:r>
-            <w:r>
-              <w:rPr>
-                <w:rFonts w:ascii="Calibri" w:hAnsi="Calibri" w:cs="Calibri"/>
-              </w:rPr>
-              <w:t>(</w:t>
-            </w:r>
-            <w:r>
-              <w:rPr>
-                <w:rFonts w:ascii="Calibri" w:eastAsia="Malgun Gothic" w:hAnsi="Calibri" w:cs="Calibri"/>
-              </w:rPr>
-              <w:t>화</w:t>
-            </w:r>
-            <w:r>
-              <w:rPr>
-                <w:rFonts w:ascii="Calibri" w:hAnsi="Calibri" w:cs="Calibri"/>
-              </w:rPr>
-              <w:t>)</w:t>
-            </w:r>
-          </w:p>
-        </w:tc>
-        <w:tc>
-          <w:tcPr>
-            <w:tcW w:w="6510" w:type="dxa"/>
-            <w:vAlign w:val="center"/>
-          </w:tcPr>
-          <w:p>
-            <w:pPr>
-              <w:rPr>
-                <w:rFonts w:ascii="Calibri" w:eastAsia="Malgun Gothic" w:hAnsi="Calibri" w:cs="Calibri"/>
-                <w:lang w:eastAsia="ko-KR"/>
-              </w:rPr>
-            </w:pPr>
-            <w:r>
-              <w:rPr>
-                <w:rFonts w:ascii="Calibri" w:eastAsia="Malgun Gothic" w:hAnsi="Calibri" w:cs="Calibri"/>
-                <w:lang w:eastAsia="ko-KR"/>
-              </w:rPr>
-              <w:t>Ch 11 – Reporting and Analyzing Stockholders’ Equity</w:t>
-            </w:r>
-          </w:p>
-        </w:tc>
-        <w:tc>
-          <w:tcPr>
-            <w:tcW w:w="1457" w:type="dxa"/>
-            <w:noWrap/>
-            <w:vAlign w:val="bottom"/>
-          </w:tcPr>
-          <w:p>
-            <w:pPr>
-              <w:rPr>
-                <w:rFonts w:ascii="Calibri" w:eastAsia="Times New Roman" w:hAnsi="Calibri" w:cs="Calibri"/>
-                <w:lang w:eastAsia="ja-JP"/>
-              </w:rPr>
-            </w:pPr>
-            <w:r>
-              <w:rPr>
-                <w:rFonts w:ascii="Calibri" w:eastAsia="Malgun Gothic" w:hAnsi="Calibri" w:cs="Calibri"/>
-                <w:lang w:eastAsia="ko-KR"/>
-              </w:rPr>
-              <w:t xml:space="preserve">Ch </w:t>
-            </w:r>
-            <w:r>
-              <w:rPr>
-                <w:rFonts w:ascii="Calibri" w:eastAsia="Malgun Gothic" w:hAnsi="Calibri" w:cs="Calibri"/>
-                <w:lang w:eastAsia="ko-KR"/>
-              </w:rPr>
-              <w:t>5,</w:t>
-            </w:r>
-            <w:r>
-              <w:rPr>
-                <w:rFonts w:ascii="Calibri" w:eastAsia="Malgun Gothic" w:hAnsi="Calibri" w:cs="Calibri"/>
-                <w:lang w:eastAsia="ko-KR"/>
-              </w:rPr>
-              <w:t>8,9,10,</w:t>
-            </w:r>
-            <w:r>
-              <w:rPr>
-                <w:rFonts w:ascii="Calibri" w:eastAsia="Malgun Gothic" w:hAnsi="Calibri" w:cs="Calibri"/>
-                <w:lang w:eastAsia="ko-KR"/>
-              </w:rPr>
-              <w:t xml:space="preserve"> &amp; </w:t>
-            </w:r>
-            <w:r>
-              <w:rPr>
-                <w:rFonts w:ascii="Calibri" w:eastAsia="Malgun Gothic" w:hAnsi="Calibri" w:cs="Calibri"/>
-                <w:lang w:eastAsia="ko-KR"/>
-              </w:rPr>
-              <w:t>11</w:t>
-            </w:r>
-          </w:p>
-        </w:tc>
-      </w:tr>
-      <w:tr>
-        <w:trPr>
-          <w:trHeight w:val="620"/>
-          <w:jc w:val="center"/>
-        </w:trPr>
-        <w:tc>
-          <w:tcPr>
-            <w:tcW w:w="942" w:type="dxa"/>
-            <w:noWrap/>
-            <w:vAlign w:val="center"/>
-          </w:tcPr>
-          <w:p>
-            <w:pPr>
-              <w:jc w:val="center"/>
-              <w:rPr>
-                <w:rFonts w:ascii="Calibri" w:hAnsi="Calibri" w:cs="Calibri"/>
-                <w:lang w:eastAsia="ko-KR"/>
-              </w:rPr>
-            </w:pPr>
-            <w:r>
-              <w:rPr>
-                <w:rFonts w:ascii="Calibri" w:hAnsi="Calibri" w:cs="Calibri"/>
-              </w:rPr>
-              <w:t>1</w:t>
-            </w:r>
-            <w:r>
-              <w:rPr>
-                <w:rFonts w:ascii="Calibri" w:hAnsi="Calibri" w:cs="Calibri"/>
-              </w:rPr>
-              <w:t>3</w:t>
-            </w:r>
-          </w:p>
-        </w:tc>
-        <w:tc>
-          <w:tcPr>
-            <w:tcW w:w="1123" w:type="dxa"/>
-            <w:noWrap/>
-            <w:vAlign w:val="center"/>
-          </w:tcPr>
-          <w:p>
-            <w:pPr>
-              <w:jc w:val="center"/>
-              <w:rPr>
-                <w:rFonts w:ascii="Calibri" w:hAnsi="Calibri" w:cs="Calibri"/>
-                <w:lang w:eastAsia="ko-KR"/>
-              </w:rPr>
-            </w:pPr>
-            <w:r>
-              <w:rPr>
-                <w:rFonts w:ascii="Calibri" w:hAnsi="Calibri" w:cs="Calibri"/>
-                <w:lang w:eastAsia="ko-KR"/>
-              </w:rPr>
-              <w:t xml:space="preserve">8/20 </w:t>
-            </w:r>
-            <w:r>
-              <w:rPr>
-                <w:rFonts w:ascii="Calibri" w:hAnsi="Calibri" w:cs="Calibri"/>
-              </w:rPr>
-              <w:t>(</w:t>
-            </w:r>
-            <w:r>
-              <w:rPr>
-                <w:rFonts w:ascii="Calibri" w:eastAsia="Malgun Gothic" w:hAnsi="Calibri" w:cs="Calibri"/>
-              </w:rPr>
-              <w:t>목</w:t>
-            </w:r>
-            <w:r>
-              <w:rPr>
-                <w:rFonts w:ascii="Calibri" w:hAnsi="Calibri" w:cs="Calibri"/>
-              </w:rPr>
-              <w:t>)</w:t>
-            </w:r>
-          </w:p>
-        </w:tc>
-        <w:tc>
-          <w:tcPr>
-            <w:tcW w:w="6510" w:type="dxa"/>
-            <w:vAlign w:val="center"/>
-          </w:tcPr>
-          <w:p>
-            <w:pPr>
-              <w:rPr>
-                <w:rFonts w:ascii="Calibri" w:eastAsia="Malgun Gothic" w:hAnsi="Calibri" w:cs="Calibri"/>
-                <w:lang w:eastAsia="ko-KR"/>
-              </w:rPr>
-            </w:pPr>
-            <w:r>
-              <w:rPr>
-                <w:rFonts w:ascii="Calibri" w:eastAsia="Malgun Gothic" w:hAnsi="Calibri" w:cs="Calibri"/>
-                <w:lang w:eastAsia="ko-KR"/>
-              </w:rPr>
-              <w:t>Ch 12 - Reporting and analyzing Financial Investments</w:t>
-            </w:r>
-          </w:p>
-        </w:tc>
-        <w:tc>
-          <w:tcPr>
-            <w:tcW w:w="1457" w:type="dxa"/>
-            <w:noWrap/>
-            <w:vAlign w:val="bottom"/>
-          </w:tcPr>
-          <w:p>
-            <w:pPr>
-              <w:rPr>
-                <w:rFonts w:ascii="Calibri" w:eastAsia="Malgun Gothic" w:hAnsi="Calibri" w:cs="Calibri"/>
-                <w:lang w:eastAsia="ko-KR"/>
-              </w:rPr>
-            </w:pPr>
-          </w:p>
-        </w:tc>
-      </w:tr>
-      <w:tr>
-        <w:trPr>
-          <w:trHeight w:val="1061"/>
-          <w:jc w:val="center"/>
-        </w:trPr>
-        <w:tc>
-          <w:tcPr>
-            <w:tcW w:w="942" w:type="dxa"/>
-            <w:noWrap/>
-            <w:vAlign w:val="center"/>
-          </w:tcPr>
-          <w:p>
-            <w:pPr>
-              <w:jc w:val="center"/>
-              <w:rPr>
-                <w:rFonts w:ascii="Calibri" w:eastAsia="Times New Roman" w:hAnsi="Calibri" w:cs="Calibri"/>
-                <w:lang w:eastAsia="ja-JP"/>
-              </w:rPr>
-            </w:pPr>
-            <w:r>
-              <w:rPr>
-                <w:rFonts w:ascii="Calibri" w:hAnsi="Calibri" w:cs="Calibri"/>
-                <w:lang w:eastAsia="ko-KR"/>
-              </w:rPr>
-              <w:t>1</w:t>
-            </w:r>
-            <w:r>
-              <w:rPr>
-                <w:rFonts w:ascii="Calibri" w:hAnsi="Calibri" w:cs="Calibri"/>
-                <w:lang w:eastAsia="ko-KR"/>
-              </w:rPr>
-              <w:t>4</w:t>
-            </w:r>
-          </w:p>
-        </w:tc>
-        <w:tc>
-          <w:tcPr>
-            <w:tcW w:w="1123" w:type="dxa"/>
-            <w:noWrap/>
-            <w:vAlign w:val="center"/>
-          </w:tcPr>
-          <w:p>
-            <w:pPr>
-              <w:jc w:val="center"/>
-              <w:rPr>
-                <w:rFonts w:ascii="Calibri" w:eastAsia="Times New Roman" w:hAnsi="Calibri" w:cs="Calibri"/>
-                <w:lang w:eastAsia="ja-JP"/>
-              </w:rPr>
-            </w:pPr>
-            <w:r>
-              <w:rPr>
-                <w:rFonts w:ascii="Calibri" w:hAnsi="Calibri" w:cs="Calibri"/>
-                <w:lang w:eastAsia="ko-KR"/>
-              </w:rPr>
-              <w:t>8/22</w:t>
-            </w:r>
-            <w:r>
-              <w:rPr>
-                <w:rFonts w:ascii="Calibri" w:hAnsi="Calibri" w:cs="Calibri"/>
-              </w:rPr>
-              <w:t xml:space="preserve"> (</w:t>
-            </w:r>
-            <w:r>
-              <w:rPr>
-                <w:rFonts w:ascii="Calibri" w:eastAsia="Malgun Gothic" w:hAnsi="Calibri" w:cs="Calibri"/>
-              </w:rPr>
-              <w:t>토</w:t>
-            </w:r>
-            <w:r>
-              <w:rPr>
-                <w:rFonts w:ascii="Calibri" w:hAnsi="Calibri" w:cs="Calibri"/>
-              </w:rPr>
-              <w:t>)</w:t>
-            </w:r>
-          </w:p>
-        </w:tc>
-        <w:tc>
-          <w:tcPr>
-            <w:tcW w:w="6510" w:type="dxa"/>
-            <w:vAlign w:val="center"/>
-          </w:tcPr>
-          <w:p>
-            <w:pPr>
-              <w:rPr>
-                <w:rFonts w:ascii="Calibri" w:eastAsia="Malgun Gothic" w:hAnsi="Calibri" w:cs="Calibri"/>
-                <w:lang w:eastAsia="ko-KR"/>
-              </w:rPr>
-            </w:pPr>
-            <w:r>
-              <w:rPr>
-                <w:rFonts w:ascii="Calibri" w:eastAsia="Malgun Gothic" w:hAnsi="Calibri" w:cs="Calibri"/>
-                <w:lang w:eastAsia="ko-KR"/>
-              </w:rPr>
-              <w:t>Special Topics – Blockchain and Crypto Assets (Bitcoin): Introduction to blockchain technology, cryptocurrency fundamentals, and accounting considerations for digital assets.</w:t>
-            </w:r>
-          </w:p>
-        </w:tc>
-        <w:tc>
-          <w:tcPr>
-            <w:tcW w:w="1457" w:type="dxa"/>
-            <w:noWrap/>
-            <w:vAlign w:val="bottom"/>
-          </w:tcPr>
-          <w:p>
-            <w:pPr>
-              <w:rPr>
-                <w:rFonts w:ascii="Calibri" w:eastAsia="Times New Roman" w:hAnsi="Calibri" w:cs="Calibri"/>
-                <w:lang w:eastAsia="ja-JP"/>
-              </w:rPr>
-            </w:pPr>
-          </w:p>
-        </w:tc>
-      </w:tr>
-      <w:tr>
-        <w:trPr>
-          <w:trHeight w:val="629"/>
-          <w:jc w:val="center"/>
-        </w:trPr>
-        <w:tc>
-          <w:tcPr>
-            <w:tcW w:w="942" w:type="dxa"/>
             <w:shd w:val="clear" w:color="auto" w:fill="D9F2D0" w:themeFill="accent6" w:themeFillTint="33"/>
             <w:noWrap/>
             <w:vAlign w:val="center"/>
-            <w:hideMark/>
           </w:tcPr>
           <w:p>
             <w:pPr>
               <w:jc w:val="center"/>
               <w:rPr>
-                <w:rFonts w:ascii="Calibri" w:eastAsia="Times New Roman" w:hAnsi="Calibri" w:cs="Calibri"/>
-                <w:lang w:eastAsia="ja-JP"/>
-              </w:rPr>
-            </w:pPr>
+                <w:rFonts w:ascii="Calibri" w:eastAsia="Malgun Gothic" w:hAnsi="Calibri" w:cs="Calibri"/>
+                <w:lang w:eastAsia="ko-KR"/>
+              </w:rPr>
+            </w:pPr>
+            <w:r>
+              <w:rPr>
+                <w:rFonts w:ascii="Calibri" w:hAnsi="Calibri" w:cs="Calibri" w:hint="eastAsia"/>
+                <w:lang w:eastAsia="ko-KR"/>
+              </w:rPr>
+              <w:t>16</w:t>
+            </w:r>
           </w:p>
         </w:tc>
         <w:tc>
@@ -7549,14 +7145,13 @@
             <w:shd w:val="clear" w:color="auto" w:fill="D9F2D0" w:themeFill="accent6" w:themeFillTint="33"/>
             <w:noWrap/>
             <w:vAlign w:val="center"/>
-            <w:hideMark/>
           </w:tcPr>
           <w:p>
             <w:pPr>
               <w:jc w:val="center"/>
               <w:rPr>
-                <w:rFonts w:ascii="Calibri" w:eastAsia="Malgun Gothic" w:hAnsi="Calibri" w:cs="Calibri"/>
-                <w:lang w:eastAsia="ko-KR"/>
+                <w:rFonts w:ascii="Calibri" w:eastAsia="Times New Roman" w:hAnsi="Calibri" w:cs="Calibri"/>
+                <w:lang w:eastAsia="ja-JP"/>
               </w:rPr>
             </w:pPr>
             <w:r>
@@ -7594,39 +7189,17 @@
           </w:tcPr>
           <w:p>
             <w:pPr>
-              <w:jc w:val="center"/>
-              <w:rPr>
-                <w:rFonts w:ascii="Calibri" w:eastAsia="Times New Roman" w:hAnsi="Calibri" w:cs="Calibri"/>
-                <w:lang w:eastAsia="ko-KR"/>
-              </w:rPr>
-            </w:pPr>
-            <w:r>
-              <w:rPr>
-                <w:rFonts w:ascii="Calibri" w:hAnsi="Calibri" w:cs="Calibri"/>
-                <w:lang w:eastAsia="ko-KR"/>
-              </w:rPr>
-              <w:t>Exam 2 (Ch 8, 9, 10</w:t>
-            </w:r>
-            <w:r>
-              <w:rPr>
-                <w:rFonts w:ascii="Calibri" w:hAnsi="Calibri" w:cs="Calibri" w:hint="eastAsia"/>
-                <w:lang w:eastAsia="ko-KR"/>
-              </w:rPr>
-              <w:t xml:space="preserve"> &amp; </w:t>
-            </w:r>
-            <w:r>
-              <w:rPr>
-                <w:rFonts w:ascii="Calibri" w:hAnsi="Calibri" w:cs="Calibri"/>
-                <w:lang w:eastAsia="ko-KR"/>
-              </w:rPr>
-              <w:t>11)</w:t>
-            </w:r>
-            <w:r>
-              <w:rPr>
-                <w:rFonts w:ascii="Calibri" w:hAnsi="Calibri" w:cs="Calibri" w:hint="eastAsia"/>
-                <w:lang w:eastAsia="ko-KR"/>
-              </w:rPr>
-              <w:t xml:space="preserve"> &amp; excludes Chapter 12</w:t>
+              <w:rPr>
+                <w:rFonts w:ascii="Calibri" w:eastAsia="Malgun Gothic" w:hAnsi="Calibri" w:cs="Calibri"/>
+                <w:lang w:eastAsia="ko-KR"/>
+              </w:rPr>
+            </w:pPr>
+            <w:r>
+              <w:rPr>
+                <w:rFonts w:ascii="Calibri" w:eastAsia="Malgun Gothic" w:hAnsi="Calibri" w:cs="Calibri" w:hint="eastAsia"/>
+                <w:lang w:eastAsia="ko-KR"/>
+              </w:rPr>
+              <w:t>Ch 0, 1,2,3,4,5,6,7 and 8 (excludes Ch 9, 10 &amp; 11)</w:t>
             </w:r>
           </w:p>
         </w:tc>
@@ -7636,7 +7209,6 @@
             <w:shd w:val="clear" w:color="auto" w:fill="D9F2D0" w:themeFill="accent6" w:themeFillTint="33"/>
             <w:noWrap/>
             <w:vAlign w:val="bottom"/>
-            <w:hideMark/>
           </w:tcPr>
           <w:p>
             <w:pPr>
@@ -8214,6 +7786,119 @@
     </w:lvl>
   </w:abstractNum>
   <w:abstractNum w:abstractNumId="5" w15:restartNumberingAfterBreak="0">
+    <w:nsid w:val="59CD4E83"/>
+    <w:multiLevelType w:val="hybridMultilevel"/>
+    <w:tmpl w:val="538CB2E4"/>
+    <w:lvl w:ilvl="0" w:tplc="04090001">
+      <w:start w:val="1"/>
+      <w:numFmt w:val="bullet"/>
+      <w:lvlText w:val=""/>
+      <w:lvlJc w:val="left"/>
+      <w:pPr>
+        <w:ind w:left="720" w:hanging="360"/>
+      </w:pPr>
+      <w:rPr>
+        <w:rFonts w:ascii="Symbol" w:hAnsi="Symbol" w:hint="default"/>
+      </w:rPr>
+    </w:lvl>
+    <w:lvl w:ilvl="1" w:tplc="04090003" w:tentative="1">
+      <w:start w:val="1"/>
+      <w:numFmt w:val="bullet"/>
+      <w:lvlText w:val="o"/>
+      <w:lvlJc w:val="left"/>
+      <w:pPr>
+        <w:ind w:left="1440" w:hanging="360"/>
+      </w:pPr>
+      <w:rPr>
+        <w:rFonts w:ascii="Courier New" w:hAnsi="Courier New" w:cs="Courier New" w:hint="default"/>
+      </w:rPr>
+    </w:lvl>
+    <w:lvl w:ilvl="2" w:tplc="04090005" w:tentative="1">
+      <w:start w:val="1"/>
+      <w:numFmt w:val="bullet"/>
+      <w:lvlText w:val=""/>
+      <w:lvlJc w:val="left"/>
+      <w:pPr>
+        <w:ind w:left="2160" w:hanging="360"/>
+      </w:pPr>
+      <w:rPr>
+        <w:rFonts w:ascii="Wingdings" w:hAnsi="Wingdings" w:hint="default"/>
+      </w:rPr>
+    </w:lvl>
+    <w:lvl w:ilvl="3" w:tplc="04090001" w:tentative="1">
+      <w:start w:val="1"/>
+      <w:numFmt w:val="bullet"/>
+      <w:lvlText w:val=""/>
+      <w:lvlJc w:val="left"/>
+      <w:pPr>
+        <w:ind w:left="2880" w:hanging="360"/>
+      </w:pPr>
+      <w:rPr>
+        <w:rFonts w:ascii="Symbol" w:hAnsi="Symbol" w:hint="default"/>
+      </w:rPr>
+    </w:lvl>
+    <w:lvl w:ilvl="4" w:tplc="04090003" w:tentative="1">
+      <w:start w:val="1"/>
+      <w:numFmt w:val="bullet"/>
+      <w:lvlText w:val="o"/>
+      <w:lvlJc w:val="left"/>
+      <w:pPr>
+        <w:ind w:left="3600" w:hanging="360"/>
+      </w:pPr>
+      <w:rPr>
+        <w:rFonts w:ascii="Courier New" w:hAnsi="Courier New" w:cs="Courier New" w:hint="default"/>
+      </w:rPr>
+    </w:lvl>
+    <w:lvl w:ilvl="5" w:tplc="04090005" w:tentative="1">
+      <w:start w:val="1"/>
+      <w:numFmt w:val="bullet"/>
+      <w:lvlText w:val=""/>
+      <w:lvlJc w:val="left"/>
+      <w:pPr>
+        <w:ind w:left="4320" w:hanging="360"/>
+      </w:pPr>
+      <w:rPr>
+        <w:rFonts w:ascii="Wingdings" w:hAnsi="Wingdings" w:hint="default"/>
+      </w:rPr>
+    </w:lvl>
+    <w:lvl w:ilvl="6" w:tplc="04090001" w:tentative="1">
+      <w:start w:val="1"/>
+      <w:numFmt w:val="bullet"/>
+      <w:lvlText w:val=""/>
+      <w:lvlJc w:val="left"/>
+      <w:pPr>
+        <w:ind w:left="5040" w:hanging="360"/>
+      </w:pPr>
+      <w:rPr>
+        <w:rFonts w:ascii="Symbol" w:hAnsi="Symbol" w:hint="default"/>
+      </w:rPr>
+    </w:lvl>
+    <w:lvl w:ilvl="7" w:tplc="04090003" w:tentative="1">
+      <w:start w:val="1"/>
+      <w:numFmt w:val="bullet"/>
+      <w:lvlText w:val="o"/>
+      <w:lvlJc w:val="left"/>
+      <w:pPr>
+        <w:ind w:left="5760" w:hanging="360"/>
+      </w:pPr>
+      <w:rPr>
+        <w:rFonts w:ascii="Courier New" w:hAnsi="Courier New" w:cs="Courier New" w:hint="default"/>
+      </w:rPr>
+    </w:lvl>
+    <w:lvl w:ilvl="8" w:tplc="04090005" w:tentative="1">
+      <w:start w:val="1"/>
+      <w:numFmt w:val="bullet"/>
+      <w:lvlText w:val=""/>
+      <w:lvlJc w:val="left"/>
+      <w:pPr>
+        <w:ind w:left="6480" w:hanging="360"/>
+      </w:pPr>
+      <w:rPr>
+        <w:rFonts w:ascii="Wingdings" w:hAnsi="Wingdings" w:hint="default"/>
+      </w:rPr>
+    </w:lvl>
+  </w:abstractNum>
+  <w:abstractNum w:abstractNumId="6" w15:restartNumberingAfterBreak="0">
     <w:nsid w:val="6102559F"/>
     <w:multiLevelType w:val="hybridMultilevel"/>
     <w:tmpl w:val="1C6A5E52"/>
@@ -8267,7 +7952,7 @@
       <w:lvlJc w:val="left"/>
     </w:lvl>
   </w:abstractNum>
-  <w:abstractNum w:abstractNumId="6" w15:restartNumberingAfterBreak="0">
+  <w:abstractNum w:abstractNumId="7" w15:restartNumberingAfterBreak="0">
     <w:nsid w:val="67D10934"/>
     <w:multiLevelType w:val="hybridMultilevel"/>
     <w:tmpl w:val="844E415A"/>
@@ -8380,7 +8065,7 @@
       </w:rPr>
     </w:lvl>
   </w:abstractNum>
-  <w:abstractNum w:abstractNumId="7" w15:restartNumberingAfterBreak="0">
+  <w:abstractNum w:abstractNumId="8" w15:restartNumberingAfterBreak="0">
     <w:nsid w:val="7A904C65"/>
     <w:multiLevelType w:val="hybridMultilevel"/>
     <w:tmpl w:val="1750BC10"/>
@@ -8500,13 +8185,13 @@
     </w:lvlOverride>
   </w:num>
   <w:num w:numId="2" w16cid:durableId="116261429">
-    <w:abstractNumId w:val="5"/>
+    <w:abstractNumId w:val="6"/>
     <w:lvlOverride w:ilvl="0">
       <w:startOverride w:val="1"/>
     </w:lvlOverride>
   </w:num>
   <w:num w:numId="3" w16cid:durableId="1607612988">
-    <w:abstractNumId w:val="5"/>
+    <w:abstractNumId w:val="6"/>
   </w:num>
   <w:num w:numId="4" w16cid:durableId="610286416">
     <w:abstractNumId w:val="2"/>
@@ -8515,7 +8200,7 @@
     <w:abstractNumId w:val="4"/>
   </w:num>
   <w:num w:numId="6" w16cid:durableId="1589969041">
-    <w:abstractNumId w:val="6"/>
+    <w:abstractNumId w:val="7"/>
   </w:num>
   <w:num w:numId="7" w16cid:durableId="482088087">
     <w:abstractNumId w:val="1"/>
@@ -8524,7 +8209,10 @@
     <w:abstractNumId w:val="0"/>
   </w:num>
   <w:num w:numId="9" w16cid:durableId="1124153030">
-    <w:abstractNumId w:val="7"/>
+    <w:abstractNumId w:val="8"/>
+  </w:num>
+  <w:num w:numId="10" w16cid:durableId="506477667">
+    <w:abstractNumId w:val="5"/>
   </w:num>
 </w:numbering>
 </file>
